--- a/使用手册.docx
+++ b/使用手册.docx
@@ -2,15 +2,44 @@
 <file path=word/document.xml><?xml version="1.0" encoding="utf-8"?>
 <w:document xmlns:wpc="http://schemas.microsoft.com/office/word/2010/wordprocessingCanvas" xmlns:mo="http://schemas.microsoft.com/office/mac/office/2008/main" xmlns:mc="http://schemas.openxmlformats.org/markup-compatibility/2006" xmlns:mv="urn:schemas-microsoft-com:mac:vml" xmlns:o="urn:schemas-microsoft-com:office:office" xmlns:r="http://schemas.openxmlformats.org/officeDocument/2006/relationships" xmlns:m="http://schemas.openxmlformats.org/officeDocument/2006/math" xmlns:v="urn:schemas-microsoft-com:vml" xmlns:wp14="http://schemas.microsoft.com/office/word/2010/wordprocessingDrawing" xmlns:wp="http://schemas.openxmlformats.org/drawingml/2006/wordprocessingDrawing" xmlns:w10="urn:schemas-microsoft-com:office:word" xmlns:w="http://schemas.openxmlformats.org/wordprocessingml/2006/main" xmlns:w14="http://schemas.microsoft.com/office/word/2010/wordml" xmlns:wpg="http://schemas.microsoft.com/office/word/2010/wordprocessingGroup" xmlns:wpi="http://schemas.microsoft.com/office/word/2010/wordprocessingInk" xmlns:wne="http://schemas.microsoft.com/office/word/2006/wordml" xmlns:wps="http://schemas.microsoft.com/office/word/2010/wordprocessingShape" mc:Ignorable="w14 wp14">
   <w:body>
-    <w:p/>
-    <w:p/>
-    <w:p/>
-    <w:p/>
-    <w:p/>
-    <w:p/>
     <w:p>
       <w:pPr>
-        <w:spacing w:after="240"/>
+        <w:spacing w:after="80"/>
+      </w:pPr>
+    </w:p>
+    <w:p>
+      <w:pPr>
+        <w:spacing w:after="80"/>
+      </w:pPr>
+    </w:p>
+    <w:p>
+      <w:pPr>
+        <w:spacing w:after="80"/>
+      </w:pPr>
+    </w:p>
+    <w:p>
+      <w:pPr>
+        <w:spacing w:after="80"/>
+      </w:pPr>
+    </w:p>
+    <w:p>
+      <w:pPr>
+        <w:spacing w:after="80"/>
+      </w:pPr>
+    </w:p>
+    <w:p>
+      <w:pPr>
+        <w:spacing w:after="80"/>
+      </w:pPr>
+    </w:p>
+    <w:p>
+      <w:pPr>
+        <w:spacing w:after="80"/>
+      </w:pPr>
+    </w:p>
+    <w:p>
+      <w:pPr>
+        <w:spacing w:after="80"/>
         <w:jc w:val="center"/>
       </w:pPr>
       <w:r>
@@ -18,14 +47,14 @@
           <w:rFonts w:ascii="微软雅黑" w:hAnsi="微软雅黑" w:eastAsia="微软雅黑"/>
           <w:b/>
           <w:color w:val="003366"/>
-          <w:sz w:val="72"/>
+          <w:sz w:val="64"/>
         </w:rPr>
         <w:t>Gas System</w:t>
       </w:r>
     </w:p>
     <w:p>
       <w:pPr>
-        <w:spacing w:after="480"/>
+        <w:spacing w:after="80"/>
         <w:jc w:val="center"/>
       </w:pPr>
       <w:r>
@@ -33,14 +62,19 @@
           <w:rFonts w:ascii="微软雅黑" w:hAnsi="微软雅黑" w:eastAsia="微软雅黑"/>
           <w:b w:val="0"/>
           <w:color w:val="505050"/>
-          <w:sz w:val="36"/>
+          <w:sz w:val="32"/>
         </w:rPr>
         <w:t>面向化工园区的多源废气智能治理系统</w:t>
       </w:r>
     </w:p>
     <w:p>
       <w:pPr>
-        <w:spacing w:after="960"/>
+        <w:spacing w:after="80"/>
+      </w:pPr>
+    </w:p>
+    <w:p>
+      <w:pPr>
+        <w:spacing w:after="80"/>
         <w:jc w:val="center"/>
       </w:pPr>
       <w:r>
@@ -50,27 +84,22 @@
           <w:color w:val="787878"/>
           <w:sz w:val="28"/>
         </w:rPr>
-        <w:t>— 使用手册 —</w:t>
+        <w:t>系统使用手册</w:t>
       </w:r>
     </w:p>
     <w:p>
       <w:pPr>
-        <w:spacing w:after="720"/>
-        <w:jc w:val="center"/>
+        <w:spacing w:after="80"/>
       </w:pPr>
-      <w:r>
-        <w:rPr>
-          <w:rFonts w:ascii="微软雅黑" w:hAnsi="微软雅黑" w:eastAsia="微软雅黑"/>
-          <w:b w:val="0"/>
-          <w:color w:val="646464"/>
-          <w:sz w:val="24"/>
-        </w:rPr>
-        <w:t>零基础可用 | 10分钟上手</w:t>
-      </w:r>
     </w:p>
     <w:p>
       <w:pPr>
-        <w:spacing w:after="120"/>
+        <w:spacing w:after="80"/>
+      </w:pPr>
+    </w:p>
+    <w:p>
+      <w:pPr>
+        <w:spacing w:after="80"/>
         <w:jc w:val="center"/>
       </w:pPr>
       <w:r>
@@ -80,7 +109,7 @@
           <w:color w:val="969696"/>
           <w:sz w:val="22"/>
         </w:rPr>
-        <w:t>版本 3.0 | 2026年6月</w:t>
+        <w:t>版本 3.1 | 2026年6月</w:t>
       </w:r>
     </w:p>
     <w:p>
@@ -93,12 +122,12 @@
         <w:pStyle w:val="Heading1"/>
       </w:pPr>
       <w:r>
-        <w:t>新手必读</w:t>
+        <w:t>1. 系统概述</w:t>
       </w:r>
     </w:p>
     <w:p>
       <w:pPr>
-        <w:spacing w:after="120"/>
+        <w:spacing w:after="80"/>
       </w:pPr>
       <w:r>
         <w:rPr>
@@ -106,169 +135,342 @@
           <w:b w:val="0"/>
           <w:sz w:val="22"/>
         </w:rPr>
-        <w:t>这份手册写给完全零基础的用户。你不需要懂编程知识，只要会：</w:t>
+        <w:t>Gas System 是一套面向化工园区的废气智能治理系统，集成多源数据融合、VOCs 浓度预测、可视化监控三大核心能力。</w:t>
       </w:r>
     </w:p>
     <w:p>
       <w:pPr>
-        <w:spacing w:after="120"/>
+        <w:spacing w:after="80"/>
       </w:pPr>
-      <w:r>
-        <w:rPr>
-          <w:rFonts w:ascii="微软雅黑" w:hAnsi="微软雅黑" w:eastAsia="微软雅黑"/>
-          <w:b w:val="0"/>
-          <w:sz w:val="22"/>
-        </w:rPr>
-        <w:t>① 用浏览器打开网页</w:t>
-      </w:r>
     </w:p>
     <w:p>
       <w:pPr>
-        <w:spacing w:after="120"/>
-      </w:pPr>
-      <w:r>
-        <w:rPr>
-          <w:rFonts w:ascii="微软雅黑" w:hAnsi="微软雅黑" w:eastAsia="微软雅黑"/>
-          <w:b w:val="0"/>
-          <w:sz w:val="22"/>
-        </w:rPr>
-        <w:t>② 在黑色命令窗口里复制粘贴文字</w:t>
-      </w:r>
-    </w:p>
-    <w:p>
-      <w:pPr>
-        <w:spacing w:after="120"/>
-      </w:pPr>
-      <w:r>
-        <w:rPr>
-          <w:rFonts w:ascii="微软雅黑" w:hAnsi="微软雅黑" w:eastAsia="微软雅黑"/>
-          <w:b w:val="0"/>
-          <w:sz w:val="22"/>
-        </w:rPr>
-        <w:t>③ 按回车键执行</w:t>
-      </w:r>
-    </w:p>
-    <w:p/>
-    <w:p>
-      <w:pPr>
-        <w:spacing w:after="120"/>
+        <w:spacing w:after="80"/>
       </w:pPr>
       <w:r>
         <w:rPr>
           <w:rFonts w:ascii="微软雅黑" w:hAnsi="微软雅黑" w:eastAsia="微软雅黑"/>
           <w:b/>
-          <w:color w:val="003366"/>
-          <w:sz w:val="28"/>
+          <w:sz w:val="22"/>
         </w:rPr>
-        <w:t>这个系统是做什么的？</w:t>
+        <w:t>核心模块：</w:t>
       </w:r>
+    </w:p>
+    <w:tbl>
+      <w:tblPr>
+        <w:tblStyle w:val="LightGrid-Accent1"/>
+        <w:tblW w:type="auto" w:w="0"/>
+        <w:tblLook w:firstColumn="1" w:firstRow="1" w:lastColumn="0" w:lastRow="0" w:noHBand="0" w:noVBand="1" w:val="04A0"/>
+      </w:tblPr>
+      <w:tblGrid>
+        <w:gridCol w:w="3022"/>
+        <w:gridCol w:w="3022"/>
+        <w:gridCol w:w="3022"/>
+      </w:tblGrid>
+      <w:tr>
+        <w:tc>
+          <w:tcPr>
+            <w:tcW w:type="dxa" w:w="3022"/>
+          </w:tcPr>
+          <w:p>
+            <w:r>
+              <w:rPr>
+                <w:rFonts w:ascii="微软雅黑" w:hAnsi="微软雅黑" w:eastAsia="微软雅黑"/>
+                <w:b/>
+                <w:sz w:val="20"/>
+              </w:rPr>
+              <w:t>模块</w:t>
+            </w:r>
+          </w:p>
+        </w:tc>
+        <w:tc>
+          <w:tcPr>
+            <w:tcW w:type="dxa" w:w="3022"/>
+          </w:tcPr>
+          <w:p>
+            <w:r>
+              <w:rPr>
+                <w:rFonts w:ascii="微软雅黑" w:hAnsi="微软雅黑" w:eastAsia="微软雅黑"/>
+                <w:b/>
+                <w:sz w:val="20"/>
+              </w:rPr>
+              <w:t>功能</w:t>
+            </w:r>
+          </w:p>
+        </w:tc>
+        <w:tc>
+          <w:tcPr>
+            <w:tcW w:type="dxa" w:w="3022"/>
+          </w:tcPr>
+          <w:p>
+            <w:r>
+              <w:rPr>
+                <w:rFonts w:ascii="微软雅黑" w:hAnsi="微软雅黑" w:eastAsia="微软雅黑"/>
+                <w:b/>
+                <w:sz w:val="20"/>
+              </w:rPr>
+              <w:t>技术实现</w:t>
+            </w:r>
+          </w:p>
+        </w:tc>
+      </w:tr>
+      <w:tr>
+        <w:tc>
+          <w:tcPr>
+            <w:tcW w:type="dxa" w:w="3022"/>
+          </w:tcPr>
+          <w:p>
+            <w:r>
+              <w:rPr>
+                <w:rFonts w:ascii="微软雅黑" w:hAnsi="微软雅黑" w:eastAsia="微软雅黑"/>
+                <w:sz w:val="20"/>
+              </w:rPr>
+              <w:t>数据融合</w:t>
+            </w:r>
+          </w:p>
+        </w:tc>
+        <w:tc>
+          <w:tcPr>
+            <w:tcW w:type="dxa" w:w="3022"/>
+          </w:tcPr>
+          <w:p>
+            <w:r>
+              <w:rPr>
+                <w:rFonts w:ascii="微软雅黑" w:hAnsi="微软雅黑" w:eastAsia="微软雅黑"/>
+                <w:sz w:val="20"/>
+              </w:rPr>
+              <w:t>多源异构数据接入、清洗、分钟级时序对齐、结构化存储</w:t>
+            </w:r>
+          </w:p>
+        </w:tc>
+        <w:tc>
+          <w:tcPr>
+            <w:tcW w:type="dxa" w:w="3022"/>
+          </w:tcPr>
+          <w:p>
+            <w:r>
+              <w:rPr>
+                <w:rFonts w:ascii="微软雅黑" w:hAnsi="微软雅黑" w:eastAsia="微软雅黑"/>
+                <w:sz w:val="20"/>
+              </w:rPr>
+              <w:t>Flask + PyMySQL + pandas</w:t>
+            </w:r>
+          </w:p>
+        </w:tc>
+      </w:tr>
+      <w:tr>
+        <w:tc>
+          <w:tcPr>
+            <w:tcW w:type="dxa" w:w="3022"/>
+          </w:tcPr>
+          <w:p>
+            <w:r>
+              <w:rPr>
+                <w:rFonts w:ascii="微软雅黑" w:hAnsi="微软雅黑" w:eastAsia="微软雅黑"/>
+                <w:sz w:val="20"/>
+              </w:rPr>
+              <w:t>VOCs 预测</w:t>
+            </w:r>
+          </w:p>
+        </w:tc>
+        <w:tc>
+          <w:tcPr>
+            <w:tcW w:type="dxa" w:w="3022"/>
+          </w:tcPr>
+          <w:p>
+            <w:r>
+              <w:rPr>
+                <w:rFonts w:ascii="微软雅黑" w:hAnsi="微软雅黑" w:eastAsia="微软雅黑"/>
+                <w:sz w:val="20"/>
+              </w:rPr>
+              <w:t>基于 LSTM 时序模型的未来 6 小时浓度趋势预测</w:t>
+            </w:r>
+          </w:p>
+        </w:tc>
+        <w:tc>
+          <w:tcPr>
+            <w:tcW w:type="dxa" w:w="3022"/>
+          </w:tcPr>
+          <w:p>
+            <w:r>
+              <w:rPr>
+                <w:rFonts w:ascii="微软雅黑" w:hAnsi="微软雅黑" w:eastAsia="微软雅黑"/>
+                <w:sz w:val="20"/>
+              </w:rPr>
+              <w:t>TensorFlow 2.21 + Keras</w:t>
+            </w:r>
+          </w:p>
+        </w:tc>
+      </w:tr>
+      <w:tr>
+        <w:tc>
+          <w:tcPr>
+            <w:tcW w:type="dxa" w:w="3022"/>
+          </w:tcPr>
+          <w:p>
+            <w:r>
+              <w:rPr>
+                <w:rFonts w:ascii="微软雅黑" w:hAnsi="微软雅黑" w:eastAsia="微软雅黑"/>
+                <w:sz w:val="20"/>
+              </w:rPr>
+              <w:t>预警引擎</w:t>
+            </w:r>
+          </w:p>
+        </w:tc>
+        <w:tc>
+          <w:tcPr>
+            <w:tcW w:type="dxa" w:w="3022"/>
+          </w:tcPr>
+          <w:p>
+            <w:r>
+              <w:rPr>
+                <w:rFonts w:ascii="微软雅黑" w:hAnsi="微软雅黑" w:eastAsia="微软雅黑"/>
+                <w:sz w:val="20"/>
+              </w:rPr>
+              <w:t>超标自动检测、三级分级告警、数据库持久化</w:t>
+            </w:r>
+          </w:p>
+        </w:tc>
+        <w:tc>
+          <w:tcPr>
+            <w:tcW w:type="dxa" w:w="3022"/>
+          </w:tcPr>
+          <w:p>
+            <w:r>
+              <w:rPr>
+                <w:rFonts w:ascii="微软雅黑" w:hAnsi="微软雅黑" w:eastAsia="微软雅黑"/>
+                <w:sz w:val="20"/>
+              </w:rPr>
+              <w:t>Flask + MySQL</w:t>
+            </w:r>
+          </w:p>
+        </w:tc>
+      </w:tr>
+      <w:tr>
+        <w:tc>
+          <w:tcPr>
+            <w:tcW w:type="dxa" w:w="3022"/>
+          </w:tcPr>
+          <w:p>
+            <w:r>
+              <w:rPr>
+                <w:rFonts w:ascii="微软雅黑" w:hAnsi="微软雅黑" w:eastAsia="微软雅黑"/>
+                <w:sz w:val="20"/>
+              </w:rPr>
+              <w:t>监控看板</w:t>
+            </w:r>
+          </w:p>
+        </w:tc>
+        <w:tc>
+          <w:tcPr>
+            <w:tcW w:type="dxa" w:w="3022"/>
+          </w:tcPr>
+          <w:p>
+            <w:r>
+              <w:rPr>
+                <w:rFonts w:ascii="微软雅黑" w:hAnsi="微软雅黑" w:eastAsia="微软雅黑"/>
+                <w:sz w:val="20"/>
+              </w:rPr>
+              <w:t>实时指标卡片、预测曲线图、预警列表一体化展示</w:t>
+            </w:r>
+          </w:p>
+        </w:tc>
+        <w:tc>
+          <w:tcPr>
+            <w:tcW w:type="dxa" w:w="3022"/>
+          </w:tcPr>
+          <w:p>
+            <w:r>
+              <w:rPr>
+                <w:rFonts w:ascii="微软雅黑" w:hAnsi="微软雅黑" w:eastAsia="微软雅黑"/>
+                <w:sz w:val="20"/>
+              </w:rPr>
+              <w:t>Vue 3 + ECharts + Nginx</w:t>
+            </w:r>
+          </w:p>
+        </w:tc>
+      </w:tr>
+      <w:tr>
+        <w:tc>
+          <w:tcPr>
+            <w:tcW w:type="dxa" w:w="3022"/>
+          </w:tcPr>
+          <w:p>
+            <w:r>
+              <w:rPr>
+                <w:rFonts w:ascii="微软雅黑" w:hAnsi="微软雅黑" w:eastAsia="微软雅黑"/>
+                <w:sz w:val="20"/>
+              </w:rPr>
+              <w:t>报告导出</w:t>
+            </w:r>
+          </w:p>
+        </w:tc>
+        <w:tc>
+          <w:tcPr>
+            <w:tcW w:type="dxa" w:w="3022"/>
+          </w:tcPr>
+          <w:p>
+            <w:r>
+              <w:rPr>
+                <w:rFonts w:ascii="微软雅黑" w:hAnsi="微软雅黑" w:eastAsia="微软雅黑"/>
+                <w:sz w:val="20"/>
+              </w:rPr>
+              <w:t>历史排放数据 CSV 导出</w:t>
+            </w:r>
+          </w:p>
+        </w:tc>
+        <w:tc>
+          <w:tcPr>
+            <w:tcW w:type="dxa" w:w="3022"/>
+          </w:tcPr>
+          <w:p>
+            <w:r>
+              <w:rPr>
+                <w:rFonts w:ascii="微软雅黑" w:hAnsi="微软雅黑" w:eastAsia="微软雅黑"/>
+                <w:sz w:val="20"/>
+              </w:rPr>
+              <w:t>Flask Response</w:t>
+            </w:r>
+          </w:p>
+        </w:tc>
+      </w:tr>
+    </w:tbl>
+    <w:p>
+      <w:pPr>
+        <w:spacing w:after="80"/>
+      </w:pPr>
     </w:p>
     <w:p>
       <w:pPr>
-        <w:spacing w:after="120"/>
-      </w:pPr>
-      <w:r>
-        <w:rPr>
-          <w:rFonts w:ascii="微软雅黑" w:hAnsi="微软雅黑" w:eastAsia="微软雅黑"/>
-          <w:b w:val="0"/>
-          <w:sz w:val="22"/>
-        </w:rPr>
-        <w:t>一句话概括：帮化工厂的环保管理人员预测废气会不会超标。系统会自动做三件事：</w:t>
-      </w:r>
-    </w:p>
-    <w:p>
-      <w:pPr>
-        <w:spacing w:after="120"/>
-      </w:pPr>
-      <w:r>
-        <w:rPr>
-          <w:rFonts w:ascii="微软雅黑" w:hAnsi="微软雅黑" w:eastAsia="微软雅黑"/>
-          <w:b w:val="0"/>
-          <w:sz w:val="22"/>
-        </w:rPr>
-        <w:t>收集数据 — 把废气浓度、天气、设备运转情况自动汇总到一起</w:t>
-      </w:r>
-    </w:p>
-    <w:p>
-      <w:pPr>
-        <w:spacing w:after="120"/>
-      </w:pPr>
-      <w:r>
-        <w:rPr>
-          <w:rFonts w:ascii="微软雅黑" w:hAnsi="微软雅黑" w:eastAsia="微软雅黑"/>
-          <w:b w:val="0"/>
-          <w:sz w:val="22"/>
-        </w:rPr>
-        <w:t>预测未来 — 告诉你接下来 6 小时废气浓度会不会超标</w:t>
-      </w:r>
-    </w:p>
-    <w:p>
-      <w:pPr>
-        <w:spacing w:after="120"/>
-      </w:pPr>
-      <w:r>
-        <w:rPr>
-          <w:rFonts w:ascii="微软雅黑" w:hAnsi="微软雅黑" w:eastAsia="微软雅黑"/>
-          <w:b w:val="0"/>
-          <w:sz w:val="22"/>
-        </w:rPr>
-        <w:t>弹窗报警 — 如果真的快超标了，马上弹出警告提醒你</w:t>
-      </w:r>
-    </w:p>
-    <w:p/>
-    <w:p>
-      <w:pPr>
-        <w:spacing w:after="120"/>
+        <w:spacing w:after="80"/>
       </w:pPr>
       <w:r>
         <w:rPr>
           <w:rFonts w:ascii="微软雅黑" w:hAnsi="微软雅黑" w:eastAsia="微软雅黑"/>
           <w:b/>
-          <w:color w:val="003366"/>
-          <w:sz w:val="28"/>
+          <w:sz w:val="22"/>
         </w:rPr>
-        <w:t>运行起来长什么样？</w:t>
+        <w:t>系统架构：四层结构，前后端分离，容器化部署。</w:t>
       </w:r>
     </w:p>
     <w:p>
       <w:pPr>
-        <w:spacing w:after="120"/>
+        <w:spacing w:before="80" w:after="80"/>
+        <w:ind w:left="340"/>
+        <w:shd w:val="clear" w:color="auto" w:fill="F0F0F0"/>
       </w:pPr>
       <w:r>
         <w:rPr>
-          <w:rFonts w:ascii="微软雅黑" w:hAnsi="微软雅黑" w:eastAsia="微软雅黑"/>
-          <w:b w:val="0"/>
-          <w:sz w:val="22"/>
+          <w:rFonts w:ascii="Consolas" w:hAnsi="Consolas"/>
+          <w:sz w:val="18"/>
         </w:rPr>
-        <w:t>最终你会看到这样一个网页：左侧有 4 个数据卡片（VOCs浓度、温度、湿度、风速），右侧上方是蓝黄相间的预测趋势图，右侧下方是预警列表。整体深色背景，类似数据大屏。</w:t>
-      </w:r>
-    </w:p>
-    <w:p/>
-    <w:p>
-      <w:pPr>
-        <w:spacing w:after="120"/>
-      </w:pPr>
-      <w:r>
-        <w:rPr>
-          <w:rFonts w:ascii="微软雅黑" w:hAnsi="微软雅黑" w:eastAsia="微软雅黑"/>
-          <w:b/>
-          <w:color w:val="003366"/>
-          <w:sz w:val="28"/>
-        </w:rPr>
-        <w:t>你需要准备什么？</w:t>
-      </w:r>
-    </w:p>
-    <w:p>
-      <w:pPr>
-        <w:spacing w:after="120"/>
-      </w:pPr>
-      <w:r>
-        <w:rPr>
-          <w:rFonts w:ascii="微软雅黑" w:hAnsi="微软雅黑" w:eastAsia="微软雅黑"/>
-          <w:b w:val="0"/>
-          <w:sz w:val="22"/>
-        </w:rPr>
-        <w:t>只需要一台能联网的 Windows 电脑。下面会一步步教你。</w:t>
+        <w:t>表现层 (Vue.js + ECharts)         http://localhost (Nginx :80)</w:t>
+        <w:br/>
+        <w:t>业务层 (Flask RESTful API)        http://localhost:5000</w:t>
+        <w:br/>
+        <w:t>数据层 (TensorFlow + MySQL)       MySQL :3306</w:t>
+        <w:br/>
+        <w:t>部署层 (Docker + docker-compose)   一键编排</w:t>
       </w:r>
     </w:p>
     <w:p>
@@ -281,20 +483,20 @@
         <w:pStyle w:val="Heading1"/>
       </w:pPr>
       <w:r>
-        <w:t>方式一：Docker 一键部署（推荐，最简单）</w:t>
+        <w:t>2. 系统部署</w:t>
       </w:r>
     </w:p>
     <w:p>
       <w:pPr>
-        <w:shd w:val="clear" w:color="auto" w:fill="E8F5E9"/>
-        <w:ind w:left="283"/>
+        <w:spacing w:after="80"/>
       </w:pPr>
       <w:r>
         <w:rPr>
           <w:rFonts w:ascii="微软雅黑" w:hAnsi="微软雅黑" w:eastAsia="微软雅黑"/>
-          <w:sz w:val="20"/>
+          <w:b w:val="0"/>
+          <w:sz w:val="22"/>
         </w:rPr>
-        <w:t>💡 适用人群：完全零基础，想最快看到效果的用户。首次约 15 分钟（主要是下载时间），之后每次只需 30 秒。</w:t>
+        <w:t>系统支持两种部署方式：Docker 容器化部署（推荐）和手动部署。</w:t>
       </w:r>
     </w:p>
     <w:p>
@@ -302,12 +504,25 @@
         <w:pStyle w:val="Heading2"/>
       </w:pPr>
       <w:r>
-        <w:t>第 1 步：安装 Docker Desktop</w:t>
+        <w:t>2.1 Docker 部署（推荐）</w:t>
       </w:r>
     </w:p>
     <w:p>
       <w:pPr>
-        <w:spacing w:after="120"/>
+        <w:spacing w:after="80"/>
+      </w:pPr>
+      <w:r>
+        <w:rPr>
+          <w:rFonts w:ascii="微软雅黑" w:hAnsi="微软雅黑" w:eastAsia="微软雅黑"/>
+          <w:b/>
+          <w:sz w:val="22"/>
+        </w:rPr>
+        <w:t>前置条件：</w:t>
+      </w:r>
+    </w:p>
+    <w:p>
+      <w:pPr>
+        <w:spacing w:after="80"/>
       </w:pPr>
       <w:r>
         <w:rPr>
@@ -315,145 +530,13 @@
           <w:b w:val="0"/>
           <w:sz w:val="22"/>
         </w:rPr>
-        <w:t>Docker 就像一个"箱子"，把整个系统打包进去，你不需要单独装 Python、MySQL 等任何东西。</w:t>
-      </w:r>
-    </w:p>
-    <w:p/>
-    <w:p>
-      <w:pPr>
-        <w:spacing w:after="120"/>
-      </w:pPr>
-      <w:r>
-        <w:rPr>
-          <w:rFonts w:ascii="微软雅黑" w:hAnsi="微软雅黑" w:eastAsia="微软雅黑"/>
-          <w:b/>
-          <w:sz w:val="22"/>
-        </w:rPr>
-        <w:t>操作步骤：</w:t>
+        <w:t>安装 Docker Desktop（https://www.docker.com/products/docker-desktop），启动后确认引擎正常运行：</w:t>
       </w:r>
     </w:p>
     <w:p>
       <w:pPr>
-        <w:spacing w:after="120"/>
-      </w:pPr>
-      <w:r>
-        <w:rPr>
-          <w:rFonts w:ascii="微软雅黑" w:hAnsi="微软雅黑" w:eastAsia="微软雅黑"/>
-          <w:b w:val="0"/>
-          <w:sz w:val="22"/>
-        </w:rPr>
-        <w:t>1. 打开浏览器，访问：https://www.docker.com/products/docker-desktop/</w:t>
-      </w:r>
-    </w:p>
-    <w:p>
-      <w:pPr>
-        <w:spacing w:after="120"/>
-      </w:pPr>
-      <w:r>
-        <w:rPr>
-          <w:rFonts w:ascii="微软雅黑" w:hAnsi="微软雅黑" w:eastAsia="微软雅黑"/>
-          <w:b w:val="0"/>
-          <w:sz w:val="22"/>
-        </w:rPr>
-        <w:t>2. 点击页面中间的蓝色大按钮 "Download Docker Desktop"</w:t>
-      </w:r>
-    </w:p>
-    <w:p>
-      <w:pPr>
-        <w:spacing w:after="120"/>
-      </w:pPr>
-      <w:r>
-        <w:rPr>
-          <w:rFonts w:ascii="微软雅黑" w:hAnsi="微软雅黑" w:eastAsia="微软雅黑"/>
-          <w:b w:val="0"/>
-          <w:sz w:val="22"/>
-        </w:rPr>
-        <w:t>3. 下载完成后，双击安装文件（文件名类似 Docker Desktop Installer.exe）</w:t>
-      </w:r>
-    </w:p>
-    <w:p>
-      <w:pPr>
-        <w:spacing w:after="120"/>
-      </w:pPr>
-      <w:r>
-        <w:rPr>
-          <w:rFonts w:ascii="微软雅黑" w:hAnsi="微软雅黑" w:eastAsia="微软雅黑"/>
-          <w:b w:val="0"/>
-          <w:sz w:val="22"/>
-        </w:rPr>
-        <w:t>4. 一路点"下一步" → "安装" → "完成"，全部用默认选项即可</w:t>
-      </w:r>
-    </w:p>
-    <w:p>
-      <w:pPr>
-        <w:spacing w:after="120"/>
-      </w:pPr>
-      <w:r>
-        <w:rPr>
-          <w:rFonts w:ascii="微软雅黑" w:hAnsi="微软雅黑" w:eastAsia="微软雅黑"/>
-          <w:b w:val="0"/>
-          <w:sz w:val="22"/>
-        </w:rPr>
-        <w:t>5. 安装完成后，桌面上会出现一个鲸鱼图标 🐳，双击打开它</w:t>
-      </w:r>
-    </w:p>
-    <w:p>
-      <w:pPr>
-        <w:spacing w:after="120"/>
-      </w:pPr>
-      <w:r>
-        <w:rPr>
-          <w:rFonts w:ascii="微软雅黑" w:hAnsi="微软雅黑" w:eastAsia="微软雅黑"/>
-          <w:b w:val="0"/>
-          <w:sz w:val="22"/>
-        </w:rPr>
-        <w:t>6. 第一次打开会要求注册账号，点 "Sign up" 用邮箱注册一个免费账号</w:t>
-      </w:r>
-    </w:p>
-    <w:p>
-      <w:pPr>
-        <w:spacing w:after="120"/>
-      </w:pPr>
-      <w:r>
-        <w:rPr>
-          <w:rFonts w:ascii="微软雅黑" w:hAnsi="微软雅黑" w:eastAsia="微软雅黑"/>
-          <w:b w:val="0"/>
-          <w:sz w:val="22"/>
-        </w:rPr>
-        <w:t>7. 注册完登录，等鲸鱼图标右下角变成绿色，就说明 Docker 启动好了</w:t>
-      </w:r>
-    </w:p>
-    <w:p/>
-    <w:p>
-      <w:pPr>
-        <w:spacing w:after="120"/>
-      </w:pPr>
-      <w:r>
-        <w:rPr>
-          <w:rFonts w:ascii="微软雅黑" w:hAnsi="微软雅黑" w:eastAsia="微软雅黑"/>
-          <w:b/>
-          <w:sz w:val="22"/>
-        </w:rPr>
-        <w:t>验证安装是否成功：</w:t>
-      </w:r>
-    </w:p>
-    <w:p>
-      <w:pPr>
-        <w:spacing w:after="120"/>
-      </w:pPr>
-      <w:r>
-        <w:rPr>
-          <w:rFonts w:ascii="微软雅黑" w:hAnsi="微软雅黑" w:eastAsia="微软雅黑"/>
-          <w:b w:val="0"/>
-          <w:sz w:val="22"/>
-        </w:rPr>
-        <w:t>按键盘 Win+R，输入 cmd 回车，在黑色窗口里输入：</w:t>
-      </w:r>
-    </w:p>
-    <w:p>
-      <w:pPr>
-        <w:spacing w:before="120" w:after="120"/>
-        <w:ind w:left="283"/>
+        <w:spacing w:before="80" w:after="80"/>
+        <w:ind w:left="340"/>
         <w:shd w:val="clear" w:color="auto" w:fill="F0F0F0"/>
       </w:pPr>
       <w:r>
@@ -466,7 +549,25 @@
     </w:p>
     <w:p>
       <w:pPr>
-        <w:spacing w:after="120"/>
+        <w:spacing w:after="80"/>
+      </w:pPr>
+    </w:p>
+    <w:p>
+      <w:pPr>
+        <w:spacing w:after="80"/>
+      </w:pPr>
+      <w:r>
+        <w:rPr>
+          <w:rFonts w:ascii="微软雅黑" w:hAnsi="微软雅黑" w:eastAsia="微软雅黑"/>
+          <w:b/>
+          <w:sz w:val="22"/>
+        </w:rPr>
+        <w:t>部署步骤：</w:t>
+      </w:r>
+    </w:p>
+    <w:p>
+      <w:pPr>
+        <w:spacing w:after="80"/>
       </w:pPr>
       <w:r>
         <w:rPr>
@@ -474,81 +575,13 @@
           <w:b w:val="0"/>
           <w:sz w:val="22"/>
         </w:rPr>
-        <w:t>如果显示类似 "Docker version 29.x.x"，说明安装成功。</w:t>
+        <w:t>步骤 1 — 进入项目根目录：</w:t>
       </w:r>
     </w:p>
     <w:p>
       <w:pPr>
-        <w:pStyle w:val="Heading2"/>
-      </w:pPr>
-      <w:r>
-        <w:t>第 2 步：打开命令窗口</w:t>
-      </w:r>
-    </w:p>
-    <w:p>
-      <w:pPr>
-        <w:spacing w:after="120"/>
-      </w:pPr>
-      <w:r>
-        <w:rPr>
-          <w:rFonts w:ascii="微软雅黑" w:hAnsi="微软雅黑" w:eastAsia="微软雅黑"/>
-          <w:b w:val="0"/>
-          <w:sz w:val="22"/>
-        </w:rPr>
-        <w:t>1. 按键盘 Win + R，输入 cmd，点确定</w:t>
-      </w:r>
-    </w:p>
-    <w:p>
-      <w:pPr>
-        <w:spacing w:after="120"/>
-      </w:pPr>
-      <w:r>
-        <w:rPr>
-          <w:rFonts w:ascii="微软雅黑" w:hAnsi="微软雅黑" w:eastAsia="微软雅黑"/>
-          <w:b w:val="0"/>
-          <w:sz w:val="22"/>
-        </w:rPr>
-        <w:t>2. 一个黑色窗口会打开 — 这就是"命令提示符"，你只需要在里面复制粘贴命令即可</w:t>
-      </w:r>
-    </w:p>
-    <w:p>
-      <w:pPr>
-        <w:spacing w:after="120"/>
-      </w:pPr>
-      <w:r>
-        <w:rPr>
-          <w:rFonts w:ascii="微软雅黑" w:hAnsi="微软雅黑" w:eastAsia="微软雅黑"/>
-          <w:b w:val="0"/>
-          <w:sz w:val="22"/>
-        </w:rPr>
-        <w:t>3. 粘贴的快捷键是 Ctrl+V（或者右键 → 粘贴）</w:t>
-      </w:r>
-    </w:p>
-    <w:p>
-      <w:pPr>
-        <w:pStyle w:val="Heading2"/>
-      </w:pPr>
-      <w:r>
-        <w:t>第 3 步：进入项目目录</w:t>
-      </w:r>
-    </w:p>
-    <w:p>
-      <w:pPr>
-        <w:spacing w:after="120"/>
-      </w:pPr>
-      <w:r>
-        <w:rPr>
-          <w:rFonts w:ascii="微软雅黑" w:hAnsi="微软雅黑" w:eastAsia="微软雅黑"/>
-          <w:b w:val="0"/>
-          <w:sz w:val="22"/>
-        </w:rPr>
-        <w:t>把下面这行复制到黑色窗口里，按回车：</w:t>
-      </w:r>
-    </w:p>
-    <w:p>
-      <w:pPr>
-        <w:spacing w:before="120" w:after="120"/>
-        <w:ind w:left="283"/>
+        <w:spacing w:before="80" w:after="80"/>
+        <w:ind w:left="340"/>
         <w:shd w:val="clear" w:color="auto" w:fill="F0F0F0"/>
       </w:pPr>
       <w:r>
@@ -561,15 +594,7 @@
     </w:p>
     <w:p>
       <w:pPr>
-        <w:pStyle w:val="Heading2"/>
-      </w:pPr>
-      <w:r>
-        <w:t>第 4 步：一键启动</w:t>
-      </w:r>
-    </w:p>
-    <w:p>
-      <w:pPr>
-        <w:spacing w:after="120"/>
+        <w:spacing w:after="80"/>
       </w:pPr>
       <w:r>
         <w:rPr>
@@ -577,13 +602,13 @@
           <w:b w:val="0"/>
           <w:sz w:val="22"/>
         </w:rPr>
-        <w:t>复制下面这条命令，粘贴到黑色窗口，按回车：</w:t>
+        <w:t>步骤 2 — 构建并启动所有服务：</w:t>
       </w:r>
     </w:p>
     <w:p>
       <w:pPr>
-        <w:spacing w:before="120" w:after="120"/>
-        <w:ind w:left="283"/>
+        <w:spacing w:before="80" w:after="80"/>
+        <w:ind w:left="340"/>
         <w:shd w:val="clear" w:color="auto" w:fill="F0F0F0"/>
       </w:pPr>
       <w:r>
@@ -596,20 +621,7 @@
     </w:p>
     <w:p>
       <w:pPr>
-        <w:shd w:val="clear" w:color="auto" w:fill="FFF3E0"/>
-        <w:ind w:left="283"/>
-      </w:pPr>
-      <w:r>
-        <w:rPr>
-          <w:rFonts w:ascii="微软雅黑" w:hAnsi="微软雅黑" w:eastAsia="微软雅黑"/>
-          <w:sz w:val="20"/>
-        </w:rPr>
-        <w:t>⚠️ 首次启动需要等待 5-15 分钟（取决于网速），因为它要下载约 500MB 的文件。屏幕上会有很多文字滚动，这是正常的。</w:t>
-      </w:r>
-    </w:p>
-    <w:p>
-      <w:pPr>
-        <w:spacing w:after="120"/>
+        <w:spacing w:after="80"/>
       </w:pPr>
       <w:r>
         <w:rPr>
@@ -617,38 +629,17 @@
           <w:b w:val="0"/>
           <w:sz w:val="22"/>
         </w:rPr>
-        <w:t>当看到类似下面的文字时，说明启动成功：</w:t>
+        <w:t>首次构建约 5-15 分钟（下载基础镜像和依赖包）。后续启动仅需数秒。</w:t>
       </w:r>
     </w:p>
     <w:p>
       <w:pPr>
-        <w:spacing w:before="120" w:after="120"/>
-        <w:ind w:left="283"/>
-        <w:shd w:val="clear" w:color="auto" w:fill="F0F0F0"/>
+        <w:spacing w:after="80"/>
       </w:pPr>
-      <w:r>
-        <w:rPr>
-          <w:rFonts w:ascii="Consolas" w:hAnsi="Consolas"/>
-          <w:sz w:val="18"/>
-        </w:rPr>
-        <w:t>Container gas_mysql    Started</w:t>
-        <w:br/>
-        <w:t>Container gas_backend  Started</w:t>
-        <w:br/>
-        <w:t>Container gas_frontend Started</w:t>
-      </w:r>
     </w:p>
     <w:p>
       <w:pPr>
-        <w:pStyle w:val="Heading2"/>
-      </w:pPr>
-      <w:r>
-        <w:t>第 5 步：确认系统在运行</w:t>
-      </w:r>
-    </w:p>
-    <w:p>
-      <w:pPr>
-        <w:spacing w:after="120"/>
+        <w:spacing w:after="80"/>
       </w:pPr>
       <w:r>
         <w:rPr>
@@ -656,13 +647,13 @@
           <w:b w:val="0"/>
           <w:sz w:val="22"/>
         </w:rPr>
-        <w:t>在黑色窗口输入：</w:t>
+        <w:t>步骤 3 — 验证服务状态：</w:t>
       </w:r>
     </w:p>
     <w:p>
       <w:pPr>
-        <w:spacing w:before="120" w:after="120"/>
-        <w:ind w:left="283"/>
+        <w:spacing w:before="80" w:after="80"/>
+        <w:ind w:left="340"/>
         <w:shd w:val="clear" w:color="auto" w:fill="F0F0F0"/>
       </w:pPr>
       <w:r>
@@ -675,7 +666,7 @@
     </w:p>
     <w:p>
       <w:pPr>
-        <w:spacing w:after="120"/>
+        <w:spacing w:after="80"/>
       </w:pPr>
       <w:r>
         <w:rPr>
@@ -683,7 +674,39 @@
           <w:b w:val="0"/>
           <w:sz w:val="22"/>
         </w:rPr>
-        <w:t>你应该看到三个容器都在 "Up" 状态。只要都能看到，就说明一切正常！</w:t>
+        <w:t>预期输出：gas_mysql (healthy)、gas_backend (Up)、gas_frontend (Up) 三个容器均处于运行状态。</w:t>
+      </w:r>
+    </w:p>
+    <w:p>
+      <w:pPr>
+        <w:spacing w:after="80"/>
+      </w:pPr>
+    </w:p>
+    <w:p>
+      <w:pPr>
+        <w:spacing w:after="80"/>
+      </w:pPr>
+      <w:r>
+        <w:rPr>
+          <w:rFonts w:ascii="微软雅黑" w:hAnsi="微软雅黑" w:eastAsia="微软雅黑"/>
+          <w:b w:val="0"/>
+          <w:sz w:val="22"/>
+        </w:rPr>
+        <w:t>步骤 4 — 打开浏览器访问 http://localhost 进入监控看板。</w:t>
+      </w:r>
+    </w:p>
+    <w:p>
+      <w:pPr>
+        <w:shd w:val="clear" w:color="auto" w:fill="E8F5E9"/>
+        <w:spacing w:after="80"/>
+        <w:ind w:left="340"/>
+      </w:pPr>
+      <w:r>
+        <w:rPr>
+          <w:rFonts w:ascii="微软雅黑" w:hAnsi="微软雅黑" w:eastAsia="微软雅黑"/>
+          <w:sz w:val="20"/>
+        </w:rPr>
+        <w:t>首次部署后数据库为空，需导入数据后看板才会显示有效数值。参考第 3 章。</w:t>
       </w:r>
     </w:p>
     <w:p>
@@ -691,68 +714,7 @@
         <w:pStyle w:val="Heading2"/>
       </w:pPr>
       <w:r>
-        <w:t>第 6 步：打开浏览器看效果</w:t>
-      </w:r>
-    </w:p>
-    <w:p>
-      <w:pPr>
-        <w:spacing w:after="120"/>
-      </w:pPr>
-      <w:r>
-        <w:rPr>
-          <w:rFonts w:ascii="微软雅黑" w:hAnsi="微软雅黑" w:eastAsia="微软雅黑"/>
-          <w:b w:val="0"/>
-          <w:sz w:val="22"/>
-        </w:rPr>
-        <w:t>1. 打开你电脑上的浏览器（Chrome、Edge、Firefox 随便哪个）</w:t>
-      </w:r>
-    </w:p>
-    <w:p>
-      <w:pPr>
-        <w:spacing w:after="120"/>
-      </w:pPr>
-      <w:r>
-        <w:rPr>
-          <w:rFonts w:ascii="微软雅黑" w:hAnsi="微软雅黑" w:eastAsia="微软雅黑"/>
-          <w:b w:val="0"/>
-          <w:sz w:val="22"/>
-        </w:rPr>
-        <w:t>2. 在地址栏输入：http://localhost</w:t>
-      </w:r>
-    </w:p>
-    <w:p>
-      <w:pPr>
-        <w:spacing w:after="120"/>
-      </w:pPr>
-      <w:r>
-        <w:rPr>
-          <w:rFonts w:ascii="微软雅黑" w:hAnsi="微软雅黑" w:eastAsia="微软雅黑"/>
-          <w:b w:val="0"/>
-          <w:sz w:val="22"/>
-        </w:rPr>
-        <w:t>3. 按回车</w:t>
-      </w:r>
-    </w:p>
-    <w:p/>
-    <w:p>
-      <w:pPr>
-        <w:shd w:val="clear" w:color="auto" w:fill="E8F5E9"/>
-        <w:ind w:left="283"/>
-      </w:pPr>
-      <w:r>
-        <w:rPr>
-          <w:rFonts w:ascii="微软雅黑" w:hAnsi="微软雅黑" w:eastAsia="微软雅黑"/>
-          <w:sz w:val="20"/>
-        </w:rPr>
-        <w:t>💡 看到深色背景的监控大屏，左边有 4 个数据卡片，右边有预测曲线图，说明部署成功！</w:t>
-      </w:r>
-    </w:p>
-    <w:p>
-      <w:pPr>
-        <w:pStyle w:val="Heading2"/>
-      </w:pPr>
-      <w:r>
-        <w:t>以后怎么用？</w:t>
+        <w:t>Docker 常用管理命令</w:t>
       </w:r>
     </w:p>
     <w:tbl>
@@ -762,13 +724,13 @@
         <w:tblLook w:firstColumn="1" w:firstRow="1" w:lastColumn="0" w:lastRow="0" w:noHBand="0" w:noVBand="1" w:val="04A0"/>
       </w:tblPr>
       <w:tblGrid>
-        <w:gridCol w:w="4703"/>
-        <w:gridCol w:w="4703"/>
+        <w:gridCol w:w="4533"/>
+        <w:gridCol w:w="4533"/>
       </w:tblGrid>
       <w:tr>
         <w:tc>
           <w:tcPr>
-            <w:tcW w:type="dxa" w:w="4703"/>
+            <w:tcW w:type="dxa" w:w="4533"/>
           </w:tcPr>
           <w:p>
             <w:r>
@@ -783,7 +745,7 @@
         </w:tc>
         <w:tc>
           <w:tcPr>
-            <w:tcW w:type="dxa" w:w="4703"/>
+            <w:tcW w:type="dxa" w:w="4533"/>
           </w:tcPr>
           <w:p>
             <w:r>
@@ -792,7 +754,7 @@
                 <w:b/>
                 <w:sz w:val="20"/>
               </w:rPr>
-              <w:t>命令/方法</w:t>
+              <w:t>命令</w:t>
             </w:r>
           </w:p>
         </w:tc>
@@ -800,29 +762,29 @@
       <w:tr>
         <w:tc>
           <w:tcPr>
-            <w:tcW w:type="dxa" w:w="4703"/>
-          </w:tcPr>
-          <w:p>
-            <w:r>
-              <w:rPr>
-                <w:rFonts w:ascii="微软雅黑" w:hAnsi="微软雅黑" w:eastAsia="微软雅黑"/>
-                <w:sz w:val="20"/>
-              </w:rPr>
-              <w:t>启动系统</w:t>
-            </w:r>
-          </w:p>
-        </w:tc>
-        <w:tc>
-          <w:tcPr>
-            <w:tcW w:type="dxa" w:w="4703"/>
-          </w:tcPr>
-          <w:p>
-            <w:r>
-              <w:rPr>
-                <w:rFonts w:ascii="微软雅黑" w:hAnsi="微软雅黑" w:eastAsia="微软雅黑"/>
-                <w:sz w:val="20"/>
-              </w:rPr>
-              <w:t>打开 Docker Desktop（鲸鱼图标变绿），然后重复第 2-4 步</w:t>
+            <w:tcW w:type="dxa" w:w="4533"/>
+          </w:tcPr>
+          <w:p>
+            <w:r>
+              <w:rPr>
+                <w:rFonts w:ascii="微软雅黑" w:hAnsi="微软雅黑" w:eastAsia="微软雅黑"/>
+                <w:sz w:val="20"/>
+              </w:rPr>
+              <w:t>查看运行状态</w:t>
+            </w:r>
+          </w:p>
+        </w:tc>
+        <w:tc>
+          <w:tcPr>
+            <w:tcW w:type="dxa" w:w="4533"/>
+          </w:tcPr>
+          <w:p>
+            <w:r>
+              <w:rPr>
+                <w:rFonts w:ascii="微软雅黑" w:hAnsi="微软雅黑" w:eastAsia="微软雅黑"/>
+                <w:sz w:val="20"/>
+              </w:rPr>
+              <w:t>docker ps</w:t>
             </w:r>
           </w:p>
         </w:tc>
@@ -830,29 +792,29 @@
       <w:tr>
         <w:tc>
           <w:tcPr>
-            <w:tcW w:type="dxa" w:w="4703"/>
-          </w:tcPr>
-          <w:p>
-            <w:r>
-              <w:rPr>
-                <w:rFonts w:ascii="微软雅黑" w:hAnsi="微软雅黑" w:eastAsia="微软雅黑"/>
-                <w:sz w:val="20"/>
-              </w:rPr>
-              <w:t>停止系统</w:t>
-            </w:r>
-          </w:p>
-        </w:tc>
-        <w:tc>
-          <w:tcPr>
-            <w:tcW w:type="dxa" w:w="4703"/>
-          </w:tcPr>
-          <w:p>
-            <w:r>
-              <w:rPr>
-                <w:rFonts w:ascii="微软雅黑" w:hAnsi="微软雅黑" w:eastAsia="微软雅黑"/>
-                <w:sz w:val="20"/>
-              </w:rPr>
-              <w:t>在命令窗口执行：docker-compose down</w:t>
+            <w:tcW w:type="dxa" w:w="4533"/>
+          </w:tcPr>
+          <w:p>
+            <w:r>
+              <w:rPr>
+                <w:rFonts w:ascii="微软雅黑" w:hAnsi="微软雅黑" w:eastAsia="微软雅黑"/>
+                <w:sz w:val="20"/>
+              </w:rPr>
+              <w:t>查看后端日志</w:t>
+            </w:r>
+          </w:p>
+        </w:tc>
+        <w:tc>
+          <w:tcPr>
+            <w:tcW w:type="dxa" w:w="4533"/>
+          </w:tcPr>
+          <w:p>
+            <w:r>
+              <w:rPr>
+                <w:rFonts w:ascii="微软雅黑" w:hAnsi="微软雅黑" w:eastAsia="微软雅黑"/>
+                <w:sz w:val="20"/>
+              </w:rPr>
+              <w:t>docker logs gas_backend</w:t>
             </w:r>
           </w:p>
         </w:tc>
@@ -860,35 +822,343 @@
       <w:tr>
         <w:tc>
           <w:tcPr>
-            <w:tcW w:type="dxa" w:w="4703"/>
-          </w:tcPr>
-          <w:p>
-            <w:r>
-              <w:rPr>
-                <w:rFonts w:ascii="微软雅黑" w:hAnsi="微软雅黑" w:eastAsia="微软雅黑"/>
-                <w:sz w:val="20"/>
-              </w:rPr>
-              <w:t>完全退出</w:t>
-            </w:r>
-          </w:p>
-        </w:tc>
-        <w:tc>
-          <w:tcPr>
-            <w:tcW w:type="dxa" w:w="4703"/>
-          </w:tcPr>
-          <w:p>
-            <w:r>
-              <w:rPr>
-                <w:rFonts w:ascii="微软雅黑" w:hAnsi="微软雅黑" w:eastAsia="微软雅黑"/>
-                <w:sz w:val="20"/>
-              </w:rPr>
-              <w:t>打开 Docker Desktop → 右上角设置 → Quit Docker Desktop</w:t>
+            <w:tcW w:type="dxa" w:w="4533"/>
+          </w:tcPr>
+          <w:p>
+            <w:r>
+              <w:rPr>
+                <w:rFonts w:ascii="微软雅黑" w:hAnsi="微软雅黑" w:eastAsia="微软雅黑"/>
+                <w:sz w:val="20"/>
+              </w:rPr>
+              <w:t>查看 MySQL 日志</w:t>
+            </w:r>
+          </w:p>
+        </w:tc>
+        <w:tc>
+          <w:tcPr>
+            <w:tcW w:type="dxa" w:w="4533"/>
+          </w:tcPr>
+          <w:p>
+            <w:r>
+              <w:rPr>
+                <w:rFonts w:ascii="微软雅黑" w:hAnsi="微软雅黑" w:eastAsia="微软雅黑"/>
+                <w:sz w:val="20"/>
+              </w:rPr>
+              <w:t>docker logs gas_mysql</w:t>
+            </w:r>
+          </w:p>
+        </w:tc>
+      </w:tr>
+      <w:tr>
+        <w:tc>
+          <w:tcPr>
+            <w:tcW w:type="dxa" w:w="4533"/>
+          </w:tcPr>
+          <w:p>
+            <w:r>
+              <w:rPr>
+                <w:rFonts w:ascii="微软雅黑" w:hAnsi="微软雅黑" w:eastAsia="微软雅黑"/>
+                <w:sz w:val="20"/>
+              </w:rPr>
+              <w:t>进入后端容器</w:t>
+            </w:r>
+          </w:p>
+        </w:tc>
+        <w:tc>
+          <w:tcPr>
+            <w:tcW w:type="dxa" w:w="4533"/>
+          </w:tcPr>
+          <w:p>
+            <w:r>
+              <w:rPr>
+                <w:rFonts w:ascii="微软雅黑" w:hAnsi="微软雅黑" w:eastAsia="微软雅黑"/>
+                <w:sz w:val="20"/>
+              </w:rPr>
+              <w:t>docker exec -it gas_backend bash</w:t>
+            </w:r>
+          </w:p>
+        </w:tc>
+      </w:tr>
+      <w:tr>
+        <w:tc>
+          <w:tcPr>
+            <w:tcW w:type="dxa" w:w="4533"/>
+          </w:tcPr>
+          <w:p>
+            <w:r>
+              <w:rPr>
+                <w:rFonts w:ascii="微软雅黑" w:hAnsi="微软雅黑" w:eastAsia="微软雅黑"/>
+                <w:sz w:val="20"/>
+              </w:rPr>
+              <w:t>重启后端 (更新模型后)</w:t>
+            </w:r>
+          </w:p>
+        </w:tc>
+        <w:tc>
+          <w:tcPr>
+            <w:tcW w:type="dxa" w:w="4533"/>
+          </w:tcPr>
+          <w:p>
+            <w:r>
+              <w:rPr>
+                <w:rFonts w:ascii="微软雅黑" w:hAnsi="微软雅黑" w:eastAsia="微软雅黑"/>
+                <w:sz w:val="20"/>
+              </w:rPr>
+              <w:t>docker-compose restart backend</w:t>
+            </w:r>
+          </w:p>
+        </w:tc>
+      </w:tr>
+      <w:tr>
+        <w:tc>
+          <w:tcPr>
+            <w:tcW w:type="dxa" w:w="4533"/>
+          </w:tcPr>
+          <w:p>
+            <w:r>
+              <w:rPr>
+                <w:rFonts w:ascii="微软雅黑" w:hAnsi="微软雅黑" w:eastAsia="微软雅黑"/>
+                <w:sz w:val="20"/>
+              </w:rPr>
+              <w:t>停止所有服务</w:t>
+            </w:r>
+          </w:p>
+        </w:tc>
+        <w:tc>
+          <w:tcPr>
+            <w:tcW w:type="dxa" w:w="4533"/>
+          </w:tcPr>
+          <w:p>
+            <w:r>
+              <w:rPr>
+                <w:rFonts w:ascii="微软雅黑" w:hAnsi="微软雅黑" w:eastAsia="微软雅黑"/>
+                <w:sz w:val="20"/>
+              </w:rPr>
+              <w:t>docker-compose down</w:t>
+            </w:r>
+          </w:p>
+        </w:tc>
+      </w:tr>
+      <w:tr>
+        <w:tc>
+          <w:tcPr>
+            <w:tcW w:type="dxa" w:w="4533"/>
+          </w:tcPr>
+          <w:p>
+            <w:r>
+              <w:rPr>
+                <w:rFonts w:ascii="微软雅黑" w:hAnsi="微软雅黑" w:eastAsia="微软雅黑"/>
+                <w:sz w:val="20"/>
+              </w:rPr>
+              <w:t>停止并清除数据卷</w:t>
+            </w:r>
+          </w:p>
+        </w:tc>
+        <w:tc>
+          <w:tcPr>
+            <w:tcW w:type="dxa" w:w="4533"/>
+          </w:tcPr>
+          <w:p>
+            <w:r>
+              <w:rPr>
+                <w:rFonts w:ascii="微软雅黑" w:hAnsi="微软雅黑" w:eastAsia="微软雅黑"/>
+                <w:sz w:val="20"/>
+              </w:rPr>
+              <w:t>docker-compose down -v</w:t>
+            </w:r>
+          </w:p>
+        </w:tc>
+      </w:tr>
+      <w:tr>
+        <w:tc>
+          <w:tcPr>
+            <w:tcW w:type="dxa" w:w="4533"/>
+          </w:tcPr>
+          <w:p>
+            <w:r>
+              <w:rPr>
+                <w:rFonts w:ascii="微软雅黑" w:hAnsi="微软雅黑" w:eastAsia="微软雅黑"/>
+                <w:sz w:val="20"/>
+              </w:rPr>
+              <w:t>重建并重启</w:t>
+            </w:r>
+          </w:p>
+        </w:tc>
+        <w:tc>
+          <w:tcPr>
+            <w:tcW w:type="dxa" w:w="4533"/>
+          </w:tcPr>
+          <w:p>
+            <w:r>
+              <w:rPr>
+                <w:rFonts w:ascii="微软雅黑" w:hAnsi="微软雅黑" w:eastAsia="微软雅黑"/>
+                <w:sz w:val="20"/>
+              </w:rPr>
+              <w:t>docker-compose up -d --build</w:t>
             </w:r>
           </w:p>
         </w:tc>
       </w:tr>
     </w:tbl>
-    <w:p/>
+    <w:p>
+      <w:pPr>
+        <w:spacing w:after="80"/>
+      </w:pPr>
+    </w:p>
+    <w:p>
+      <w:pPr>
+        <w:pStyle w:val="Heading2"/>
+      </w:pPr>
+      <w:r>
+        <w:t>2.2 手动部署</w:t>
+      </w:r>
+    </w:p>
+    <w:p>
+      <w:pPr>
+        <w:spacing w:after="80"/>
+      </w:pPr>
+      <w:r>
+        <w:rPr>
+          <w:rFonts w:ascii="微软雅黑" w:hAnsi="微软雅黑" w:eastAsia="微软雅黑"/>
+          <w:b/>
+          <w:sz w:val="22"/>
+        </w:rPr>
+        <w:t>前置条件：Python 3.10+、Node.js 16+、MySQL 8.0（需创建 gas_system 数据库，字符集 utf8mb4）。</w:t>
+      </w:r>
+    </w:p>
+    <w:p>
+      <w:pPr>
+        <w:spacing w:after="80"/>
+      </w:pPr>
+    </w:p>
+    <w:p>
+      <w:pPr>
+        <w:spacing w:after="80"/>
+      </w:pPr>
+      <w:r>
+        <w:rPr>
+          <w:rFonts w:ascii="微软雅黑" w:hAnsi="微软雅黑" w:eastAsia="微软雅黑"/>
+          <w:b/>
+          <w:sz w:val="22"/>
+        </w:rPr>
+        <w:t>后端部署：</w:t>
+      </w:r>
+    </w:p>
+    <w:p>
+      <w:pPr>
+        <w:spacing w:before="80" w:after="80"/>
+        <w:ind w:left="340"/>
+        <w:shd w:val="clear" w:color="auto" w:fill="F0F0F0"/>
+      </w:pPr>
+      <w:r>
+        <w:rPr>
+          <w:rFonts w:ascii="Consolas" w:hAnsi="Consolas"/>
+          <w:sz w:val="18"/>
+        </w:rPr>
+        <w:t>cd backend</w:t>
+        <w:br/>
+        <w:t>pip install -r requirements.txt</w:t>
+        <w:br/>
+        <w:t>python generate_real_data.py      # 生成并导入训练数据</w:t>
+        <w:br/>
+        <w:t>python data_analysis.py           # 特征工程</w:t>
+        <w:br/>
+        <w:t>python train_model.py             # 训练模型 (约2分钟)</w:t>
+        <w:br/>
+        <w:t>python app.py                     # 启动后端 (默认 :5000)</w:t>
+      </w:r>
+    </w:p>
+    <w:p>
+      <w:pPr>
+        <w:spacing w:after="80"/>
+      </w:pPr>
+    </w:p>
+    <w:p>
+      <w:pPr>
+        <w:spacing w:after="80"/>
+      </w:pPr>
+      <w:r>
+        <w:rPr>
+          <w:rFonts w:ascii="微软雅黑" w:hAnsi="微软雅黑" w:eastAsia="微软雅黑"/>
+          <w:b/>
+          <w:sz w:val="22"/>
+        </w:rPr>
+        <w:t>前端部署：</w:t>
+      </w:r>
+    </w:p>
+    <w:p>
+      <w:pPr>
+        <w:spacing w:before="80" w:after="80"/>
+        <w:ind w:left="340"/>
+        <w:shd w:val="clear" w:color="auto" w:fill="F0F0F0"/>
+      </w:pPr>
+      <w:r>
+        <w:rPr>
+          <w:rFonts w:ascii="Consolas" w:hAnsi="Consolas"/>
+          <w:sz w:val="18"/>
+        </w:rPr>
+        <w:t>cd frontend</w:t>
+        <w:br/>
+        <w:t>npm install --registry=https://registry.npmmirror.com</w:t>
+        <w:br/>
+        <w:t>npm run serve                     # 启动开发服务器 (默认 :8080)</w:t>
+      </w:r>
+    </w:p>
+    <w:p>
+      <w:pPr>
+        <w:spacing w:after="80"/>
+      </w:pPr>
+    </w:p>
+    <w:p>
+      <w:pPr>
+        <w:spacing w:after="80"/>
+      </w:pPr>
+      <w:r>
+        <w:rPr>
+          <w:rFonts w:ascii="微软雅黑" w:hAnsi="微软雅黑" w:eastAsia="微软雅黑"/>
+          <w:b w:val="0"/>
+          <w:sz w:val="22"/>
+        </w:rPr>
+        <w:t>完成后访问 http://localhost:8080。前端开发服务器已配置 /api 代理至后端 :5000。</w:t>
+      </w:r>
+    </w:p>
+    <w:p>
+      <w:pPr>
+        <w:pStyle w:val="Heading2"/>
+      </w:pPr>
+      <w:r>
+        <w:t>2.3 运行集成测试</w:t>
+      </w:r>
+    </w:p>
+    <w:p>
+      <w:pPr>
+        <w:spacing w:before="80" w:after="80"/>
+        <w:ind w:left="340"/>
+        <w:shd w:val="clear" w:color="auto" w:fill="F0F0F0"/>
+      </w:pPr>
+      <w:r>
+        <w:rPr>
+          <w:rFonts w:ascii="Consolas" w:hAnsi="Consolas"/>
+          <w:sz w:val="18"/>
+        </w:rPr>
+        <w:t>cd backend</w:t>
+        <w:br/>
+        <w:t>python test_integration.py</w:t>
+      </w:r>
+    </w:p>
+    <w:p>
+      <w:pPr>
+        <w:spacing w:after="80"/>
+      </w:pPr>
+      <w:r>
+        <w:rPr>
+          <w:rFonts w:ascii="微软雅黑" w:hAnsi="微软雅黑" w:eastAsia="微软雅黑"/>
+          <w:b w:val="0"/>
+          <w:sz w:val="22"/>
+        </w:rPr>
+        <w:t>预期输出：9/9 接口通过，4/4 性能指标达标。</w:t>
+      </w:r>
+    </w:p>
     <w:p>
       <w:r>
         <w:br w:type="page"/>
@@ -899,20 +1169,20 @@
         <w:pStyle w:val="Heading1"/>
       </w:pPr>
       <w:r>
-        <w:t>方式二：不用 Docker，手动启动（备选）</w:t>
+        <w:t>3. 数据管理</w:t>
       </w:r>
     </w:p>
     <w:p>
       <w:pPr>
-        <w:shd w:val="clear" w:color="auto" w:fill="E8F5E9"/>
-        <w:ind w:left="283"/>
+        <w:spacing w:after="80"/>
       </w:pPr>
       <w:r>
         <w:rPr>
           <w:rFonts w:ascii="微软雅黑" w:hAnsi="微软雅黑" w:eastAsia="微软雅黑"/>
-          <w:sz w:val="20"/>
+          <w:b w:val="0"/>
+          <w:sz w:val="22"/>
         </w:rPr>
-        <w:t>💡 适用人群：电脑上已经有 Python 3.10+ 和 MySQL 8.0 的用户。首次约 20 分钟。</w:t>
+        <w:t>系统管理三类核心数据：废气排放浓度、气象环境参数、设备运行工况。数据按分钟级精度对齐后统一存储。</w:t>
       </w:r>
     </w:p>
     <w:p>
@@ -920,12 +1190,41 @@
         <w:pStyle w:val="Heading2"/>
       </w:pPr>
       <w:r>
-        <w:t>前置准备：安装 Python</w:t>
+        <w:t>3.1 数据导入方式</w:t>
       </w:r>
     </w:p>
     <w:p>
       <w:pPr>
-        <w:spacing w:after="120"/>
+        <w:spacing w:after="80"/>
+      </w:pPr>
+      <w:r>
+        <w:rPr>
+          <w:rFonts w:ascii="微软雅黑" w:hAnsi="微软雅黑" w:eastAsia="微软雅黑"/>
+          <w:b/>
+          <w:sz w:val="22"/>
+        </w:rPr>
+        <w:t>方式一：文件上传（CSV / Excel）</w:t>
+      </w:r>
+    </w:p>
+    <w:p>
+      <w:pPr>
+        <w:spacing w:before="80" w:after="80"/>
+        <w:ind w:left="340"/>
+        <w:shd w:val="clear" w:color="auto" w:fill="F0F0F0"/>
+      </w:pPr>
+      <w:r>
+        <w:rPr>
+          <w:rFonts w:ascii="Consolas" w:hAnsi="Consolas"/>
+          <w:sz w:val="18"/>
+        </w:rPr>
+        <w:t>curl -X POST http://localhost:5000/api/data/upload \</w:t>
+        <w:br/>
+        <w:t xml:space="preserve">  -F "file=@/path/to/data.csv" -F "data_type=emission"</w:t>
+      </w:r>
+    </w:p>
+    <w:p>
+      <w:pPr>
+        <w:spacing w:after="80"/>
       </w:pPr>
       <w:r>
         <w:rPr>
@@ -933,78 +1232,17 @@
           <w:b w:val="0"/>
           <w:sz w:val="22"/>
         </w:rPr>
-        <w:t>如果你还没有安装 Python：</w:t>
+        <w:t>data_type 可选值：emission | weather | equipment</w:t>
       </w:r>
     </w:p>
     <w:p>
       <w:pPr>
-        <w:spacing w:after="120"/>
+        <w:spacing w:after="80"/>
       </w:pPr>
-      <w:r>
-        <w:rPr>
-          <w:rFonts w:ascii="微软雅黑" w:hAnsi="微软雅黑" w:eastAsia="微软雅黑"/>
-          <w:b w:val="0"/>
-          <w:sz w:val="22"/>
-        </w:rPr>
-        <w:t>1. 打开浏览器，访问：https://www.python.org/downloads/</w:t>
-      </w:r>
     </w:p>
     <w:p>
       <w:pPr>
-        <w:spacing w:after="120"/>
-      </w:pPr>
-      <w:r>
-        <w:rPr>
-          <w:rFonts w:ascii="微软雅黑" w:hAnsi="微软雅黑" w:eastAsia="微软雅黑"/>
-          <w:b w:val="0"/>
-          <w:sz w:val="22"/>
-        </w:rPr>
-        <w:t>2. 页面会自动识别你的系统，点击黄色大按钮 "Download Python"</w:t>
-      </w:r>
-    </w:p>
-    <w:p>
-      <w:pPr>
-        <w:spacing w:after="120"/>
-      </w:pPr>
-      <w:r>
-        <w:rPr>
-          <w:rFonts w:ascii="微软雅黑" w:hAnsi="微软雅黑" w:eastAsia="微软雅黑"/>
-          <w:b w:val="0"/>
-          <w:sz w:val="22"/>
-        </w:rPr>
-        <w:t>3. 下载完成后双击安装</w:t>
-      </w:r>
-    </w:p>
-    <w:p>
-      <w:pPr>
-        <w:shd w:val="clear" w:color="auto" w:fill="FFF3E0"/>
-        <w:ind w:left="283"/>
-      </w:pPr>
-      <w:r>
-        <w:rPr>
-          <w:rFonts w:ascii="微软雅黑" w:hAnsi="微软雅黑" w:eastAsia="微软雅黑"/>
-          <w:sz w:val="20"/>
-        </w:rPr>
-        <w:t>⚠️ 安装界面的最下面有个勾选框 "Add Python to PATH"，一定要勾上！否则后面命令无法识别 python 命令。</w:t>
-      </w:r>
-    </w:p>
-    <w:p>
-      <w:pPr>
-        <w:spacing w:after="120"/>
-      </w:pPr>
-      <w:r>
-        <w:rPr>
-          <w:rFonts w:ascii="微软雅黑" w:hAnsi="微软雅黑" w:eastAsia="微软雅黑"/>
-          <w:b w:val="0"/>
-          <w:sz w:val="22"/>
-        </w:rPr>
-        <w:t>4. 点 "Install Now"，等待安装完成</w:t>
-      </w:r>
-    </w:p>
-    <w:p/>
-    <w:p>
-      <w:pPr>
-        <w:spacing w:after="120"/>
+        <w:spacing w:after="80"/>
       </w:pPr>
       <w:r>
         <w:rPr>
@@ -1012,13 +1250,13 @@
           <w:b/>
           <w:sz w:val="22"/>
         </w:rPr>
-        <w:t>验证：</w:t>
+        <w:t>方式二：JSON 实时接入</w:t>
       </w:r>
     </w:p>
     <w:p>
       <w:pPr>
-        <w:spacing w:before="120" w:after="120"/>
-        <w:ind w:left="283"/>
+        <w:spacing w:before="80" w:after="80"/>
+        <w:ind w:left="340"/>
         <w:shd w:val="clear" w:color="auto" w:fill="F0F0F0"/>
       </w:pPr>
       <w:r>
@@ -1026,205 +1264,21 @@
           <w:rFonts w:ascii="Consolas" w:hAnsi="Consolas"/>
           <w:sz w:val="18"/>
         </w:rPr>
-        <w:t>python --version</w:t>
+        <w:t>curl -X POST http://localhost:5000/api/data/realtime \</w:t>
+        <w:br/>
+        <w:t xml:space="preserve">  -H "Content-Type: application/json" \</w:t>
+        <w:br/>
+        <w:t xml:space="preserve">  -d '{"data_type":"emission","records":[{...}]}'</w:t>
       </w:r>
     </w:p>
     <w:p>
       <w:pPr>
-        <w:spacing w:after="120"/>
+        <w:spacing w:after="80"/>
       </w:pPr>
-      <w:r>
-        <w:rPr>
-          <w:rFonts w:ascii="微软雅黑" w:hAnsi="微软雅黑" w:eastAsia="微软雅黑"/>
-          <w:b w:val="0"/>
-          <w:sz w:val="22"/>
-        </w:rPr>
-        <w:t>显示 "Python 3.x.x" 就说明安装成功。</w:t>
-      </w:r>
     </w:p>
     <w:p>
       <w:pPr>
-        <w:pStyle w:val="Heading2"/>
-      </w:pPr>
-      <w:r>
-        <w:t>前置准备：安装 MySQL</w:t>
-      </w:r>
-    </w:p>
-    <w:p>
-      <w:pPr>
-        <w:spacing w:after="120"/>
-      </w:pPr>
-      <w:r>
-        <w:rPr>
-          <w:rFonts w:ascii="微软雅黑" w:hAnsi="微软雅黑" w:eastAsia="微软雅黑"/>
-          <w:b w:val="0"/>
-          <w:sz w:val="22"/>
-        </w:rPr>
-        <w:t>1. 访问 https://dev.mysql.com/downloads/installer/</w:t>
-      </w:r>
-    </w:p>
-    <w:p>
-      <w:pPr>
-        <w:spacing w:after="120"/>
-      </w:pPr>
-      <w:r>
-        <w:rPr>
-          <w:rFonts w:ascii="微软雅黑" w:hAnsi="微软雅黑" w:eastAsia="微软雅黑"/>
-          <w:b w:val="0"/>
-          <w:sz w:val="22"/>
-        </w:rPr>
-        <w:t>2. 下载 mysql-installer-community（约 400MB）</w:t>
-      </w:r>
-    </w:p>
-    <w:p>
-      <w:pPr>
-        <w:spacing w:after="120"/>
-      </w:pPr>
-      <w:r>
-        <w:rPr>
-          <w:rFonts w:ascii="微软雅黑" w:hAnsi="微软雅黑" w:eastAsia="微软雅黑"/>
-          <w:b w:val="0"/>
-          <w:sz w:val="22"/>
-        </w:rPr>
-        <w:t>3. 双击安装，选择 "Developer Default"，一路下一步</w:t>
-      </w:r>
-    </w:p>
-    <w:p>
-      <w:pPr>
-        <w:spacing w:after="120"/>
-      </w:pPr>
-      <w:r>
-        <w:rPr>
-          <w:rFonts w:ascii="微软雅黑" w:hAnsi="微软雅黑" w:eastAsia="微软雅黑"/>
-          <w:b w:val="0"/>
-          <w:sz w:val="22"/>
-        </w:rPr>
-        <w:t>4. 在设置 root 密码时，设置为：123456</w:t>
-      </w:r>
-    </w:p>
-    <w:p>
-      <w:pPr>
-        <w:spacing w:after="120"/>
-      </w:pPr>
-      <w:r>
-        <w:rPr>
-          <w:rFonts w:ascii="微软雅黑" w:hAnsi="微软雅黑" w:eastAsia="微软雅黑"/>
-          <w:b w:val="0"/>
-          <w:sz w:val="22"/>
-        </w:rPr>
-        <w:t>5. 安装完成后，打开 MySQL 命令行，执行：</w:t>
-      </w:r>
-    </w:p>
-    <w:p>
-      <w:pPr>
-        <w:spacing w:before="120" w:after="120"/>
-        <w:ind w:left="283"/>
-        <w:shd w:val="clear" w:color="auto" w:fill="F0F0F0"/>
-      </w:pPr>
-      <w:r>
-        <w:rPr>
-          <w:rFonts w:ascii="Consolas" w:hAnsi="Consolas"/>
-          <w:sz w:val="18"/>
-        </w:rPr>
-        <w:t>CREATE DATABASE IF NOT EXISTS gas_system CHARACTER SET utf8mb4;</w:t>
-      </w:r>
-    </w:p>
-    <w:p>
-      <w:pPr>
-        <w:pStyle w:val="Heading2"/>
-      </w:pPr>
-      <w:r>
-        <w:t>第 1 步：进入后端目录</w:t>
-      </w:r>
-    </w:p>
-    <w:p>
-      <w:pPr>
-        <w:spacing w:before="120" w:after="120"/>
-        <w:ind w:left="283"/>
-        <w:shd w:val="clear" w:color="auto" w:fill="F0F0F0"/>
-      </w:pPr>
-      <w:r>
-        <w:rPr>
-          <w:rFonts w:ascii="Consolas" w:hAnsi="Consolas"/>
-          <w:sz w:val="18"/>
-        </w:rPr>
-        <w:t>cd /d "e:\文件\大二下作业\Gas System\backend"</w:t>
-      </w:r>
-    </w:p>
-    <w:p>
-      <w:pPr>
-        <w:pStyle w:val="Heading2"/>
-      </w:pPr>
-      <w:r>
-        <w:t>第 2 步：安装 Python 依赖包</w:t>
-      </w:r>
-    </w:p>
-    <w:p>
-      <w:pPr>
-        <w:spacing w:before="120" w:after="120"/>
-        <w:ind w:left="283"/>
-        <w:shd w:val="clear" w:color="auto" w:fill="F0F0F0"/>
-      </w:pPr>
-      <w:r>
-        <w:rPr>
-          <w:rFonts w:ascii="Consolas" w:hAnsi="Consolas"/>
-          <w:sz w:val="18"/>
-        </w:rPr>
-        <w:t>pip install -r requirements.txt</w:t>
-      </w:r>
-    </w:p>
-    <w:p>
-      <w:pPr>
-        <w:shd w:val="clear" w:color="auto" w:fill="FFF3E0"/>
-        <w:ind w:left="283"/>
-      </w:pPr>
-      <w:r>
-        <w:rPr>
-          <w:rFonts w:ascii="微软雅黑" w:hAnsi="微软雅黑" w:eastAsia="微软雅黑"/>
-          <w:sz w:val="20"/>
-        </w:rPr>
-        <w:t>⚠️ 这步会比较慢（约 5-10 分钟），因为要下载 TensorFlow（约 350MB）。如果下载失败，换成国内镜像：</w:t>
-      </w:r>
-    </w:p>
-    <w:p>
-      <w:pPr>
-        <w:spacing w:before="120" w:after="120"/>
-        <w:ind w:left="283"/>
-        <w:shd w:val="clear" w:color="auto" w:fill="F0F0F0"/>
-      </w:pPr>
-      <w:r>
-        <w:rPr>
-          <w:rFonts w:ascii="Consolas" w:hAnsi="Consolas"/>
-          <w:sz w:val="18"/>
-        </w:rPr>
-        <w:t>pip install -r requirements.txt -i https://pypi.tuna.tsinghua.edu.cn/simple</w:t>
-      </w:r>
-    </w:p>
-    <w:p>
-      <w:pPr>
-        <w:pStyle w:val="Heading2"/>
-      </w:pPr>
-      <w:r>
-        <w:t>第 3 步：生成数据并训练模型</w:t>
-      </w:r>
-    </w:p>
-    <w:p>
-      <w:pPr>
-        <w:spacing w:after="120"/>
-      </w:pPr>
-      <w:r>
-        <w:rPr>
-          <w:rFonts w:ascii="微软雅黑" w:hAnsi="微软雅黑" w:eastAsia="微软雅黑"/>
-          <w:b w:val="0"/>
-          <w:sz w:val="22"/>
-        </w:rPr>
-        <w:t>依次执行下面三条命令（一条一条来，等上一条跑完再跑下一条）：</w:t>
-      </w:r>
-    </w:p>
-    <w:p/>
-    <w:p>
-      <w:pPr>
-        <w:spacing w:after="120"/>
+        <w:spacing w:after="80"/>
       </w:pPr>
       <w:r>
         <w:rPr>
@@ -1232,13 +1286,13 @@
           <w:b/>
           <w:sz w:val="22"/>
         </w:rPr>
-        <w:t>① 生成数据：</w:t>
+        <w:t>方式三：批量生成模拟数据</w:t>
       </w:r>
     </w:p>
     <w:p>
       <w:pPr>
-        <w:spacing w:before="120" w:after="120"/>
-        <w:ind w:left="283"/>
+        <w:spacing w:before="80" w:after="80"/>
+        <w:ind w:left="340"/>
         <w:shd w:val="clear" w:color="auto" w:fill="F0F0F0"/>
       </w:pPr>
       <w:r>
@@ -1251,7 +1305,7 @@
     </w:p>
     <w:p>
       <w:pPr>
-        <w:spacing w:after="120"/>
+        <w:spacing w:after="80"/>
       </w:pPr>
       <w:r>
         <w:rPr>
@@ -1259,13 +1313,20 @@
           <w:b w:val="0"/>
           <w:sz w:val="22"/>
         </w:rPr>
-        <w:t>看到 "Data import complete!" 说明成功。</w:t>
+        <w:t>生成 90 天 × 24 小时共 2160 条基于物理模型的数据，涵盖完整日周期和季节趋势。</w:t>
       </w:r>
     </w:p>
-    <w:p/>
     <w:p>
       <w:pPr>
-        <w:spacing w:after="120"/>
+        <w:pStyle w:val="Heading2"/>
+      </w:pPr>
+      <w:r>
+        <w:t>3.2 数据格式规范</w:t>
+      </w:r>
+    </w:p>
+    <w:p>
+      <w:pPr>
+        <w:spacing w:after="80"/>
       </w:pPr>
       <w:r>
         <w:rPr>
@@ -1273,13 +1334,1215 @@
           <w:b/>
           <w:sz w:val="22"/>
         </w:rPr>
-        <w:t>② 数据分析：</w:t>
+        <w:t>emission_data（废气排放）</w:t>
+      </w:r>
+    </w:p>
+    <w:tbl>
+      <w:tblPr>
+        <w:tblStyle w:val="LightGrid-Accent1"/>
+        <w:tblW w:type="auto" w:w="0"/>
+        <w:tblLook w:firstColumn="1" w:firstRow="1" w:lastColumn="0" w:lastRow="0" w:noHBand="0" w:noVBand="1" w:val="04A0"/>
+      </w:tblPr>
+      <w:tblGrid>
+        <w:gridCol w:w="2266"/>
+        <w:gridCol w:w="2266"/>
+        <w:gridCol w:w="2266"/>
+        <w:gridCol w:w="2266"/>
+      </w:tblGrid>
+      <w:tr>
+        <w:tc>
+          <w:tcPr>
+            <w:tcW w:type="dxa" w:w="2266"/>
+          </w:tcPr>
+          <w:p>
+            <w:r>
+              <w:rPr>
+                <w:rFonts w:ascii="微软雅黑" w:hAnsi="微软雅黑" w:eastAsia="微软雅黑"/>
+                <w:b/>
+                <w:sz w:val="20"/>
+              </w:rPr>
+              <w:t>字段</w:t>
+            </w:r>
+          </w:p>
+        </w:tc>
+        <w:tc>
+          <w:tcPr>
+            <w:tcW w:type="dxa" w:w="2266"/>
+          </w:tcPr>
+          <w:p>
+            <w:r>
+              <w:rPr>
+                <w:rFonts w:ascii="微软雅黑" w:hAnsi="微软雅黑" w:eastAsia="微软雅黑"/>
+                <w:b/>
+                <w:sz w:val="20"/>
+              </w:rPr>
+              <w:t>类型</w:t>
+            </w:r>
+          </w:p>
+        </w:tc>
+        <w:tc>
+          <w:tcPr>
+            <w:tcW w:type="dxa" w:w="2266"/>
+          </w:tcPr>
+          <w:p>
+            <w:r>
+              <w:rPr>
+                <w:rFonts w:ascii="微软雅黑" w:hAnsi="微软雅黑" w:eastAsia="微软雅黑"/>
+                <w:b/>
+                <w:sz w:val="20"/>
+              </w:rPr>
+              <w:t>必填</w:t>
+            </w:r>
+          </w:p>
+        </w:tc>
+        <w:tc>
+          <w:tcPr>
+            <w:tcW w:type="dxa" w:w="2266"/>
+          </w:tcPr>
+          <w:p>
+            <w:r>
+              <w:rPr>
+                <w:rFonts w:ascii="微软雅黑" w:hAnsi="微软雅黑" w:eastAsia="微软雅黑"/>
+                <w:b/>
+                <w:sz w:val="20"/>
+              </w:rPr>
+              <w:t>说明</w:t>
+            </w:r>
+          </w:p>
+        </w:tc>
+      </w:tr>
+      <w:tr>
+        <w:tc>
+          <w:tcPr>
+            <w:tcW w:type="dxa" w:w="2266"/>
+          </w:tcPr>
+          <w:p>
+            <w:r>
+              <w:rPr>
+                <w:rFonts w:ascii="微软雅黑" w:hAnsi="微软雅黑" w:eastAsia="微软雅黑"/>
+                <w:sz w:val="20"/>
+              </w:rPr>
+              <w:t>sensor_id</w:t>
+            </w:r>
+          </w:p>
+        </w:tc>
+        <w:tc>
+          <w:tcPr>
+            <w:tcW w:type="dxa" w:w="2266"/>
+          </w:tcPr>
+          <w:p>
+            <w:r>
+              <w:rPr>
+                <w:rFonts w:ascii="微软雅黑" w:hAnsi="微软雅黑" w:eastAsia="微软雅黑"/>
+                <w:sz w:val="20"/>
+              </w:rPr>
+              <w:t>String</w:t>
+            </w:r>
+          </w:p>
+        </w:tc>
+        <w:tc>
+          <w:tcPr>
+            <w:tcW w:type="dxa" w:w="2266"/>
+          </w:tcPr>
+          <w:p>
+            <w:r>
+              <w:rPr>
+                <w:rFonts w:ascii="微软雅黑" w:hAnsi="微软雅黑" w:eastAsia="微软雅黑"/>
+                <w:sz w:val="20"/>
+              </w:rPr>
+              <w:t>是</w:t>
+            </w:r>
+          </w:p>
+        </w:tc>
+        <w:tc>
+          <w:tcPr>
+            <w:tcW w:type="dxa" w:w="2266"/>
+          </w:tcPr>
+          <w:p>
+            <w:r>
+              <w:rPr>
+                <w:rFonts w:ascii="微软雅黑" w:hAnsi="微软雅黑" w:eastAsia="微软雅黑"/>
+                <w:sz w:val="20"/>
+              </w:rPr>
+              <w:t>传感器标识</w:t>
+            </w:r>
+          </w:p>
+        </w:tc>
+      </w:tr>
+      <w:tr>
+        <w:tc>
+          <w:tcPr>
+            <w:tcW w:type="dxa" w:w="2266"/>
+          </w:tcPr>
+          <w:p>
+            <w:r>
+              <w:rPr>
+                <w:rFonts w:ascii="微软雅黑" w:hAnsi="微软雅黑" w:eastAsia="微软雅黑"/>
+                <w:sz w:val="20"/>
+              </w:rPr>
+              <w:t>timestamp</w:t>
+            </w:r>
+          </w:p>
+        </w:tc>
+        <w:tc>
+          <w:tcPr>
+            <w:tcW w:type="dxa" w:w="2266"/>
+          </w:tcPr>
+          <w:p>
+            <w:r>
+              <w:rPr>
+                <w:rFonts w:ascii="微软雅黑" w:hAnsi="微软雅黑" w:eastAsia="微软雅黑"/>
+                <w:sz w:val="20"/>
+              </w:rPr>
+              <w:t>DateTime</w:t>
+            </w:r>
+          </w:p>
+        </w:tc>
+        <w:tc>
+          <w:tcPr>
+            <w:tcW w:type="dxa" w:w="2266"/>
+          </w:tcPr>
+          <w:p>
+            <w:r>
+              <w:rPr>
+                <w:rFonts w:ascii="微软雅黑" w:hAnsi="微软雅黑" w:eastAsia="微软雅黑"/>
+                <w:sz w:val="20"/>
+              </w:rPr>
+              <w:t>是</w:t>
+            </w:r>
+          </w:p>
+        </w:tc>
+        <w:tc>
+          <w:tcPr>
+            <w:tcW w:type="dxa" w:w="2266"/>
+          </w:tcPr>
+          <w:p>
+            <w:r>
+              <w:rPr>
+                <w:rFonts w:ascii="微软雅黑" w:hAnsi="微软雅黑" w:eastAsia="微软雅黑"/>
+                <w:sz w:val="20"/>
+              </w:rPr>
+              <w:t>采样时间，格式 YYYY-MM-DD HH:MM:SS</w:t>
+            </w:r>
+          </w:p>
+        </w:tc>
+      </w:tr>
+      <w:tr>
+        <w:tc>
+          <w:tcPr>
+            <w:tcW w:type="dxa" w:w="2266"/>
+          </w:tcPr>
+          <w:p>
+            <w:r>
+              <w:rPr>
+                <w:rFonts w:ascii="微软雅黑" w:hAnsi="微软雅黑" w:eastAsia="微软雅黑"/>
+                <w:sz w:val="20"/>
+              </w:rPr>
+              <w:t>voc_concentration</w:t>
+            </w:r>
+          </w:p>
+        </w:tc>
+        <w:tc>
+          <w:tcPr>
+            <w:tcW w:type="dxa" w:w="2266"/>
+          </w:tcPr>
+          <w:p>
+            <w:r>
+              <w:rPr>
+                <w:rFonts w:ascii="微软雅黑" w:hAnsi="微软雅黑" w:eastAsia="微软雅黑"/>
+                <w:sz w:val="20"/>
+              </w:rPr>
+              <w:t>Float</w:t>
+            </w:r>
+          </w:p>
+        </w:tc>
+        <w:tc>
+          <w:tcPr>
+            <w:tcW w:type="dxa" w:w="2266"/>
+          </w:tcPr>
+          <w:p>
+            <w:r>
+              <w:rPr>
+                <w:rFonts w:ascii="微软雅黑" w:hAnsi="微软雅黑" w:eastAsia="微软雅黑"/>
+                <w:sz w:val="20"/>
+              </w:rPr>
+              <w:t>否</w:t>
+            </w:r>
+          </w:p>
+        </w:tc>
+        <w:tc>
+          <w:tcPr>
+            <w:tcW w:type="dxa" w:w="2266"/>
+          </w:tcPr>
+          <w:p>
+            <w:r>
+              <w:rPr>
+                <w:rFonts w:ascii="微软雅黑" w:hAnsi="微软雅黑" w:eastAsia="微软雅黑"/>
+                <w:sz w:val="20"/>
+              </w:rPr>
+              <w:t>VOCs 浓度 (mg/m³)</w:t>
+            </w:r>
+          </w:p>
+        </w:tc>
+      </w:tr>
+      <w:tr>
+        <w:tc>
+          <w:tcPr>
+            <w:tcW w:type="dxa" w:w="2266"/>
+          </w:tcPr>
+          <w:p>
+            <w:r>
+              <w:rPr>
+                <w:rFonts w:ascii="微软雅黑" w:hAnsi="微软雅黑" w:eastAsia="微软雅黑"/>
+                <w:sz w:val="20"/>
+              </w:rPr>
+              <w:t>nox_concentration</w:t>
+            </w:r>
+          </w:p>
+        </w:tc>
+        <w:tc>
+          <w:tcPr>
+            <w:tcW w:type="dxa" w:w="2266"/>
+          </w:tcPr>
+          <w:p>
+            <w:r>
+              <w:rPr>
+                <w:rFonts w:ascii="微软雅黑" w:hAnsi="微软雅黑" w:eastAsia="微软雅黑"/>
+                <w:sz w:val="20"/>
+              </w:rPr>
+              <w:t>Float</w:t>
+            </w:r>
+          </w:p>
+        </w:tc>
+        <w:tc>
+          <w:tcPr>
+            <w:tcW w:type="dxa" w:w="2266"/>
+          </w:tcPr>
+          <w:p>
+            <w:r>
+              <w:rPr>
+                <w:rFonts w:ascii="微软雅黑" w:hAnsi="微软雅黑" w:eastAsia="微软雅黑"/>
+                <w:sz w:val="20"/>
+              </w:rPr>
+              <w:t>否</w:t>
+            </w:r>
+          </w:p>
+        </w:tc>
+        <w:tc>
+          <w:tcPr>
+            <w:tcW w:type="dxa" w:w="2266"/>
+          </w:tcPr>
+          <w:p>
+            <w:r>
+              <w:rPr>
+                <w:rFonts w:ascii="微软雅黑" w:hAnsi="微软雅黑" w:eastAsia="微软雅黑"/>
+                <w:sz w:val="20"/>
+              </w:rPr>
+              <w:t>NOx 浓度 (mg/m³)</w:t>
+            </w:r>
+          </w:p>
+        </w:tc>
+      </w:tr>
+      <w:tr>
+        <w:tc>
+          <w:tcPr>
+            <w:tcW w:type="dxa" w:w="2266"/>
+          </w:tcPr>
+          <w:p>
+            <w:r>
+              <w:rPr>
+                <w:rFonts w:ascii="微软雅黑" w:hAnsi="微软雅黑" w:eastAsia="微软雅黑"/>
+                <w:sz w:val="20"/>
+              </w:rPr>
+              <w:t>so2_concentration</w:t>
+            </w:r>
+          </w:p>
+        </w:tc>
+        <w:tc>
+          <w:tcPr>
+            <w:tcW w:type="dxa" w:w="2266"/>
+          </w:tcPr>
+          <w:p>
+            <w:r>
+              <w:rPr>
+                <w:rFonts w:ascii="微软雅黑" w:hAnsi="微软雅黑" w:eastAsia="微软雅黑"/>
+                <w:sz w:val="20"/>
+              </w:rPr>
+              <w:t>Float</w:t>
+            </w:r>
+          </w:p>
+        </w:tc>
+        <w:tc>
+          <w:tcPr>
+            <w:tcW w:type="dxa" w:w="2266"/>
+          </w:tcPr>
+          <w:p>
+            <w:r>
+              <w:rPr>
+                <w:rFonts w:ascii="微软雅黑" w:hAnsi="微软雅黑" w:eastAsia="微软雅黑"/>
+                <w:sz w:val="20"/>
+              </w:rPr>
+              <w:t>否</w:t>
+            </w:r>
+          </w:p>
+        </w:tc>
+        <w:tc>
+          <w:tcPr>
+            <w:tcW w:type="dxa" w:w="2266"/>
+          </w:tcPr>
+          <w:p>
+            <w:r>
+              <w:rPr>
+                <w:rFonts w:ascii="微软雅黑" w:hAnsi="微软雅黑" w:eastAsia="微软雅黑"/>
+                <w:sz w:val="20"/>
+              </w:rPr>
+              <w:t>SO₂ 浓度 (mg/m³)</w:t>
+            </w:r>
+          </w:p>
+        </w:tc>
+      </w:tr>
+    </w:tbl>
+    <w:p>
+      <w:pPr>
+        <w:spacing w:after="80"/>
+      </w:pPr>
+    </w:p>
+    <w:p>
+      <w:pPr>
+        <w:spacing w:after="80"/>
+      </w:pPr>
+      <w:r>
+        <w:rPr>
+          <w:rFonts w:ascii="微软雅黑" w:hAnsi="微软雅黑" w:eastAsia="微软雅黑"/>
+          <w:b/>
+          <w:sz w:val="22"/>
+        </w:rPr>
+        <w:t>weather_data（气象数据）</w:t>
+      </w:r>
+    </w:p>
+    <w:tbl>
+      <w:tblPr>
+        <w:tblStyle w:val="LightGrid-Accent1"/>
+        <w:tblW w:type="auto" w:w="0"/>
+        <w:tblLook w:firstColumn="1" w:firstRow="1" w:lastColumn="0" w:lastRow="0" w:noHBand="0" w:noVBand="1" w:val="04A0"/>
+      </w:tblPr>
+      <w:tblGrid>
+        <w:gridCol w:w="2266"/>
+        <w:gridCol w:w="2266"/>
+        <w:gridCol w:w="2266"/>
+        <w:gridCol w:w="2266"/>
+      </w:tblGrid>
+      <w:tr>
+        <w:tc>
+          <w:tcPr>
+            <w:tcW w:type="dxa" w:w="2266"/>
+          </w:tcPr>
+          <w:p>
+            <w:r>
+              <w:rPr>
+                <w:rFonts w:ascii="微软雅黑" w:hAnsi="微软雅黑" w:eastAsia="微软雅黑"/>
+                <w:b/>
+                <w:sz w:val="20"/>
+              </w:rPr>
+              <w:t>字段</w:t>
+            </w:r>
+          </w:p>
+        </w:tc>
+        <w:tc>
+          <w:tcPr>
+            <w:tcW w:type="dxa" w:w="2266"/>
+          </w:tcPr>
+          <w:p>
+            <w:r>
+              <w:rPr>
+                <w:rFonts w:ascii="微软雅黑" w:hAnsi="微软雅黑" w:eastAsia="微软雅黑"/>
+                <w:b/>
+                <w:sz w:val="20"/>
+              </w:rPr>
+              <w:t>类型</w:t>
+            </w:r>
+          </w:p>
+        </w:tc>
+        <w:tc>
+          <w:tcPr>
+            <w:tcW w:type="dxa" w:w="2266"/>
+          </w:tcPr>
+          <w:p>
+            <w:r>
+              <w:rPr>
+                <w:rFonts w:ascii="微软雅黑" w:hAnsi="微软雅黑" w:eastAsia="微软雅黑"/>
+                <w:b/>
+                <w:sz w:val="20"/>
+              </w:rPr>
+              <w:t>必填</w:t>
+            </w:r>
+          </w:p>
+        </w:tc>
+        <w:tc>
+          <w:tcPr>
+            <w:tcW w:type="dxa" w:w="2266"/>
+          </w:tcPr>
+          <w:p>
+            <w:r>
+              <w:rPr>
+                <w:rFonts w:ascii="微软雅黑" w:hAnsi="微软雅黑" w:eastAsia="微软雅黑"/>
+                <w:b/>
+                <w:sz w:val="20"/>
+              </w:rPr>
+              <w:t>说明</w:t>
+            </w:r>
+          </w:p>
+        </w:tc>
+      </w:tr>
+      <w:tr>
+        <w:tc>
+          <w:tcPr>
+            <w:tcW w:type="dxa" w:w="2266"/>
+          </w:tcPr>
+          <w:p>
+            <w:r>
+              <w:rPr>
+                <w:rFonts w:ascii="微软雅黑" w:hAnsi="微软雅黑" w:eastAsia="微软雅黑"/>
+                <w:sz w:val="20"/>
+              </w:rPr>
+              <w:t>station_id</w:t>
+            </w:r>
+          </w:p>
+        </w:tc>
+        <w:tc>
+          <w:tcPr>
+            <w:tcW w:type="dxa" w:w="2266"/>
+          </w:tcPr>
+          <w:p>
+            <w:r>
+              <w:rPr>
+                <w:rFonts w:ascii="微软雅黑" w:hAnsi="微软雅黑" w:eastAsia="微软雅黑"/>
+                <w:sz w:val="20"/>
+              </w:rPr>
+              <w:t>String</w:t>
+            </w:r>
+          </w:p>
+        </w:tc>
+        <w:tc>
+          <w:tcPr>
+            <w:tcW w:type="dxa" w:w="2266"/>
+          </w:tcPr>
+          <w:p>
+            <w:r>
+              <w:rPr>
+                <w:rFonts w:ascii="微软雅黑" w:hAnsi="微软雅黑" w:eastAsia="微软雅黑"/>
+                <w:sz w:val="20"/>
+              </w:rPr>
+              <w:t>是</w:t>
+            </w:r>
+          </w:p>
+        </w:tc>
+        <w:tc>
+          <w:tcPr>
+            <w:tcW w:type="dxa" w:w="2266"/>
+          </w:tcPr>
+          <w:p>
+            <w:r>
+              <w:rPr>
+                <w:rFonts w:ascii="微软雅黑" w:hAnsi="微软雅黑" w:eastAsia="微软雅黑"/>
+                <w:sz w:val="20"/>
+              </w:rPr>
+              <w:t>气象站标识</w:t>
+            </w:r>
+          </w:p>
+        </w:tc>
+      </w:tr>
+      <w:tr>
+        <w:tc>
+          <w:tcPr>
+            <w:tcW w:type="dxa" w:w="2266"/>
+          </w:tcPr>
+          <w:p>
+            <w:r>
+              <w:rPr>
+                <w:rFonts w:ascii="微软雅黑" w:hAnsi="微软雅黑" w:eastAsia="微软雅黑"/>
+                <w:sz w:val="20"/>
+              </w:rPr>
+              <w:t>timestamp</w:t>
+            </w:r>
+          </w:p>
+        </w:tc>
+        <w:tc>
+          <w:tcPr>
+            <w:tcW w:type="dxa" w:w="2266"/>
+          </w:tcPr>
+          <w:p>
+            <w:r>
+              <w:rPr>
+                <w:rFonts w:ascii="微软雅黑" w:hAnsi="微软雅黑" w:eastAsia="微软雅黑"/>
+                <w:sz w:val="20"/>
+              </w:rPr>
+              <w:t>DateTime</w:t>
+            </w:r>
+          </w:p>
+        </w:tc>
+        <w:tc>
+          <w:tcPr>
+            <w:tcW w:type="dxa" w:w="2266"/>
+          </w:tcPr>
+          <w:p>
+            <w:r>
+              <w:rPr>
+                <w:rFonts w:ascii="微软雅黑" w:hAnsi="微软雅黑" w:eastAsia="微软雅黑"/>
+                <w:sz w:val="20"/>
+              </w:rPr>
+              <w:t>是</w:t>
+            </w:r>
+          </w:p>
+        </w:tc>
+        <w:tc>
+          <w:tcPr>
+            <w:tcW w:type="dxa" w:w="2266"/>
+          </w:tcPr>
+          <w:p>
+            <w:r>
+              <w:rPr>
+                <w:rFonts w:ascii="微软雅黑" w:hAnsi="微软雅黑" w:eastAsia="微软雅黑"/>
+                <w:sz w:val="20"/>
+              </w:rPr>
+              <w:t>观测时间</w:t>
+            </w:r>
+          </w:p>
+        </w:tc>
+      </w:tr>
+      <w:tr>
+        <w:tc>
+          <w:tcPr>
+            <w:tcW w:type="dxa" w:w="2266"/>
+          </w:tcPr>
+          <w:p>
+            <w:r>
+              <w:rPr>
+                <w:rFonts w:ascii="微软雅黑" w:hAnsi="微软雅黑" w:eastAsia="微软雅黑"/>
+                <w:sz w:val="20"/>
+              </w:rPr>
+              <w:t>temperature</w:t>
+            </w:r>
+          </w:p>
+        </w:tc>
+        <w:tc>
+          <w:tcPr>
+            <w:tcW w:type="dxa" w:w="2266"/>
+          </w:tcPr>
+          <w:p>
+            <w:r>
+              <w:rPr>
+                <w:rFonts w:ascii="微软雅黑" w:hAnsi="微软雅黑" w:eastAsia="微软雅黑"/>
+                <w:sz w:val="20"/>
+              </w:rPr>
+              <w:t>Float</w:t>
+            </w:r>
+          </w:p>
+        </w:tc>
+        <w:tc>
+          <w:tcPr>
+            <w:tcW w:type="dxa" w:w="2266"/>
+          </w:tcPr>
+          <w:p>
+            <w:r>
+              <w:rPr>
+                <w:rFonts w:ascii="微软雅黑" w:hAnsi="微软雅黑" w:eastAsia="微软雅黑"/>
+                <w:sz w:val="20"/>
+              </w:rPr>
+              <w:t>否</w:t>
+            </w:r>
+          </w:p>
+        </w:tc>
+        <w:tc>
+          <w:tcPr>
+            <w:tcW w:type="dxa" w:w="2266"/>
+          </w:tcPr>
+          <w:p>
+            <w:r>
+              <w:rPr>
+                <w:rFonts w:ascii="微软雅黑" w:hAnsi="微软雅黑" w:eastAsia="微软雅黑"/>
+                <w:sz w:val="20"/>
+              </w:rPr>
+              <w:t>温度 (°C)</w:t>
+            </w:r>
+          </w:p>
+        </w:tc>
+      </w:tr>
+      <w:tr>
+        <w:tc>
+          <w:tcPr>
+            <w:tcW w:type="dxa" w:w="2266"/>
+          </w:tcPr>
+          <w:p>
+            <w:r>
+              <w:rPr>
+                <w:rFonts w:ascii="微软雅黑" w:hAnsi="微软雅黑" w:eastAsia="微软雅黑"/>
+                <w:sz w:val="20"/>
+              </w:rPr>
+              <w:t>humidity</w:t>
+            </w:r>
+          </w:p>
+        </w:tc>
+        <w:tc>
+          <w:tcPr>
+            <w:tcW w:type="dxa" w:w="2266"/>
+          </w:tcPr>
+          <w:p>
+            <w:r>
+              <w:rPr>
+                <w:rFonts w:ascii="微软雅黑" w:hAnsi="微软雅黑" w:eastAsia="微软雅黑"/>
+                <w:sz w:val="20"/>
+              </w:rPr>
+              <w:t>Float</w:t>
+            </w:r>
+          </w:p>
+        </w:tc>
+        <w:tc>
+          <w:tcPr>
+            <w:tcW w:type="dxa" w:w="2266"/>
+          </w:tcPr>
+          <w:p>
+            <w:r>
+              <w:rPr>
+                <w:rFonts w:ascii="微软雅黑" w:hAnsi="微软雅黑" w:eastAsia="微软雅黑"/>
+                <w:sz w:val="20"/>
+              </w:rPr>
+              <w:t>否</w:t>
+            </w:r>
+          </w:p>
+        </w:tc>
+        <w:tc>
+          <w:tcPr>
+            <w:tcW w:type="dxa" w:w="2266"/>
+          </w:tcPr>
+          <w:p>
+            <w:r>
+              <w:rPr>
+                <w:rFonts w:ascii="微软雅黑" w:hAnsi="微软雅黑" w:eastAsia="微软雅黑"/>
+                <w:sz w:val="20"/>
+              </w:rPr>
+              <w:t>相对湿度 (%)</w:t>
+            </w:r>
+          </w:p>
+        </w:tc>
+      </w:tr>
+      <w:tr>
+        <w:tc>
+          <w:tcPr>
+            <w:tcW w:type="dxa" w:w="2266"/>
+          </w:tcPr>
+          <w:p>
+            <w:r>
+              <w:rPr>
+                <w:rFonts w:ascii="微软雅黑" w:hAnsi="微软雅黑" w:eastAsia="微软雅黑"/>
+                <w:sz w:val="20"/>
+              </w:rPr>
+              <w:t>wind_speed</w:t>
+            </w:r>
+          </w:p>
+        </w:tc>
+        <w:tc>
+          <w:tcPr>
+            <w:tcW w:type="dxa" w:w="2266"/>
+          </w:tcPr>
+          <w:p>
+            <w:r>
+              <w:rPr>
+                <w:rFonts w:ascii="微软雅黑" w:hAnsi="微软雅黑" w:eastAsia="微软雅黑"/>
+                <w:sz w:val="20"/>
+              </w:rPr>
+              <w:t>Float</w:t>
+            </w:r>
+          </w:p>
+        </w:tc>
+        <w:tc>
+          <w:tcPr>
+            <w:tcW w:type="dxa" w:w="2266"/>
+          </w:tcPr>
+          <w:p>
+            <w:r>
+              <w:rPr>
+                <w:rFonts w:ascii="微软雅黑" w:hAnsi="微软雅黑" w:eastAsia="微软雅黑"/>
+                <w:sz w:val="20"/>
+              </w:rPr>
+              <w:t>否</w:t>
+            </w:r>
+          </w:p>
+        </w:tc>
+        <w:tc>
+          <w:tcPr>
+            <w:tcW w:type="dxa" w:w="2266"/>
+          </w:tcPr>
+          <w:p>
+            <w:r>
+              <w:rPr>
+                <w:rFonts w:ascii="微软雅黑" w:hAnsi="微软雅黑" w:eastAsia="微软雅黑"/>
+                <w:sz w:val="20"/>
+              </w:rPr>
+              <w:t>风速 (m/s)</w:t>
+            </w:r>
+          </w:p>
+        </w:tc>
+      </w:tr>
+      <w:tr>
+        <w:tc>
+          <w:tcPr>
+            <w:tcW w:type="dxa" w:w="2266"/>
+          </w:tcPr>
+          <w:p>
+            <w:r>
+              <w:rPr>
+                <w:rFonts w:ascii="微软雅黑" w:hAnsi="微软雅黑" w:eastAsia="微软雅黑"/>
+                <w:sz w:val="20"/>
+              </w:rPr>
+              <w:t>wind_direction</w:t>
+            </w:r>
+          </w:p>
+        </w:tc>
+        <w:tc>
+          <w:tcPr>
+            <w:tcW w:type="dxa" w:w="2266"/>
+          </w:tcPr>
+          <w:p>
+            <w:r>
+              <w:rPr>
+                <w:rFonts w:ascii="微软雅黑" w:hAnsi="微软雅黑" w:eastAsia="微软雅黑"/>
+                <w:sz w:val="20"/>
+              </w:rPr>
+              <w:t>Float</w:t>
+            </w:r>
+          </w:p>
+        </w:tc>
+        <w:tc>
+          <w:tcPr>
+            <w:tcW w:type="dxa" w:w="2266"/>
+          </w:tcPr>
+          <w:p>
+            <w:r>
+              <w:rPr>
+                <w:rFonts w:ascii="微软雅黑" w:hAnsi="微软雅黑" w:eastAsia="微软雅黑"/>
+                <w:sz w:val="20"/>
+              </w:rPr>
+              <w:t>否</w:t>
+            </w:r>
+          </w:p>
+        </w:tc>
+        <w:tc>
+          <w:tcPr>
+            <w:tcW w:type="dxa" w:w="2266"/>
+          </w:tcPr>
+          <w:p>
+            <w:r>
+              <w:rPr>
+                <w:rFonts w:ascii="微软雅黑" w:hAnsi="微软雅黑" w:eastAsia="微软雅黑"/>
+                <w:sz w:val="20"/>
+              </w:rPr>
+              <w:t>风向 (度)</w:t>
+            </w:r>
+          </w:p>
+        </w:tc>
+      </w:tr>
+    </w:tbl>
+    <w:p>
+      <w:pPr>
+        <w:spacing w:after="80"/>
+      </w:pPr>
+    </w:p>
+    <w:p>
+      <w:pPr>
+        <w:spacing w:after="80"/>
+      </w:pPr>
+      <w:r>
+        <w:rPr>
+          <w:rFonts w:ascii="微软雅黑" w:hAnsi="微软雅黑" w:eastAsia="微软雅黑"/>
+          <w:b/>
+          <w:sz w:val="22"/>
+        </w:rPr>
+        <w:t>equipment_data（设备数据）</w:t>
+      </w:r>
+    </w:p>
+    <w:tbl>
+      <w:tblPr>
+        <w:tblStyle w:val="LightGrid-Accent1"/>
+        <w:tblW w:type="auto" w:w="0"/>
+        <w:tblLook w:firstColumn="1" w:firstRow="1" w:lastColumn="0" w:lastRow="0" w:noHBand="0" w:noVBand="1" w:val="04A0"/>
+      </w:tblPr>
+      <w:tblGrid>
+        <w:gridCol w:w="2266"/>
+        <w:gridCol w:w="2266"/>
+        <w:gridCol w:w="2266"/>
+        <w:gridCol w:w="2266"/>
+      </w:tblGrid>
+      <w:tr>
+        <w:tc>
+          <w:tcPr>
+            <w:tcW w:type="dxa" w:w="2266"/>
+          </w:tcPr>
+          <w:p>
+            <w:r>
+              <w:rPr>
+                <w:rFonts w:ascii="微软雅黑" w:hAnsi="微软雅黑" w:eastAsia="微软雅黑"/>
+                <w:b/>
+                <w:sz w:val="20"/>
+              </w:rPr>
+              <w:t>字段</w:t>
+            </w:r>
+          </w:p>
+        </w:tc>
+        <w:tc>
+          <w:tcPr>
+            <w:tcW w:type="dxa" w:w="2266"/>
+          </w:tcPr>
+          <w:p>
+            <w:r>
+              <w:rPr>
+                <w:rFonts w:ascii="微软雅黑" w:hAnsi="微软雅黑" w:eastAsia="微软雅黑"/>
+                <w:b/>
+                <w:sz w:val="20"/>
+              </w:rPr>
+              <w:t>类型</w:t>
+            </w:r>
+          </w:p>
+        </w:tc>
+        <w:tc>
+          <w:tcPr>
+            <w:tcW w:type="dxa" w:w="2266"/>
+          </w:tcPr>
+          <w:p>
+            <w:r>
+              <w:rPr>
+                <w:rFonts w:ascii="微软雅黑" w:hAnsi="微软雅黑" w:eastAsia="微软雅黑"/>
+                <w:b/>
+                <w:sz w:val="20"/>
+              </w:rPr>
+              <w:t>必填</w:t>
+            </w:r>
+          </w:p>
+        </w:tc>
+        <w:tc>
+          <w:tcPr>
+            <w:tcW w:type="dxa" w:w="2266"/>
+          </w:tcPr>
+          <w:p>
+            <w:r>
+              <w:rPr>
+                <w:rFonts w:ascii="微软雅黑" w:hAnsi="微软雅黑" w:eastAsia="微软雅黑"/>
+                <w:b/>
+                <w:sz w:val="20"/>
+              </w:rPr>
+              <w:t>说明</w:t>
+            </w:r>
+          </w:p>
+        </w:tc>
+      </w:tr>
+      <w:tr>
+        <w:tc>
+          <w:tcPr>
+            <w:tcW w:type="dxa" w:w="2266"/>
+          </w:tcPr>
+          <w:p>
+            <w:r>
+              <w:rPr>
+                <w:rFonts w:ascii="微软雅黑" w:hAnsi="微软雅黑" w:eastAsia="微软雅黑"/>
+                <w:sz w:val="20"/>
+              </w:rPr>
+              <w:t>equipment_id</w:t>
+            </w:r>
+          </w:p>
+        </w:tc>
+        <w:tc>
+          <w:tcPr>
+            <w:tcW w:type="dxa" w:w="2266"/>
+          </w:tcPr>
+          <w:p>
+            <w:r>
+              <w:rPr>
+                <w:rFonts w:ascii="微软雅黑" w:hAnsi="微软雅黑" w:eastAsia="微软雅黑"/>
+                <w:sz w:val="20"/>
+              </w:rPr>
+              <w:t>String</w:t>
+            </w:r>
+          </w:p>
+        </w:tc>
+        <w:tc>
+          <w:tcPr>
+            <w:tcW w:type="dxa" w:w="2266"/>
+          </w:tcPr>
+          <w:p>
+            <w:r>
+              <w:rPr>
+                <w:rFonts w:ascii="微软雅黑" w:hAnsi="微软雅黑" w:eastAsia="微软雅黑"/>
+                <w:sz w:val="20"/>
+              </w:rPr>
+              <w:t>是</w:t>
+            </w:r>
+          </w:p>
+        </w:tc>
+        <w:tc>
+          <w:tcPr>
+            <w:tcW w:type="dxa" w:w="2266"/>
+          </w:tcPr>
+          <w:p>
+            <w:r>
+              <w:rPr>
+                <w:rFonts w:ascii="微软雅黑" w:hAnsi="微软雅黑" w:eastAsia="微软雅黑"/>
+                <w:sz w:val="20"/>
+              </w:rPr>
+              <w:t>设备标识</w:t>
+            </w:r>
+          </w:p>
+        </w:tc>
+      </w:tr>
+      <w:tr>
+        <w:tc>
+          <w:tcPr>
+            <w:tcW w:type="dxa" w:w="2266"/>
+          </w:tcPr>
+          <w:p>
+            <w:r>
+              <w:rPr>
+                <w:rFonts w:ascii="微软雅黑" w:hAnsi="微软雅黑" w:eastAsia="微软雅黑"/>
+                <w:sz w:val="20"/>
+              </w:rPr>
+              <w:t>timestamp</w:t>
+            </w:r>
+          </w:p>
+        </w:tc>
+        <w:tc>
+          <w:tcPr>
+            <w:tcW w:type="dxa" w:w="2266"/>
+          </w:tcPr>
+          <w:p>
+            <w:r>
+              <w:rPr>
+                <w:rFonts w:ascii="微软雅黑" w:hAnsi="微软雅黑" w:eastAsia="微软雅黑"/>
+                <w:sz w:val="20"/>
+              </w:rPr>
+              <w:t>DateTime</w:t>
+            </w:r>
+          </w:p>
+        </w:tc>
+        <w:tc>
+          <w:tcPr>
+            <w:tcW w:type="dxa" w:w="2266"/>
+          </w:tcPr>
+          <w:p>
+            <w:r>
+              <w:rPr>
+                <w:rFonts w:ascii="微软雅黑" w:hAnsi="微软雅黑" w:eastAsia="微软雅黑"/>
+                <w:sz w:val="20"/>
+              </w:rPr>
+              <w:t>是</w:t>
+            </w:r>
+          </w:p>
+        </w:tc>
+        <w:tc>
+          <w:tcPr>
+            <w:tcW w:type="dxa" w:w="2266"/>
+          </w:tcPr>
+          <w:p>
+            <w:r>
+              <w:rPr>
+                <w:rFonts w:ascii="微软雅黑" w:hAnsi="微软雅黑" w:eastAsia="微软雅黑"/>
+                <w:sz w:val="20"/>
+              </w:rPr>
+              <w:t>记录时间</w:t>
+            </w:r>
+          </w:p>
+        </w:tc>
+      </w:tr>
+      <w:tr>
+        <w:tc>
+          <w:tcPr>
+            <w:tcW w:type="dxa" w:w="2266"/>
+          </w:tcPr>
+          <w:p>
+            <w:r>
+              <w:rPr>
+                <w:rFonts w:ascii="微软雅黑" w:hAnsi="微软雅黑" w:eastAsia="微软雅黑"/>
+                <w:sz w:val="20"/>
+              </w:rPr>
+              <w:t>operating_load</w:t>
+            </w:r>
+          </w:p>
+        </w:tc>
+        <w:tc>
+          <w:tcPr>
+            <w:tcW w:type="dxa" w:w="2266"/>
+          </w:tcPr>
+          <w:p>
+            <w:r>
+              <w:rPr>
+                <w:rFonts w:ascii="微软雅黑" w:hAnsi="微软雅黑" w:eastAsia="微软雅黑"/>
+                <w:sz w:val="20"/>
+              </w:rPr>
+              <w:t>Float</w:t>
+            </w:r>
+          </w:p>
+        </w:tc>
+        <w:tc>
+          <w:tcPr>
+            <w:tcW w:type="dxa" w:w="2266"/>
+          </w:tcPr>
+          <w:p>
+            <w:r>
+              <w:rPr>
+                <w:rFonts w:ascii="微软雅黑" w:hAnsi="微软雅黑" w:eastAsia="微软雅黑"/>
+                <w:sz w:val="20"/>
+              </w:rPr>
+              <w:t>否</w:t>
+            </w:r>
+          </w:p>
+        </w:tc>
+        <w:tc>
+          <w:tcPr>
+            <w:tcW w:type="dxa" w:w="2266"/>
+          </w:tcPr>
+          <w:p>
+            <w:r>
+              <w:rPr>
+                <w:rFonts w:ascii="微软雅黑" w:hAnsi="微软雅黑" w:eastAsia="微软雅黑"/>
+                <w:sz w:val="20"/>
+              </w:rPr>
+              <w:t>运行负荷 (%)</w:t>
+            </w:r>
+          </w:p>
+        </w:tc>
+      </w:tr>
+      <w:tr>
+        <w:tc>
+          <w:tcPr>
+            <w:tcW w:type="dxa" w:w="2266"/>
+          </w:tcPr>
+          <w:p>
+            <w:r>
+              <w:rPr>
+                <w:rFonts w:ascii="微软雅黑" w:hAnsi="微软雅黑" w:eastAsia="微软雅黑"/>
+                <w:sz w:val="20"/>
+              </w:rPr>
+              <w:t>production_phase</w:t>
+            </w:r>
+          </w:p>
+        </w:tc>
+        <w:tc>
+          <w:tcPr>
+            <w:tcW w:type="dxa" w:w="2266"/>
+          </w:tcPr>
+          <w:p>
+            <w:r>
+              <w:rPr>
+                <w:rFonts w:ascii="微软雅黑" w:hAnsi="微软雅黑" w:eastAsia="微软雅黑"/>
+                <w:sz w:val="20"/>
+              </w:rPr>
+              <w:t>String</w:t>
+            </w:r>
+          </w:p>
+        </w:tc>
+        <w:tc>
+          <w:tcPr>
+            <w:tcW w:type="dxa" w:w="2266"/>
+          </w:tcPr>
+          <w:p>
+            <w:r>
+              <w:rPr>
+                <w:rFonts w:ascii="微软雅黑" w:hAnsi="微软雅黑" w:eastAsia="微软雅黑"/>
+                <w:sz w:val="20"/>
+              </w:rPr>
+              <w:t>否</w:t>
+            </w:r>
+          </w:p>
+        </w:tc>
+        <w:tc>
+          <w:tcPr>
+            <w:tcW w:type="dxa" w:w="2266"/>
+          </w:tcPr>
+          <w:p>
+            <w:r>
+              <w:rPr>
+                <w:rFonts w:ascii="微软雅黑" w:hAnsi="微软雅黑" w:eastAsia="微软雅黑"/>
+                <w:sz w:val="20"/>
+              </w:rPr>
+              <w:t>生产时段</w:t>
+            </w:r>
+          </w:p>
+        </w:tc>
+      </w:tr>
+      <w:tr>
+        <w:tc>
+          <w:tcPr>
+            <w:tcW w:type="dxa" w:w="2266"/>
+          </w:tcPr>
+          <w:p>
+            <w:r>
+              <w:rPr>
+                <w:rFonts w:ascii="微软雅黑" w:hAnsi="微软雅黑" w:eastAsia="微软雅黑"/>
+                <w:sz w:val="20"/>
+              </w:rPr>
+              <w:t>status</w:t>
+            </w:r>
+          </w:p>
+        </w:tc>
+        <w:tc>
+          <w:tcPr>
+            <w:tcW w:type="dxa" w:w="2266"/>
+          </w:tcPr>
+          <w:p>
+            <w:r>
+              <w:rPr>
+                <w:rFonts w:ascii="微软雅黑" w:hAnsi="微软雅黑" w:eastAsia="微软雅黑"/>
+                <w:sz w:val="20"/>
+              </w:rPr>
+              <w:t>String</w:t>
+            </w:r>
+          </w:p>
+        </w:tc>
+        <w:tc>
+          <w:tcPr>
+            <w:tcW w:type="dxa" w:w="2266"/>
+          </w:tcPr>
+          <w:p>
+            <w:r>
+              <w:rPr>
+                <w:rFonts w:ascii="微软雅黑" w:hAnsi="微软雅黑" w:eastAsia="微软雅黑"/>
+                <w:sz w:val="20"/>
+              </w:rPr>
+              <w:t>否</w:t>
+            </w:r>
+          </w:p>
+        </w:tc>
+        <w:tc>
+          <w:tcPr>
+            <w:tcW w:type="dxa" w:w="2266"/>
+          </w:tcPr>
+          <w:p>
+            <w:r>
+              <w:rPr>
+                <w:rFonts w:ascii="微软雅黑" w:hAnsi="微软雅黑" w:eastAsia="微软雅黑"/>
+                <w:sz w:val="20"/>
+              </w:rPr>
+              <w:t>运行状态</w:t>
+            </w:r>
+          </w:p>
+        </w:tc>
+      </w:tr>
+    </w:tbl>
+    <w:p>
+      <w:pPr>
+        <w:spacing w:after="80"/>
+      </w:pPr>
+    </w:p>
+    <w:p>
+      <w:pPr>
+        <w:pStyle w:val="Heading2"/>
+      </w:pPr>
+      <w:r>
+        <w:t>3.3 CSV 文件模板</w:t>
       </w:r>
     </w:p>
     <w:p>
       <w:pPr>
-        <w:spacing w:before="120" w:after="120"/>
-        <w:ind w:left="283"/>
+        <w:spacing w:before="80" w:after="80"/>
+        <w:ind w:left="340"/>
         <w:shd w:val="clear" w:color="auto" w:fill="F0F0F0"/>
       </w:pPr>
       <w:r>
@@ -1287,245 +2550,25 @@
           <w:rFonts w:ascii="Consolas" w:hAnsi="Consolas"/>
           <w:sz w:val="18"/>
         </w:rPr>
-        <w:t>python data_analysis.py</w:t>
-      </w:r>
-    </w:p>
-    <w:p>
-      <w:pPr>
-        <w:spacing w:after="120"/>
-      </w:pPr>
-      <w:r>
-        <w:rPr>
-          <w:rFonts w:ascii="微软雅黑" w:hAnsi="微软雅黑" w:eastAsia="微软雅黑"/>
-          <w:b w:val="0"/>
-          <w:sz w:val="22"/>
-        </w:rPr>
-        <w:t>看到 "特征矩阵 X 形状" 等字样说明成功，同时会生成一张热力图。</w:t>
-      </w:r>
-    </w:p>
-    <w:p/>
-    <w:p>
-      <w:pPr>
-        <w:spacing w:after="120"/>
-      </w:pPr>
-      <w:r>
-        <w:rPr>
-          <w:rFonts w:ascii="微软雅黑" w:hAnsi="微软雅黑" w:eastAsia="微软雅黑"/>
-          <w:b/>
-          <w:sz w:val="22"/>
-        </w:rPr>
-        <w:t>③ 训练模型：</w:t>
-      </w:r>
-    </w:p>
-    <w:p>
-      <w:pPr>
-        <w:spacing w:before="120" w:after="120"/>
-        <w:ind w:left="283"/>
-        <w:shd w:val="clear" w:color="auto" w:fill="F0F0F0"/>
-      </w:pPr>
-      <w:r>
-        <w:rPr>
-          <w:rFonts w:ascii="Consolas" w:hAnsi="Consolas"/>
-          <w:sz w:val="18"/>
-        </w:rPr>
-        <w:t>python train_model.py</w:t>
-      </w:r>
-    </w:p>
-    <w:p>
-      <w:pPr>
-        <w:spacing w:after="120"/>
-      </w:pPr>
-      <w:r>
-        <w:rPr>
-          <w:rFonts w:ascii="微软雅黑" w:hAnsi="微软雅黑" w:eastAsia="微软雅黑"/>
-          <w:b w:val="0"/>
-          <w:sz w:val="22"/>
-        </w:rPr>
-        <w:t>约 1-2 分钟。屏幕上会显示训练进度，最后显示准确率 82.61%。</w:t>
-      </w:r>
-    </w:p>
-    <w:p>
-      <w:pPr>
-        <w:pStyle w:val="Heading2"/>
-      </w:pPr>
-      <w:r>
-        <w:t>第 4 步：启动后端</w:t>
-      </w:r>
-    </w:p>
-    <w:p>
-      <w:pPr>
-        <w:spacing w:before="120" w:after="120"/>
-        <w:ind w:left="283"/>
-        <w:shd w:val="clear" w:color="auto" w:fill="F0F0F0"/>
-      </w:pPr>
-      <w:r>
-        <w:rPr>
-          <w:rFonts w:ascii="Consolas" w:hAnsi="Consolas"/>
-          <w:sz w:val="18"/>
-        </w:rPr>
-        <w:t>python app.py</w:t>
-      </w:r>
-    </w:p>
-    <w:p>
-      <w:pPr>
-        <w:spacing w:after="120"/>
-      </w:pPr>
-      <w:r>
-        <w:rPr>
-          <w:rFonts w:ascii="微软雅黑" w:hAnsi="微软雅黑" w:eastAsia="微软雅黑"/>
-          <w:b w:val="0"/>
-          <w:sz w:val="22"/>
-        </w:rPr>
-        <w:t>此时命令窗口会显示：* Running on http://127.0.0.1:5000</w:t>
-      </w:r>
-    </w:p>
-    <w:p>
-      <w:pPr>
-        <w:shd w:val="clear" w:color="auto" w:fill="FFF3E0"/>
-        <w:ind w:left="283"/>
-      </w:pPr>
-      <w:r>
-        <w:rPr>
-          <w:rFonts w:ascii="微软雅黑" w:hAnsi="微软雅黑" w:eastAsia="微软雅黑"/>
-          <w:sz w:val="20"/>
-        </w:rPr>
-        <w:t>⚠️ 这个窗口不要关！关了后端就停了。可以最小化到后台。</w:t>
-      </w:r>
-    </w:p>
-    <w:p>
-      <w:pPr>
-        <w:pStyle w:val="Heading2"/>
-      </w:pPr>
-      <w:r>
-        <w:t>第 5 步：新开命令窗口，启动前端</w:t>
-      </w:r>
-    </w:p>
-    <w:p>
-      <w:pPr>
-        <w:spacing w:after="120"/>
-      </w:pPr>
-      <w:r>
-        <w:rPr>
-          <w:rFonts w:ascii="微软雅黑" w:hAnsi="微软雅黑" w:eastAsia="微软雅黑"/>
-          <w:b w:val="0"/>
-          <w:sz w:val="22"/>
-        </w:rPr>
-        <w:t>再按 Win+R，输入 cmd，回车，打开第二个命令窗口。</w:t>
-      </w:r>
-    </w:p>
-    <w:p>
-      <w:pPr>
-        <w:spacing w:before="120" w:after="120"/>
-        <w:ind w:left="283"/>
-        <w:shd w:val="clear" w:color="auto" w:fill="F0F0F0"/>
-      </w:pPr>
-      <w:r>
-        <w:rPr>
-          <w:rFonts w:ascii="Consolas" w:hAnsi="Consolas"/>
-          <w:sz w:val="18"/>
-        </w:rPr>
-        <w:t>cd /d "e:\文件\大二下作业\Gas System\frontend"</w:t>
-      </w:r>
-    </w:p>
-    <w:p>
-      <w:pPr>
-        <w:spacing w:after="120"/>
-      </w:pPr>
-      <w:r>
-        <w:rPr>
-          <w:rFonts w:ascii="微软雅黑" w:hAnsi="微软雅黑" w:eastAsia="微软雅黑"/>
-          <w:b w:val="0"/>
-          <w:sz w:val="22"/>
-        </w:rPr>
-        <w:t>安装前端依赖（只需做一次）：</w:t>
-      </w:r>
-    </w:p>
-    <w:p>
-      <w:pPr>
-        <w:spacing w:before="120" w:after="120"/>
-        <w:ind w:left="283"/>
-        <w:shd w:val="clear" w:color="auto" w:fill="F0F0F0"/>
-      </w:pPr>
-      <w:r>
-        <w:rPr>
-          <w:rFonts w:ascii="Consolas" w:hAnsi="Consolas"/>
-          <w:sz w:val="18"/>
-        </w:rPr>
-        <w:t>npm install --registry=https://registry.npmmirror.com</w:t>
-      </w:r>
-    </w:p>
-    <w:p>
-      <w:pPr>
-        <w:spacing w:after="120"/>
-      </w:pPr>
-      <w:r>
-        <w:rPr>
-          <w:rFonts w:ascii="微软雅黑" w:hAnsi="微软雅黑" w:eastAsia="微软雅黑"/>
-          <w:b w:val="0"/>
-          <w:sz w:val="22"/>
-        </w:rPr>
-        <w:t>启动前端：</w:t>
-      </w:r>
-    </w:p>
-    <w:p>
-      <w:pPr>
-        <w:spacing w:before="120" w:after="120"/>
-        <w:ind w:left="283"/>
-        <w:shd w:val="clear" w:color="auto" w:fill="F0F0F0"/>
-      </w:pPr>
-      <w:r>
-        <w:rPr>
-          <w:rFonts w:ascii="Consolas" w:hAnsi="Consolas"/>
-          <w:sz w:val="18"/>
-        </w:rPr>
-        <w:t>npm run serve</w:t>
-      </w:r>
-    </w:p>
-    <w:p>
-      <w:pPr>
-        <w:spacing w:after="120"/>
-      </w:pPr>
-      <w:r>
-        <w:rPr>
-          <w:rFonts w:ascii="微软雅黑" w:hAnsi="微软雅黑" w:eastAsia="微软雅黑"/>
-          <w:b w:val="0"/>
-          <w:sz w:val="22"/>
-        </w:rPr>
-        <w:t>约 30 秒后看到 "Compiled successfully" 说明启动好了。</w:t>
-      </w:r>
-    </w:p>
-    <w:p>
-      <w:pPr>
-        <w:pStyle w:val="Heading2"/>
-      </w:pPr>
-      <w:r>
-        <w:t>第 6 步：打开浏览器</w:t>
-      </w:r>
-    </w:p>
-    <w:p>
-      <w:pPr>
-        <w:spacing w:after="120"/>
-      </w:pPr>
-      <w:r>
-        <w:rPr>
-          <w:rFonts w:ascii="微软雅黑" w:hAnsi="微软雅黑" w:eastAsia="微软雅黑"/>
-          <w:b w:val="0"/>
-          <w:sz w:val="22"/>
-        </w:rPr>
-        <w:t>在地址栏输入：http://localhost:8080</w:t>
-      </w:r>
-    </w:p>
-    <w:p>
-      <w:pPr>
-        <w:shd w:val="clear" w:color="auto" w:fill="E8F5E9"/>
-        <w:ind w:left="283"/>
-      </w:pPr>
-      <w:r>
-        <w:rPr>
-          <w:rFonts w:ascii="微软雅黑" w:hAnsi="微软雅黑" w:eastAsia="微软雅黑"/>
-          <w:sz w:val="20"/>
-        </w:rPr>
-        <w:t>💡 看到监控大屏说明成功！</w:t>
+        <w:t># emission_data.csv</w:t>
+        <w:br/>
+        <w:t>sensor_id,timestamp,voc_concentration,nox_concentration,so2_concentration</w:t>
+        <w:br/>
+        <w:t>S01,2026-06-03 10:00:00,120.5,45.6,10.2</w:t>
+        <w:br/>
+        <w:br/>
+        <w:t># weather_data.csv</w:t>
+        <w:br/>
+        <w:t>station_id,timestamp,temperature,humidity,wind_speed,wind_direction</w:t>
+        <w:br/>
+        <w:t>W01,2026-06-03 10:00:00,25.5,60.2,3.5,180</w:t>
+        <w:br/>
+        <w:br/>
+        <w:t># equipment_data.csv</w:t>
+        <w:br/>
+        <w:t>equipment_id,timestamp,operating_load,production_phase,status</w:t>
+        <w:br/>
+        <w:t>E01,2026-06-03 10:00:00,72.5,正常,running</w:t>
       </w:r>
     </w:p>
     <w:p>
@@ -1538,7 +2581,7 @@
         <w:pStyle w:val="Heading1"/>
       </w:pPr>
       <w:r>
-        <w:t>使用系统：浏览器操作指南</w:t>
+        <w:t>4. 预测模型</w:t>
       </w:r>
     </w:p>
     <w:p>
@@ -1546,7 +2589,80 @@
         <w:pStyle w:val="Heading2"/>
       </w:pPr>
       <w:r>
-        <w:t>看板页面说明</w:t>
+        <w:t>4.1 模型架构</w:t>
+      </w:r>
+    </w:p>
+    <w:p>
+      <w:pPr>
+        <w:spacing w:after="80"/>
+      </w:pPr>
+      <w:r>
+        <w:rPr>
+          <w:rFonts w:ascii="微软雅黑" w:hAnsi="微软雅黑" w:eastAsia="微软雅黑"/>
+          <w:b w:val="0"/>
+          <w:sz w:val="22"/>
+        </w:rPr>
+        <w:t>采用双 LSTM 层 + Dropout 正则化的序列到序列架构：</w:t>
+      </w:r>
+    </w:p>
+    <w:p>
+      <w:pPr>
+        <w:spacing w:before="80" w:after="80"/>
+        <w:ind w:left="340"/>
+        <w:shd w:val="clear" w:color="auto" w:fill="F0F0F0"/>
+      </w:pPr>
+      <w:r>
+        <w:rPr>
+          <w:rFonts w:ascii="Consolas" w:hAnsi="Consolas"/>
+          <w:sz w:val="18"/>
+        </w:rPr>
+        <w:t>Input(24 timesteps, 14 features)</w:t>
+        <w:br/>
+        <w:t xml:space="preserve">  → LSTM(128, return_sequences=True)</w:t>
+        <w:br/>
+        <w:t xml:space="preserve">  → Dropout(0.3)</w:t>
+        <w:br/>
+        <w:t xml:space="preserve">  → LSTM(64)</w:t>
+        <w:br/>
+        <w:t xml:space="preserve">  → Dropout(0.3)</w:t>
+        <w:br/>
+        <w:t xml:space="preserve">  → Dense(32, ReLU)</w:t>
+        <w:br/>
+        <w:t xml:space="preserve">  → Dense(6)                    # 输出未来 6 小时预测</w:t>
+      </w:r>
+    </w:p>
+    <w:p>
+      <w:pPr>
+        <w:spacing w:after="80"/>
+      </w:pPr>
+      <w:r>
+        <w:rPr>
+          <w:rFonts w:ascii="微软雅黑" w:hAnsi="微软雅黑" w:eastAsia="微软雅黑"/>
+          <w:b w:val="0"/>
+          <w:sz w:val="22"/>
+        </w:rPr>
+        <w:t>总参数量：124,902（&lt; 500,000 约束）</w:t>
+      </w:r>
+    </w:p>
+    <w:p>
+      <w:pPr>
+        <w:pStyle w:val="Heading2"/>
+      </w:pPr>
+      <w:r>
+        <w:t>4.2 特征工程</w:t>
+      </w:r>
+    </w:p>
+    <w:p>
+      <w:pPr>
+        <w:spacing w:after="80"/>
+      </w:pPr>
+      <w:r>
+        <w:rPr>
+          <w:rFonts w:ascii="微软雅黑" w:hAnsi="微软雅黑" w:eastAsia="微软雅黑"/>
+          <w:b w:val="0"/>
+          <w:sz w:val="22"/>
+        </w:rPr>
+        <w:t>从原始数据提取 14 维特征：</w:t>
       </w:r>
     </w:p>
     <w:tbl>
@@ -1556,15 +2672,14 @@
         <w:tblLook w:firstColumn="1" w:firstRow="1" w:lastColumn="0" w:lastRow="0" w:noHBand="0" w:noVBand="1" w:val="04A0"/>
       </w:tblPr>
       <w:tblGrid>
-        <w:gridCol w:w="2351"/>
-        <w:gridCol w:w="2351"/>
-        <w:gridCol w:w="2351"/>
-        <w:gridCol w:w="2351"/>
+        <w:gridCol w:w="3022"/>
+        <w:gridCol w:w="3022"/>
+        <w:gridCol w:w="3022"/>
       </w:tblGrid>
       <w:tr>
         <w:tc>
           <w:tcPr>
-            <w:tcW w:type="dxa" w:w="2351"/>
+            <w:tcW w:type="dxa" w:w="3022"/>
           </w:tcPr>
           <w:p>
             <w:r>
@@ -1573,13 +2688,13 @@
                 <w:b/>
                 <w:sz w:val="20"/>
               </w:rPr>
-              <w:t>区域</w:t>
-            </w:r>
-          </w:p>
-        </w:tc>
-        <w:tc>
-          <w:tcPr>
-            <w:tcW w:type="dxa" w:w="2351"/>
+              <w:t>类别</w:t>
+            </w:r>
+          </w:p>
+        </w:tc>
+        <w:tc>
+          <w:tcPr>
+            <w:tcW w:type="dxa" w:w="3022"/>
           </w:tcPr>
           <w:p>
             <w:r>
@@ -1588,13 +2703,13 @@
                 <w:b/>
                 <w:sz w:val="20"/>
               </w:rPr>
-              <w:t>位置</w:t>
-            </w:r>
-          </w:p>
-        </w:tc>
-        <w:tc>
-          <w:tcPr>
-            <w:tcW w:type="dxa" w:w="2351"/>
+              <w:t>特征</w:t>
+            </w:r>
+          </w:p>
+        </w:tc>
+        <w:tc>
+          <w:tcPr>
+            <w:tcW w:type="dxa" w:w="3022"/>
           </w:tcPr>
           <w:p>
             <w:r>
@@ -1603,22 +2718,7 @@
                 <w:b/>
                 <w:sz w:val="20"/>
               </w:rPr>
-              <w:t>内容</w:t>
-            </w:r>
-          </w:p>
-        </w:tc>
-        <w:tc>
-          <w:tcPr>
-            <w:tcW w:type="dxa" w:w="2351"/>
-          </w:tcPr>
-          <w:p>
-            <w:r>
-              <w:rPr>
-                <w:rFonts w:ascii="微软雅黑" w:hAnsi="微软雅黑" w:eastAsia="微软雅黑"/>
-                <w:b/>
-                <w:sz w:val="20"/>
-              </w:rPr>
-              <w:t>怎么用</w:t>
+              <w:t>说明</w:t>
             </w:r>
           </w:p>
         </w:tc>
@@ -1626,57 +2726,43 @@
       <w:tr>
         <w:tc>
           <w:tcPr>
-            <w:tcW w:type="dxa" w:w="2351"/>
-          </w:tcPr>
-          <w:p>
-            <w:r>
-              <w:rPr>
-                <w:rFonts w:ascii="微软雅黑" w:hAnsi="微软雅黑" w:eastAsia="微软雅黑"/>
-                <w:sz w:val="20"/>
-              </w:rPr>
-              <w:t>顶部标题栏</w:t>
-            </w:r>
-          </w:p>
-        </w:tc>
-        <w:tc>
-          <w:tcPr>
-            <w:tcW w:type="dxa" w:w="2351"/>
-          </w:tcPr>
-          <w:p>
-            <w:r>
-              <w:rPr>
-                <w:rFonts w:ascii="微软雅黑" w:hAnsi="微软雅黑" w:eastAsia="微软雅黑"/>
-                <w:sz w:val="20"/>
-              </w:rPr>
-              <w:t>最上面</w:t>
-            </w:r>
-          </w:p>
-        </w:tc>
-        <w:tc>
-          <w:tcPr>
-            <w:tcW w:type="dxa" w:w="2351"/>
-          </w:tcPr>
-          <w:p>
-            <w:r>
-              <w:rPr>
-                <w:rFonts w:ascii="微软雅黑" w:hAnsi="微软雅黑" w:eastAsia="微软雅黑"/>
-                <w:sz w:val="20"/>
-              </w:rPr>
-              <w:t>系统名称、时间、导出按钮</w:t>
-            </w:r>
-          </w:p>
-        </w:tc>
-        <w:tc>
-          <w:tcPr>
-            <w:tcW w:type="dxa" w:w="2351"/>
-          </w:tcPr>
-          <w:p>
-            <w:r>
-              <w:rPr>
-                <w:rFonts w:ascii="微软雅黑" w:hAnsi="微软雅黑" w:eastAsia="微软雅黑"/>
-                <w:sz w:val="20"/>
-              </w:rPr>
-              <w:t>点"导出报告"下载数据</w:t>
+            <w:tcW w:type="dxa" w:w="3022"/>
+          </w:tcPr>
+          <w:p>
+            <w:r>
+              <w:rPr>
+                <w:rFonts w:ascii="微软雅黑" w:hAnsi="微软雅黑" w:eastAsia="微软雅黑"/>
+                <w:sz w:val="20"/>
+              </w:rPr>
+              <w:t>原始数值</w:t>
+            </w:r>
+          </w:p>
+        </w:tc>
+        <w:tc>
+          <w:tcPr>
+            <w:tcW w:type="dxa" w:w="3022"/>
+          </w:tcPr>
+          <w:p>
+            <w:r>
+              <w:rPr>
+                <w:rFonts w:ascii="微软雅黑" w:hAnsi="微软雅黑" w:eastAsia="微软雅黑"/>
+                <w:sz w:val="20"/>
+              </w:rPr>
+              <w:t>temperature, humidity, wind_speed, operating_load</w:t>
+            </w:r>
+          </w:p>
+        </w:tc>
+        <w:tc>
+          <w:tcPr>
+            <w:tcW w:type="dxa" w:w="3022"/>
+          </w:tcPr>
+          <w:p>
+            <w:r>
+              <w:rPr>
+                <w:rFonts w:ascii="微软雅黑" w:hAnsi="微软雅黑" w:eastAsia="微软雅黑"/>
+                <w:sz w:val="20"/>
+              </w:rPr>
+              <w:t>气象与工况参数</w:t>
             </w:r>
           </w:p>
         </w:tc>
@@ -1684,57 +2770,43 @@
       <w:tr>
         <w:tc>
           <w:tcPr>
-            <w:tcW w:type="dxa" w:w="2351"/>
-          </w:tcPr>
-          <w:p>
-            <w:r>
-              <w:rPr>
-                <w:rFonts w:ascii="微软雅黑" w:hAnsi="微软雅黑" w:eastAsia="微软雅黑"/>
-                <w:sz w:val="20"/>
-              </w:rPr>
-              <w:t>左侧卡片</w:t>
-            </w:r>
-          </w:p>
-        </w:tc>
-        <w:tc>
-          <w:tcPr>
-            <w:tcW w:type="dxa" w:w="2351"/>
-          </w:tcPr>
-          <w:p>
-            <w:r>
-              <w:rPr>
-                <w:rFonts w:ascii="微软雅黑" w:hAnsi="微软雅黑" w:eastAsia="微软雅黑"/>
-                <w:sz w:val="20"/>
-              </w:rPr>
-              <w:t>左边</w:t>
-            </w:r>
-          </w:p>
-        </w:tc>
-        <w:tc>
-          <w:tcPr>
-            <w:tcW w:type="dxa" w:w="2351"/>
-          </w:tcPr>
-          <w:p>
-            <w:r>
-              <w:rPr>
-                <w:rFonts w:ascii="微软雅黑" w:hAnsi="微软雅黑" w:eastAsia="微软雅黑"/>
-                <w:sz w:val="20"/>
-              </w:rPr>
-              <w:t>VOCs浓度、温度、湿度、风速</w:t>
-            </w:r>
-          </w:p>
-        </w:tc>
-        <w:tc>
-          <w:tcPr>
-            <w:tcW w:type="dxa" w:w="2351"/>
-          </w:tcPr>
-          <w:p>
-            <w:r>
-              <w:rPr>
-                <w:rFonts w:ascii="微软雅黑" w:hAnsi="微软雅黑" w:eastAsia="微软雅黑"/>
-                <w:sz w:val="20"/>
-              </w:rPr>
-              <w:t>自动刷新，无需操作</w:t>
+            <w:tcW w:type="dxa" w:w="3022"/>
+          </w:tcPr>
+          <w:p>
+            <w:r>
+              <w:rPr>
+                <w:rFonts w:ascii="微软雅黑" w:hAnsi="微软雅黑" w:eastAsia="微软雅黑"/>
+                <w:sz w:val="20"/>
+              </w:rPr>
+              <w:t>时间编码</w:t>
+            </w:r>
+          </w:p>
+        </w:tc>
+        <w:tc>
+          <w:tcPr>
+            <w:tcW w:type="dxa" w:w="3022"/>
+          </w:tcPr>
+          <w:p>
+            <w:r>
+              <w:rPr>
+                <w:rFonts w:ascii="微软雅黑" w:hAnsi="微软雅黑" w:eastAsia="微软雅黑"/>
+                <w:sz w:val="20"/>
+              </w:rPr>
+              <w:t>hour_sin/cos, day_of_week_sin/cos, is_workday</w:t>
+            </w:r>
+          </w:p>
+        </w:tc>
+        <w:tc>
+          <w:tcPr>
+            <w:tcW w:type="dxa" w:w="3022"/>
+          </w:tcPr>
+          <w:p>
+            <w:r>
+              <w:rPr>
+                <w:rFonts w:ascii="微软雅黑" w:hAnsi="微软雅黑" w:eastAsia="微软雅黑"/>
+                <w:sz w:val="20"/>
+              </w:rPr>
+              <w:t>周期信号正弦余弦编码</w:t>
             </w:r>
           </w:p>
         </w:tc>
@@ -1742,57 +2814,43 @@
       <w:tr>
         <w:tc>
           <w:tcPr>
-            <w:tcW w:type="dxa" w:w="2351"/>
-          </w:tcPr>
-          <w:p>
-            <w:r>
-              <w:rPr>
-                <w:rFonts w:ascii="微软雅黑" w:hAnsi="微软雅黑" w:eastAsia="微软雅黑"/>
-                <w:sz w:val="20"/>
-              </w:rPr>
-              <w:t>预测图表</w:t>
-            </w:r>
-          </w:p>
-        </w:tc>
-        <w:tc>
-          <w:tcPr>
-            <w:tcW w:type="dxa" w:w="2351"/>
-          </w:tcPr>
-          <w:p>
-            <w:r>
-              <w:rPr>
-                <w:rFonts w:ascii="微软雅黑" w:hAnsi="微软雅黑" w:eastAsia="微软雅黑"/>
-                <w:sz w:val="20"/>
-              </w:rPr>
-              <w:t>右上</w:t>
-            </w:r>
-          </w:p>
-        </w:tc>
-        <w:tc>
-          <w:tcPr>
-            <w:tcW w:type="dxa" w:w="2351"/>
-          </w:tcPr>
-          <w:p>
-            <w:r>
-              <w:rPr>
-                <w:rFonts w:ascii="微软雅黑" w:hAnsi="微软雅黑" w:eastAsia="微软雅黑"/>
-                <w:sz w:val="20"/>
-              </w:rPr>
-              <w:t>蓝色历史线 + 黄色预测线</w:t>
-            </w:r>
-          </w:p>
-        </w:tc>
-        <w:tc>
-          <w:tcPr>
-            <w:tcW w:type="dxa" w:w="2351"/>
-          </w:tcPr>
-          <w:p>
-            <w:r>
-              <w:rPr>
-                <w:rFonts w:ascii="微软雅黑" w:hAnsi="微软雅黑" w:eastAsia="微软雅黑"/>
-                <w:sz w:val="20"/>
-              </w:rPr>
-              <w:t>鼠标悬停看具体数值</w:t>
+            <w:tcW w:type="dxa" w:w="3022"/>
+          </w:tcPr>
+          <w:p>
+            <w:r>
+              <w:rPr>
+                <w:rFonts w:ascii="微软雅黑" w:hAnsi="微软雅黑" w:eastAsia="微软雅黑"/>
+                <w:sz w:val="20"/>
+              </w:rPr>
+              <w:t>滞后特征</w:t>
+            </w:r>
+          </w:p>
+        </w:tc>
+        <w:tc>
+          <w:tcPr>
+            <w:tcW w:type="dxa" w:w="3022"/>
+          </w:tcPr>
+          <w:p>
+            <w:r>
+              <w:rPr>
+                <w:rFonts w:ascii="微软雅黑" w:hAnsi="微软雅黑" w:eastAsia="微软雅黑"/>
+                <w:sz w:val="20"/>
+              </w:rPr>
+              <w:t>voc_lag_1h, voc_lag_3h, voc_lag_6h</w:t>
+            </w:r>
+          </w:p>
+        </w:tc>
+        <w:tc>
+          <w:tcPr>
+            <w:tcW w:type="dxa" w:w="3022"/>
+          </w:tcPr>
+          <w:p>
+            <w:r>
+              <w:rPr>
+                <w:rFonts w:ascii="微软雅黑" w:hAnsi="微软雅黑" w:eastAsia="微软雅黑"/>
+                <w:sz w:val="20"/>
+              </w:rPr>
+              <w:t>前 1/3/6 小时 VOCs 浓度</w:t>
             </w:r>
           </w:p>
         </w:tc>
@@ -1800,90 +2858,59 @@
       <w:tr>
         <w:tc>
           <w:tcPr>
-            <w:tcW w:type="dxa" w:w="2351"/>
-          </w:tcPr>
-          <w:p>
-            <w:r>
-              <w:rPr>
-                <w:rFonts w:ascii="微软雅黑" w:hAnsi="微软雅黑" w:eastAsia="微软雅黑"/>
-                <w:sz w:val="20"/>
-              </w:rPr>
-              <w:t>预警列表</w:t>
-            </w:r>
-          </w:p>
-        </w:tc>
-        <w:tc>
-          <w:tcPr>
-            <w:tcW w:type="dxa" w:w="2351"/>
-          </w:tcPr>
-          <w:p>
-            <w:r>
-              <w:rPr>
-                <w:rFonts w:ascii="微软雅黑" w:hAnsi="微软雅黑" w:eastAsia="微软雅黑"/>
-                <w:sz w:val="20"/>
-              </w:rPr>
-              <w:t>右下</w:t>
-            </w:r>
-          </w:p>
-        </w:tc>
-        <w:tc>
-          <w:tcPr>
-            <w:tcW w:type="dxa" w:w="2351"/>
-          </w:tcPr>
-          <w:p>
-            <w:r>
-              <w:rPr>
-                <w:rFonts w:ascii="微软雅黑" w:hAnsi="微软雅黑" w:eastAsia="微软雅黑"/>
-                <w:sz w:val="20"/>
-              </w:rPr>
-              <w:t>超标警告信息</w:t>
-            </w:r>
-          </w:p>
-        </w:tc>
-        <w:tc>
-          <w:tcPr>
-            <w:tcW w:type="dxa" w:w="2351"/>
-          </w:tcPr>
-          <w:p>
-            <w:r>
-              <w:rPr>
-                <w:rFonts w:ascii="微软雅黑" w:hAnsi="微软雅黑" w:eastAsia="微软雅黑"/>
-                <w:sz w:val="20"/>
-              </w:rPr>
-              <w:t>超标时自动出现，点某一行看详情</w:t>
+            <w:tcW w:type="dxa" w:w="3022"/>
+          </w:tcPr>
+          <w:p>
+            <w:r>
+              <w:rPr>
+                <w:rFonts w:ascii="微软雅黑" w:hAnsi="微软雅黑" w:eastAsia="微软雅黑"/>
+                <w:sz w:val="20"/>
+              </w:rPr>
+              <w:t>滚动统计</w:t>
+            </w:r>
+          </w:p>
+        </w:tc>
+        <w:tc>
+          <w:tcPr>
+            <w:tcW w:type="dxa" w:w="3022"/>
+          </w:tcPr>
+          <w:p>
+            <w:r>
+              <w:rPr>
+                <w:rFonts w:ascii="微软雅黑" w:hAnsi="微软雅黑" w:eastAsia="微软雅黑"/>
+                <w:sz w:val="20"/>
+              </w:rPr>
+              <w:t>voc_rolling_6h_mean, voc_rolling_6h_std</w:t>
+            </w:r>
+          </w:p>
+        </w:tc>
+        <w:tc>
+          <w:tcPr>
+            <w:tcW w:type="dxa" w:w="3022"/>
+          </w:tcPr>
+          <w:p>
+            <w:r>
+              <w:rPr>
+                <w:rFonts w:ascii="微软雅黑" w:hAnsi="微软雅黑" w:eastAsia="微软雅黑"/>
+                <w:sz w:val="20"/>
+              </w:rPr>
+              <w:t>过去 6 小时均值与标准差</w:t>
             </w:r>
           </w:p>
         </w:tc>
       </w:tr>
     </w:tbl>
-    <w:p/>
     <w:p>
       <w:pPr>
-        <w:pStyle w:val="Heading2"/>
+        <w:spacing w:after="80"/>
       </w:pPr>
-      <w:r>
-        <w:t>实时数据卡片（左侧四个框）</w:t>
-      </w:r>
-    </w:p>
-    <w:p>
-      <w:pPr>
-        <w:spacing w:after="120"/>
-      </w:pPr>
-      <w:r>
-        <w:rPr>
-          <w:rFonts w:ascii="微软雅黑" w:hAnsi="微软雅黑" w:eastAsia="微软雅黑"/>
-          <w:b w:val="0"/>
-          <w:sz w:val="22"/>
-        </w:rPr>
-        <w:t>自动每 5 秒刷新一次，显示最新的监测数值。如果数据一直是 0，说明数据库里还没有数据（参考"导入你自己的数据"章节）。</w:t>
-      </w:r>
     </w:p>
     <w:p>
       <w:pPr>
         <w:pStyle w:val="Heading2"/>
       </w:pPr>
       <w:r>
-        <w:t>预测趋势图（右上图表）</w:t>
+        <w:t>4.3 训练配置</w:t>
       </w:r>
     </w:p>
     <w:tbl>
@@ -1893,13 +2920,13 @@
         <w:tblLook w:firstColumn="1" w:firstRow="1" w:lastColumn="0" w:lastRow="0" w:noHBand="0" w:noVBand="1" w:val="04A0"/>
       </w:tblPr>
       <w:tblGrid>
-        <w:gridCol w:w="4703"/>
-        <w:gridCol w:w="4703"/>
+        <w:gridCol w:w="4533"/>
+        <w:gridCol w:w="4533"/>
       </w:tblGrid>
       <w:tr>
         <w:tc>
           <w:tcPr>
-            <w:tcW w:type="dxa" w:w="4703"/>
+            <w:tcW w:type="dxa" w:w="4533"/>
           </w:tcPr>
           <w:p>
             <w:r>
@@ -1908,13 +2935,13 @@
                 <w:b/>
                 <w:sz w:val="20"/>
               </w:rPr>
-              <w:t>线条颜色</w:t>
-            </w:r>
-          </w:p>
-        </w:tc>
-        <w:tc>
-          <w:tcPr>
-            <w:tcW w:type="dxa" w:w="4703"/>
+              <w:t>参数</w:t>
+            </w:r>
+          </w:p>
+        </w:tc>
+        <w:tc>
+          <w:tcPr>
+            <w:tcW w:type="dxa" w:w="4533"/>
           </w:tcPr>
           <w:p>
             <w:r>
@@ -1923,7 +2950,7 @@
                 <w:b/>
                 <w:sz w:val="20"/>
               </w:rPr>
-              <w:t>含义</w:t>
+              <w:t>取值</w:t>
             </w:r>
           </w:p>
         </w:tc>
@@ -1931,29 +2958,29 @@
       <w:tr>
         <w:tc>
           <w:tcPr>
-            <w:tcW w:type="dxa" w:w="4703"/>
-          </w:tcPr>
-          <w:p>
-            <w:r>
-              <w:rPr>
-                <w:rFonts w:ascii="微软雅黑" w:hAnsi="微软雅黑" w:eastAsia="微软雅黑"/>
-                <w:sz w:val="20"/>
-              </w:rPr>
-              <w:t>蓝色实线</w:t>
-            </w:r>
-          </w:p>
-        </w:tc>
-        <w:tc>
-          <w:tcPr>
-            <w:tcW w:type="dxa" w:w="4703"/>
-          </w:tcPr>
-          <w:p>
-            <w:r>
-              <w:rPr>
-                <w:rFonts w:ascii="微软雅黑" w:hAnsi="微软雅黑" w:eastAsia="微软雅黑"/>
-                <w:sz w:val="20"/>
-              </w:rPr>
-              <w:t>过去 24 小时实际测到的浓度</w:t>
+            <w:tcW w:type="dxa" w:w="4533"/>
+          </w:tcPr>
+          <w:p>
+            <w:r>
+              <w:rPr>
+                <w:rFonts w:ascii="微软雅黑" w:hAnsi="微软雅黑" w:eastAsia="微软雅黑"/>
+                <w:sz w:val="20"/>
+              </w:rPr>
+              <w:t>损失函数</w:t>
+            </w:r>
+          </w:p>
+        </w:tc>
+        <w:tc>
+          <w:tcPr>
+            <w:tcW w:type="dxa" w:w="4533"/>
+          </w:tcPr>
+          <w:p>
+            <w:r>
+              <w:rPr>
+                <w:rFonts w:ascii="微软雅黑" w:hAnsi="微软雅黑" w:eastAsia="微软雅黑"/>
+                <w:sz w:val="20"/>
+              </w:rPr>
+              <w:t>MSE (均方误差)</w:t>
             </w:r>
           </w:p>
         </w:tc>
@@ -1961,29 +2988,29 @@
       <w:tr>
         <w:tc>
           <w:tcPr>
-            <w:tcW w:type="dxa" w:w="4703"/>
-          </w:tcPr>
-          <w:p>
-            <w:r>
-              <w:rPr>
-                <w:rFonts w:ascii="微软雅黑" w:hAnsi="微软雅黑" w:eastAsia="微软雅黑"/>
-                <w:sz w:val="20"/>
-              </w:rPr>
-              <w:t>黄色虚线</w:t>
-            </w:r>
-          </w:p>
-        </w:tc>
-        <w:tc>
-          <w:tcPr>
-            <w:tcW w:type="dxa" w:w="4703"/>
-          </w:tcPr>
-          <w:p>
-            <w:r>
-              <w:rPr>
-                <w:rFonts w:ascii="微软雅黑" w:hAnsi="微软雅黑" w:eastAsia="微软雅黑"/>
-                <w:sz w:val="20"/>
-              </w:rPr>
-              <w:t>AI 预测的未来 6 小时浓度</w:t>
+            <w:tcW w:type="dxa" w:w="4533"/>
+          </w:tcPr>
+          <w:p>
+            <w:r>
+              <w:rPr>
+                <w:rFonts w:ascii="微软雅黑" w:hAnsi="微软雅黑" w:eastAsia="微软雅黑"/>
+                <w:sz w:val="20"/>
+              </w:rPr>
+              <w:t>优化器</w:t>
+            </w:r>
+          </w:p>
+        </w:tc>
+        <w:tc>
+          <w:tcPr>
+            <w:tcW w:type="dxa" w:w="4533"/>
+          </w:tcPr>
+          <w:p>
+            <w:r>
+              <w:rPr>
+                <w:rFonts w:ascii="微软雅黑" w:hAnsi="微软雅黑" w:eastAsia="微软雅黑"/>
+                <w:sz w:val="20"/>
+              </w:rPr>
+              <w:t>Adam (lr=0.001)</w:t>
             </w:r>
           </w:p>
         </w:tc>
@@ -1991,54 +3018,165 @@
       <w:tr>
         <w:tc>
           <w:tcPr>
-            <w:tcW w:type="dxa" w:w="4703"/>
-          </w:tcPr>
-          <w:p>
-            <w:r>
-              <w:rPr>
-                <w:rFonts w:ascii="微软雅黑" w:hAnsi="微软雅黑" w:eastAsia="微软雅黑"/>
-                <w:sz w:val="20"/>
-              </w:rPr>
-              <w:t>红色虚线</w:t>
-            </w:r>
-          </w:p>
-        </w:tc>
-        <w:tc>
-          <w:tcPr>
-            <w:tcW w:type="dxa" w:w="4703"/>
-          </w:tcPr>
-          <w:p>
-            <w:r>
-              <w:rPr>
-                <w:rFonts w:ascii="微软雅黑" w:hAnsi="微软雅黑" w:eastAsia="微软雅黑"/>
-                <w:sz w:val="20"/>
-              </w:rPr>
-              <w:t>80 mg/m³ 预警线（超过这条线就会报警）</w:t>
+            <w:tcW w:type="dxa" w:w="4533"/>
+          </w:tcPr>
+          <w:p>
+            <w:r>
+              <w:rPr>
+                <w:rFonts w:ascii="微软雅黑" w:hAnsi="微软雅黑" w:eastAsia="微软雅黑"/>
+                <w:sz w:val="20"/>
+              </w:rPr>
+              <w:t>数据划分</w:t>
+            </w:r>
+          </w:p>
+        </w:tc>
+        <w:tc>
+          <w:tcPr>
+            <w:tcW w:type="dxa" w:w="4533"/>
+          </w:tcPr>
+          <w:p>
+            <w:r>
+              <w:rPr>
+                <w:rFonts w:ascii="微软雅黑" w:hAnsi="微软雅黑" w:eastAsia="微软雅黑"/>
+                <w:sz w:val="20"/>
+              </w:rPr>
+              <w:t>70% 训练 / 15% 验证 / 15% 测试（时序顺序，不随机）</w:t>
+            </w:r>
+          </w:p>
+        </w:tc>
+      </w:tr>
+      <w:tr>
+        <w:tc>
+          <w:tcPr>
+            <w:tcW w:type="dxa" w:w="4533"/>
+          </w:tcPr>
+          <w:p>
+            <w:r>
+              <w:rPr>
+                <w:rFonts w:ascii="微软雅黑" w:hAnsi="微软雅黑" w:eastAsia="微软雅黑"/>
+                <w:sz w:val="20"/>
+              </w:rPr>
+              <w:t>回调</w:t>
+            </w:r>
+          </w:p>
+        </w:tc>
+        <w:tc>
+          <w:tcPr>
+            <w:tcW w:type="dxa" w:w="4533"/>
+          </w:tcPr>
+          <w:p>
+            <w:r>
+              <w:rPr>
+                <w:rFonts w:ascii="微软雅黑" w:hAnsi="微软雅黑" w:eastAsia="微软雅黑"/>
+                <w:sz w:val="20"/>
+              </w:rPr>
+              <w:t>EarlyStopping(patience=15) + ReduceLROnPlateau(factor=0.5) + ModelCheckpoint</w:t>
+            </w:r>
+          </w:p>
+        </w:tc>
+      </w:tr>
+      <w:tr>
+        <w:tc>
+          <w:tcPr>
+            <w:tcW w:type="dxa" w:w="4533"/>
+          </w:tcPr>
+          <w:p>
+            <w:r>
+              <w:rPr>
+                <w:rFonts w:ascii="微软雅黑" w:hAnsi="微软雅黑" w:eastAsia="微软雅黑"/>
+                <w:sz w:val="20"/>
+              </w:rPr>
+              <w:t>训练集规模</w:t>
+            </w:r>
+          </w:p>
+        </w:tc>
+        <w:tc>
+          <w:tcPr>
+            <w:tcW w:type="dxa" w:w="4533"/>
+          </w:tcPr>
+          <w:p>
+            <w:r>
+              <w:rPr>
+                <w:rFonts w:ascii="微软雅黑" w:hAnsi="微软雅黑" w:eastAsia="微软雅黑"/>
+                <w:sz w:val="20"/>
+              </w:rPr>
+              <w:t>1,487 条 (70%)</w:t>
+            </w:r>
+          </w:p>
+        </w:tc>
+      </w:tr>
+      <w:tr>
+        <w:tc>
+          <w:tcPr>
+            <w:tcW w:type="dxa" w:w="4533"/>
+          </w:tcPr>
+          <w:p>
+            <w:r>
+              <w:rPr>
+                <w:rFonts w:ascii="微软雅黑" w:hAnsi="微软雅黑" w:eastAsia="微软雅黑"/>
+                <w:sz w:val="20"/>
+              </w:rPr>
+              <w:t>验证集规模</w:t>
+            </w:r>
+          </w:p>
+        </w:tc>
+        <w:tc>
+          <w:tcPr>
+            <w:tcW w:type="dxa" w:w="4533"/>
+          </w:tcPr>
+          <w:p>
+            <w:r>
+              <w:rPr>
+                <w:rFonts w:ascii="微软雅黑" w:hAnsi="微软雅黑" w:eastAsia="微软雅黑"/>
+                <w:sz w:val="20"/>
+              </w:rPr>
+              <w:t>319 条 (15%)</w:t>
+            </w:r>
+          </w:p>
+        </w:tc>
+      </w:tr>
+      <w:tr>
+        <w:tc>
+          <w:tcPr>
+            <w:tcW w:type="dxa" w:w="4533"/>
+          </w:tcPr>
+          <w:p>
+            <w:r>
+              <w:rPr>
+                <w:rFonts w:ascii="微软雅黑" w:hAnsi="微软雅黑" w:eastAsia="微软雅黑"/>
+                <w:sz w:val="20"/>
+              </w:rPr>
+              <w:t>测试集规模</w:t>
+            </w:r>
+          </w:p>
+        </w:tc>
+        <w:tc>
+          <w:tcPr>
+            <w:tcW w:type="dxa" w:w="4533"/>
+          </w:tcPr>
+          <w:p>
+            <w:r>
+              <w:rPr>
+                <w:rFonts w:ascii="微软雅黑" w:hAnsi="微软雅黑" w:eastAsia="微软雅黑"/>
+                <w:sz w:val="20"/>
+              </w:rPr>
+              <w:t>319 条 (15%)</w:t>
             </w:r>
           </w:p>
         </w:tc>
       </w:tr>
     </w:tbl>
-    <w:p/>
     <w:p>
       <w:pPr>
-        <w:spacing w:after="120"/>
+        <w:spacing w:after="80"/>
       </w:pPr>
-      <w:r>
-        <w:rPr>
-          <w:rFonts w:ascii="微软雅黑" w:hAnsi="微软雅黑" w:eastAsia="微软雅黑"/>
-          <w:b w:val="0"/>
-          <w:sz w:val="22"/>
-        </w:rPr>
-        <w:t>鼠标放到线上会弹出提示框，显示具体时间和浓度值。</w:t>
-      </w:r>
     </w:p>
     <w:p>
       <w:pPr>
         <w:pStyle w:val="Heading2"/>
       </w:pPr>
       <w:r>
-        <w:t>预警列表（右下表格）</w:t>
+        <w:t>4.4 性能指标</w:t>
       </w:r>
     </w:p>
     <w:tbl>
@@ -2048,15 +3186,15 @@
         <w:tblLook w:firstColumn="1" w:firstRow="1" w:lastColumn="0" w:lastRow="0" w:noHBand="0" w:noVBand="1" w:val="04A0"/>
       </w:tblPr>
       <w:tblGrid>
-        <w:gridCol w:w="2351"/>
-        <w:gridCol w:w="2351"/>
-        <w:gridCol w:w="2351"/>
-        <w:gridCol w:w="2351"/>
+        <w:gridCol w:w="2266"/>
+        <w:gridCol w:w="2266"/>
+        <w:gridCol w:w="2266"/>
+        <w:gridCol w:w="2266"/>
       </w:tblGrid>
       <w:tr>
         <w:tc>
           <w:tcPr>
-            <w:tcW w:type="dxa" w:w="2351"/>
+            <w:tcW w:type="dxa" w:w="2266"/>
           </w:tcPr>
           <w:p>
             <w:r>
@@ -2065,13 +3203,13 @@
                 <w:b/>
                 <w:sz w:val="20"/>
               </w:rPr>
-              <w:t>预警级别</w:t>
-            </w:r>
-          </w:p>
-        </w:tc>
-        <w:tc>
-          <w:tcPr>
-            <w:tcW w:type="dxa" w:w="2351"/>
+              <w:t>指标</w:t>
+            </w:r>
+          </w:p>
+        </w:tc>
+        <w:tc>
+          <w:tcPr>
+            <w:tcW w:type="dxa" w:w="2266"/>
           </w:tcPr>
           <w:p>
             <w:r>
@@ -2080,13 +3218,13 @@
                 <w:b/>
                 <w:sz w:val="20"/>
               </w:rPr>
-              <w:t>颜色</w:t>
-            </w:r>
-          </w:p>
-        </w:tc>
-        <w:tc>
-          <w:tcPr>
-            <w:tcW w:type="dxa" w:w="2351"/>
+              <w:t>要求</w:t>
+            </w:r>
+          </w:p>
+        </w:tc>
+        <w:tc>
+          <w:tcPr>
+            <w:tcW w:type="dxa" w:w="2266"/>
           </w:tcPr>
           <w:p>
             <w:r>
@@ -2095,13 +3233,13 @@
                 <w:b/>
                 <w:sz w:val="20"/>
               </w:rPr>
-              <w:t>含义</w:t>
-            </w:r>
-          </w:p>
-        </w:tc>
-        <w:tc>
-          <w:tcPr>
-            <w:tcW w:type="dxa" w:w="2351"/>
+              <w:t>实测</w:t>
+            </w:r>
+          </w:p>
+        </w:tc>
+        <w:tc>
+          <w:tcPr>
+            <w:tcW w:type="dxa" w:w="2266"/>
           </w:tcPr>
           <w:p>
             <w:r>
@@ -2110,7 +3248,7 @@
                 <w:b/>
                 <w:sz w:val="20"/>
               </w:rPr>
-              <w:t>触发条件</w:t>
+              <w:t>结论</w:t>
             </w:r>
           </w:p>
         </w:tc>
@@ -2118,57 +3256,57 @@
       <w:tr>
         <w:tc>
           <w:tcPr>
-            <w:tcW w:type="dxa" w:w="2351"/>
-          </w:tcPr>
-          <w:p>
-            <w:r>
-              <w:rPr>
-                <w:rFonts w:ascii="微软雅黑" w:hAnsi="微软雅黑" w:eastAsia="微软雅黑"/>
-                <w:sz w:val="20"/>
-              </w:rPr>
-              <w:t>高</w:t>
-            </w:r>
-          </w:p>
-        </w:tc>
-        <w:tc>
-          <w:tcPr>
-            <w:tcW w:type="dxa" w:w="2351"/>
-          </w:tcPr>
-          <w:p>
-            <w:r>
-              <w:rPr>
-                <w:rFonts w:ascii="微软雅黑" w:hAnsi="微软雅黑" w:eastAsia="微软雅黑"/>
-                <w:sz w:val="20"/>
-              </w:rPr>
-              <w:t>🔴 红色</w:t>
-            </w:r>
-          </w:p>
-        </w:tc>
-        <w:tc>
-          <w:tcPr>
-            <w:tcW w:type="dxa" w:w="2351"/>
-          </w:tcPr>
-          <w:p>
-            <w:r>
-              <w:rPr>
-                <w:rFonts w:ascii="微软雅黑" w:hAnsi="微软雅黑" w:eastAsia="微软雅黑"/>
-                <w:sz w:val="20"/>
-              </w:rPr>
-              <w:t>严重，需立即处理</w:t>
-            </w:r>
-          </w:p>
-        </w:tc>
-        <w:tc>
-          <w:tcPr>
-            <w:tcW w:type="dxa" w:w="2351"/>
-          </w:tcPr>
-          <w:p>
-            <w:r>
-              <w:rPr>
-                <w:rFonts w:ascii="微软雅黑" w:hAnsi="微软雅黑" w:eastAsia="微软雅黑"/>
-                <w:sz w:val="20"/>
-              </w:rPr>
-              <w:t>超过 3 个预测值都超标</w:t>
+            <w:tcW w:type="dxa" w:w="2266"/>
+          </w:tcPr>
+          <w:p>
+            <w:r>
+              <w:rPr>
+                <w:rFonts w:ascii="微软雅黑" w:hAnsi="微软雅黑" w:eastAsia="微软雅黑"/>
+                <w:sz w:val="20"/>
+              </w:rPr>
+              <w:t>准确率 (1-MAPE)</w:t>
+            </w:r>
+          </w:p>
+        </w:tc>
+        <w:tc>
+          <w:tcPr>
+            <w:tcW w:type="dxa" w:w="2266"/>
+          </w:tcPr>
+          <w:p>
+            <w:r>
+              <w:rPr>
+                <w:rFonts w:ascii="微软雅黑" w:hAnsi="微软雅黑" w:eastAsia="微软雅黑"/>
+                <w:sz w:val="20"/>
+              </w:rPr>
+              <w:t>≥ 75%</w:t>
+            </w:r>
+          </w:p>
+        </w:tc>
+        <w:tc>
+          <w:tcPr>
+            <w:tcW w:type="dxa" w:w="2266"/>
+          </w:tcPr>
+          <w:p>
+            <w:r>
+              <w:rPr>
+                <w:rFonts w:ascii="微软雅黑" w:hAnsi="微软雅黑" w:eastAsia="微软雅黑"/>
+                <w:sz w:val="20"/>
+              </w:rPr>
+              <w:t>82.61%</w:t>
+            </w:r>
+          </w:p>
+        </w:tc>
+        <w:tc>
+          <w:tcPr>
+            <w:tcW w:type="dxa" w:w="2266"/>
+          </w:tcPr>
+          <w:p>
+            <w:r>
+              <w:rPr>
+                <w:rFonts w:ascii="微软雅黑" w:hAnsi="微软雅黑" w:eastAsia="微软雅黑"/>
+                <w:sz w:val="20"/>
+              </w:rPr>
+              <w:t>达标</w:t>
             </w:r>
           </w:p>
         </w:tc>
@@ -2176,57 +3314,57 @@
       <w:tr>
         <w:tc>
           <w:tcPr>
-            <w:tcW w:type="dxa" w:w="2351"/>
-          </w:tcPr>
-          <w:p>
-            <w:r>
-              <w:rPr>
-                <w:rFonts w:ascii="微软雅黑" w:hAnsi="微软雅黑" w:eastAsia="微软雅黑"/>
-                <w:sz w:val="20"/>
-              </w:rPr>
-              <w:t>中</w:t>
-            </w:r>
-          </w:p>
-        </w:tc>
-        <w:tc>
-          <w:tcPr>
-            <w:tcW w:type="dxa" w:w="2351"/>
-          </w:tcPr>
-          <w:p>
-            <w:r>
-              <w:rPr>
-                <w:rFonts w:ascii="微软雅黑" w:hAnsi="微软雅黑" w:eastAsia="微软雅黑"/>
-                <w:sz w:val="20"/>
-              </w:rPr>
-              <w:t>🟡 黄色</w:t>
-            </w:r>
-          </w:p>
-        </w:tc>
-        <w:tc>
-          <w:tcPr>
-            <w:tcW w:type="dxa" w:w="2351"/>
-          </w:tcPr>
-          <w:p>
-            <w:r>
-              <w:rPr>
-                <w:rFonts w:ascii="微软雅黑" w:hAnsi="微软雅黑" w:eastAsia="微软雅黑"/>
-                <w:sz w:val="20"/>
-              </w:rPr>
-              <w:t>注意，需关注</w:t>
-            </w:r>
-          </w:p>
-        </w:tc>
-        <w:tc>
-          <w:tcPr>
-            <w:tcW w:type="dxa" w:w="2351"/>
-          </w:tcPr>
-          <w:p>
-            <w:r>
-              <w:rPr>
-                <w:rFonts w:ascii="微软雅黑" w:hAnsi="微软雅黑" w:eastAsia="微软雅黑"/>
-                <w:sz w:val="20"/>
-              </w:rPr>
-              <w:t>2-3 个预测值超标</w:t>
+            <w:tcW w:type="dxa" w:w="2266"/>
+          </w:tcPr>
+          <w:p>
+            <w:r>
+              <w:rPr>
+                <w:rFonts w:ascii="微软雅黑" w:hAnsi="微软雅黑" w:eastAsia="微软雅黑"/>
+                <w:sz w:val="20"/>
+              </w:rPr>
+              <w:t>单次推理耗时</w:t>
+            </w:r>
+          </w:p>
+        </w:tc>
+        <w:tc>
+          <w:tcPr>
+            <w:tcW w:type="dxa" w:w="2266"/>
+          </w:tcPr>
+          <w:p>
+            <w:r>
+              <w:rPr>
+                <w:rFonts w:ascii="微软雅黑" w:hAnsi="微软雅黑" w:eastAsia="微软雅黑"/>
+                <w:sz w:val="20"/>
+              </w:rPr>
+              <w:t>≤ 2秒</w:t>
+            </w:r>
+          </w:p>
+        </w:tc>
+        <w:tc>
+          <w:tcPr>
+            <w:tcW w:type="dxa" w:w="2266"/>
+          </w:tcPr>
+          <w:p>
+            <w:r>
+              <w:rPr>
+                <w:rFonts w:ascii="微软雅黑" w:hAnsi="微软雅黑" w:eastAsia="微软雅黑"/>
+                <w:sz w:val="20"/>
+              </w:rPr>
+              <w:t>~99ms</w:t>
+            </w:r>
+          </w:p>
+        </w:tc>
+        <w:tc>
+          <w:tcPr>
+            <w:tcW w:type="dxa" w:w="2266"/>
+          </w:tcPr>
+          <w:p>
+            <w:r>
+              <w:rPr>
+                <w:rFonts w:ascii="微软雅黑" w:hAnsi="微软雅黑" w:eastAsia="微软雅黑"/>
+                <w:sz w:val="20"/>
+              </w:rPr>
+              <w:t>达标</w:t>
             </w:r>
           </w:p>
         </w:tc>
@@ -2234,66 +3372,194 @@
       <w:tr>
         <w:tc>
           <w:tcPr>
-            <w:tcW w:type="dxa" w:w="2351"/>
-          </w:tcPr>
-          <w:p>
-            <w:r>
-              <w:rPr>
-                <w:rFonts w:ascii="微软雅黑" w:hAnsi="微软雅黑" w:eastAsia="微软雅黑"/>
-                <w:sz w:val="20"/>
-              </w:rPr>
-              <w:t>低</w:t>
-            </w:r>
-          </w:p>
-        </w:tc>
-        <w:tc>
-          <w:tcPr>
-            <w:tcW w:type="dxa" w:w="2351"/>
-          </w:tcPr>
-          <w:p>
-            <w:r>
-              <w:rPr>
-                <w:rFonts w:ascii="微软雅黑" w:hAnsi="微软雅黑" w:eastAsia="微软雅黑"/>
-                <w:sz w:val="20"/>
-              </w:rPr>
-              <w:t>🔵 蓝色</w:t>
-            </w:r>
-          </w:p>
-        </w:tc>
-        <w:tc>
-          <w:tcPr>
-            <w:tcW w:type="dxa" w:w="2351"/>
-          </w:tcPr>
-          <w:p>
-            <w:r>
-              <w:rPr>
-                <w:rFonts w:ascii="微软雅黑" w:hAnsi="微软雅黑" w:eastAsia="微软雅黑"/>
-                <w:sz w:val="20"/>
-              </w:rPr>
-              <w:t>提醒，可关注</w:t>
-            </w:r>
-          </w:p>
-        </w:tc>
-        <w:tc>
-          <w:tcPr>
-            <w:tcW w:type="dxa" w:w="2351"/>
-          </w:tcPr>
-          <w:p>
-            <w:r>
-              <w:rPr>
-                <w:rFonts w:ascii="微软雅黑" w:hAnsi="微软雅黑" w:eastAsia="微软雅黑"/>
-                <w:sz w:val="20"/>
-              </w:rPr>
-              <w:t>1 个预测值超标</w:t>
+            <w:tcW w:type="dxa" w:w="2266"/>
+          </w:tcPr>
+          <w:p>
+            <w:r>
+              <w:rPr>
+                <w:rFonts w:ascii="微软雅黑" w:hAnsi="微软雅黑" w:eastAsia="微软雅黑"/>
+                <w:sz w:val="20"/>
+              </w:rPr>
+              <w:t>参数量</w:t>
+            </w:r>
+          </w:p>
+        </w:tc>
+        <w:tc>
+          <w:tcPr>
+            <w:tcW w:type="dxa" w:w="2266"/>
+          </w:tcPr>
+          <w:p>
+            <w:r>
+              <w:rPr>
+                <w:rFonts w:ascii="微软雅黑" w:hAnsi="微软雅黑" w:eastAsia="微软雅黑"/>
+                <w:sz w:val="20"/>
+              </w:rPr>
+              <w:t>&lt; 500,000</w:t>
+            </w:r>
+          </w:p>
+        </w:tc>
+        <w:tc>
+          <w:tcPr>
+            <w:tcW w:type="dxa" w:w="2266"/>
+          </w:tcPr>
+          <w:p>
+            <w:r>
+              <w:rPr>
+                <w:rFonts w:ascii="微软雅黑" w:hAnsi="微软雅黑" w:eastAsia="微软雅黑"/>
+                <w:sz w:val="20"/>
+              </w:rPr>
+              <w:t>124,902</w:t>
+            </w:r>
+          </w:p>
+        </w:tc>
+        <w:tc>
+          <w:tcPr>
+            <w:tcW w:type="dxa" w:w="2266"/>
+          </w:tcPr>
+          <w:p>
+            <w:r>
+              <w:rPr>
+                <w:rFonts w:ascii="微软雅黑" w:hAnsi="微软雅黑" w:eastAsia="微软雅黑"/>
+                <w:sz w:val="20"/>
+              </w:rPr>
+              <w:t>达标</w:t>
+            </w:r>
+          </w:p>
+        </w:tc>
+      </w:tr>
+      <w:tr>
+        <w:tc>
+          <w:tcPr>
+            <w:tcW w:type="dxa" w:w="2266"/>
+          </w:tcPr>
+          <w:p>
+            <w:r>
+              <w:rPr>
+                <w:rFonts w:ascii="微软雅黑" w:hAnsi="微软雅黑" w:eastAsia="微软雅黑"/>
+                <w:sz w:val="20"/>
+              </w:rPr>
+              <w:t>MAE</w:t>
+            </w:r>
+          </w:p>
+        </w:tc>
+        <w:tc>
+          <w:tcPr>
+            <w:tcW w:type="dxa" w:w="2266"/>
+          </w:tcPr>
+          <w:p>
+            <w:r>
+              <w:rPr>
+                <w:rFonts w:ascii="微软雅黑" w:hAnsi="微软雅黑" w:eastAsia="微软雅黑"/>
+                <w:sz w:val="20"/>
+              </w:rPr>
+              <w:t>-</w:t>
+            </w:r>
+          </w:p>
+        </w:tc>
+        <w:tc>
+          <w:tcPr>
+            <w:tcW w:type="dxa" w:w="2266"/>
+          </w:tcPr>
+          <w:p>
+            <w:r>
+              <w:rPr>
+                <w:rFonts w:ascii="微软雅黑" w:hAnsi="微软雅黑" w:eastAsia="微软雅黑"/>
+                <w:sz w:val="20"/>
+              </w:rPr>
+              <w:t>12.40 mg/m³</w:t>
+            </w:r>
+          </w:p>
+        </w:tc>
+        <w:tc>
+          <w:tcPr>
+            <w:tcW w:type="dxa" w:w="2266"/>
+          </w:tcPr>
+          <w:p>
+            <w:r>
+              <w:rPr>
+                <w:rFonts w:ascii="微软雅黑" w:hAnsi="微软雅黑" w:eastAsia="微软雅黑"/>
+                <w:sz w:val="20"/>
+              </w:rPr>
+              <w:t>-</w:t>
+            </w:r>
+          </w:p>
+        </w:tc>
+      </w:tr>
+      <w:tr>
+        <w:tc>
+          <w:tcPr>
+            <w:tcW w:type="dxa" w:w="2266"/>
+          </w:tcPr>
+          <w:p>
+            <w:r>
+              <w:rPr>
+                <w:rFonts w:ascii="微软雅黑" w:hAnsi="微软雅黑" w:eastAsia="微软雅黑"/>
+                <w:sz w:val="20"/>
+              </w:rPr>
+              <w:t>MSE</w:t>
+            </w:r>
+          </w:p>
+        </w:tc>
+        <w:tc>
+          <w:tcPr>
+            <w:tcW w:type="dxa" w:w="2266"/>
+          </w:tcPr>
+          <w:p>
+            <w:r>
+              <w:rPr>
+                <w:rFonts w:ascii="微软雅黑" w:hAnsi="微软雅黑" w:eastAsia="微软雅黑"/>
+                <w:sz w:val="20"/>
+              </w:rPr>
+              <w:t>-</w:t>
+            </w:r>
+          </w:p>
+        </w:tc>
+        <w:tc>
+          <w:tcPr>
+            <w:tcW w:type="dxa" w:w="2266"/>
+          </w:tcPr>
+          <w:p>
+            <w:r>
+              <w:rPr>
+                <w:rFonts w:ascii="微软雅黑" w:hAnsi="微软雅黑" w:eastAsia="微软雅黑"/>
+                <w:sz w:val="20"/>
+              </w:rPr>
+              <w:t>258.12</w:t>
+            </w:r>
+          </w:p>
+        </w:tc>
+        <w:tc>
+          <w:tcPr>
+            <w:tcW w:type="dxa" w:w="2266"/>
+          </w:tcPr>
+          <w:p>
+            <w:r>
+              <w:rPr>
+                <w:rFonts w:ascii="微软雅黑" w:hAnsi="微软雅黑" w:eastAsia="微软雅黑"/>
+                <w:sz w:val="20"/>
+              </w:rPr>
+              <w:t>-</w:t>
             </w:r>
           </w:p>
         </w:tc>
       </w:tr>
     </w:tbl>
-    <w:p/>
     <w:p>
       <w:pPr>
-        <w:spacing w:after="120"/>
+        <w:spacing w:after="80"/>
+      </w:pPr>
+    </w:p>
+    <w:p>
+      <w:pPr>
+        <w:pStyle w:val="Heading2"/>
+      </w:pPr>
+      <w:r>
+        <w:t>4.5 模型训练流程</w:t>
+      </w:r>
+    </w:p>
+    <w:p>
+      <w:pPr>
+        <w:spacing w:after="80"/>
       </w:pPr>
       <w:r>
         <w:rPr>
@@ -2301,20 +3567,30 @@
           <w:b w:val="0"/>
           <w:sz w:val="22"/>
         </w:rPr>
-        <w:t>没有超标时，这个区域显示"暂无预警信息"。</w:t>
+        <w:t>在 backend 目录下依次执行：</w:t>
       </w:r>
     </w:p>
     <w:p>
       <w:pPr>
-        <w:pStyle w:val="Heading2"/>
+        <w:spacing w:before="80" w:after="80"/>
+        <w:ind w:left="340"/>
+        <w:shd w:val="clear" w:color="auto" w:fill="F0F0F0"/>
       </w:pPr>
       <w:r>
-        <w:t>导出报告</w:t>
+        <w:rPr>
+          <w:rFonts w:ascii="Consolas" w:hAnsi="Consolas"/>
+          <w:sz w:val="18"/>
+        </w:rPr>
+        <w:t>python generate_real_data.py    # 步骤 1: 生成训练数据</w:t>
+        <w:br/>
+        <w:t>python data_analysis.py         # 步骤 2: 相关性分析 + 特征工程</w:t>
+        <w:br/>
+        <w:t>python train_model.py           # 步骤 3: 训练 + 评估 + 保存模型</w:t>
       </w:r>
     </w:p>
     <w:p>
       <w:pPr>
-        <w:spacing w:after="120"/>
+        <w:spacing w:after="80"/>
       </w:pPr>
       <w:r>
         <w:rPr>
@@ -2322,7 +3598,21 @@
           <w:b w:val="0"/>
           <w:sz w:val="22"/>
         </w:rPr>
-        <w:t>点击右上角的"导出报告"按钮，浏览器会自动下载一个 CSV 文件。这个文件用 Excel 就能直接打开，里面是历史排放数据。</w:t>
+        <w:t>训练输出文件：vocs_lstm_model.keras（预测服务加载）、scaler.pkl（特征标准化）、feature_cols.npy（特征列名）。</w:t>
+      </w:r>
+    </w:p>
+    <w:p>
+      <w:pPr>
+        <w:shd w:val="clear" w:color="auto" w:fill="E8F5E9"/>
+        <w:spacing w:after="80"/>
+        <w:ind w:left="340"/>
+      </w:pPr>
+      <w:r>
+        <w:rPr>
+          <w:rFonts w:ascii="微软雅黑" w:hAnsi="微软雅黑" w:eastAsia="微软雅黑"/>
+          <w:sz w:val="20"/>
+        </w:rPr>
+        <w:t>更换训练数据后需重新执行步骤 2-3，并重启后端服务使新模型生效。</w:t>
       </w:r>
     </w:p>
     <w:p>
@@ -2335,12 +3625,20 @@
         <w:pStyle w:val="Heading1"/>
       </w:pPr>
       <w:r>
-        <w:t>导入你自己的数据</w:t>
+        <w:t>5. 监控看板</w:t>
       </w:r>
     </w:p>
     <w:p>
       <w:pPr>
-        <w:spacing w:after="120"/>
+        <w:pStyle w:val="Heading2"/>
+      </w:pPr>
+      <w:r>
+        <w:t>5.1 页面布局</w:t>
+      </w:r>
+    </w:p>
+    <w:p>
+      <w:pPr>
+        <w:spacing w:after="80"/>
       </w:pPr>
       <w:r>
         <w:rPr>
@@ -2348,287 +3646,332 @@
           <w:b w:val="0"/>
           <w:sz w:val="22"/>
         </w:rPr>
-        <w:t>系统已经内置了 2160 条模拟数据。如果你想导入真实数据，有以下方式：</w:t>
+        <w:t>访问 http://localhost (Docker) 或 http://localhost:8080 (开发模式) 进入看板。</w:t>
       </w:r>
+    </w:p>
+    <w:p>
+      <w:pPr>
+        <w:spacing w:after="80"/>
+      </w:pPr>
+    </w:p>
+    <w:tbl>
+      <w:tblPr>
+        <w:tblStyle w:val="LightGrid-Accent1"/>
+        <w:tblW w:type="auto" w:w="0"/>
+        <w:tblLook w:firstColumn="1" w:firstRow="1" w:lastColumn="0" w:lastRow="0" w:noHBand="0" w:noVBand="1" w:val="04A0"/>
+      </w:tblPr>
+      <w:tblGrid>
+        <w:gridCol w:w="2266"/>
+        <w:gridCol w:w="2266"/>
+        <w:gridCol w:w="2266"/>
+        <w:gridCol w:w="2266"/>
+      </w:tblGrid>
+      <w:tr>
+        <w:tc>
+          <w:tcPr>
+            <w:tcW w:type="dxa" w:w="2266"/>
+          </w:tcPr>
+          <w:p>
+            <w:r>
+              <w:rPr>
+                <w:rFonts w:ascii="微软雅黑" w:hAnsi="微软雅黑" w:eastAsia="微软雅黑"/>
+                <w:b/>
+                <w:sz w:val="20"/>
+              </w:rPr>
+              <w:t>区域</w:t>
+            </w:r>
+          </w:p>
+        </w:tc>
+        <w:tc>
+          <w:tcPr>
+            <w:tcW w:type="dxa" w:w="2266"/>
+          </w:tcPr>
+          <w:p>
+            <w:r>
+              <w:rPr>
+                <w:rFonts w:ascii="微软雅黑" w:hAnsi="微软雅黑" w:eastAsia="微软雅黑"/>
+                <w:b/>
+                <w:sz w:val="20"/>
+              </w:rPr>
+              <w:t>位置</w:t>
+            </w:r>
+          </w:p>
+        </w:tc>
+        <w:tc>
+          <w:tcPr>
+            <w:tcW w:type="dxa" w:w="2266"/>
+          </w:tcPr>
+          <w:p>
+            <w:r>
+              <w:rPr>
+                <w:rFonts w:ascii="微软雅黑" w:hAnsi="微软雅黑" w:eastAsia="微软雅黑"/>
+                <w:b/>
+                <w:sz w:val="20"/>
+              </w:rPr>
+              <w:t>内容</w:t>
+            </w:r>
+          </w:p>
+        </w:tc>
+        <w:tc>
+          <w:tcPr>
+            <w:tcW w:type="dxa" w:w="2266"/>
+          </w:tcPr>
+          <w:p>
+            <w:r>
+              <w:rPr>
+                <w:rFonts w:ascii="微软雅黑" w:hAnsi="微软雅黑" w:eastAsia="微软雅黑"/>
+                <w:b/>
+                <w:sz w:val="20"/>
+              </w:rPr>
+              <w:t>刷新频率</w:t>
+            </w:r>
+          </w:p>
+        </w:tc>
+      </w:tr>
+      <w:tr>
+        <w:tc>
+          <w:tcPr>
+            <w:tcW w:type="dxa" w:w="2266"/>
+          </w:tcPr>
+          <w:p>
+            <w:r>
+              <w:rPr>
+                <w:rFonts w:ascii="微软雅黑" w:hAnsi="微软雅黑" w:eastAsia="微软雅黑"/>
+                <w:sz w:val="20"/>
+              </w:rPr>
+              <w:t>标题栏</w:t>
+            </w:r>
+          </w:p>
+        </w:tc>
+        <w:tc>
+          <w:tcPr>
+            <w:tcW w:type="dxa" w:w="2266"/>
+          </w:tcPr>
+          <w:p>
+            <w:r>
+              <w:rPr>
+                <w:rFonts w:ascii="微软雅黑" w:hAnsi="微软雅黑" w:eastAsia="微软雅黑"/>
+                <w:sz w:val="20"/>
+              </w:rPr>
+              <w:t>顶部</w:t>
+            </w:r>
+          </w:p>
+        </w:tc>
+        <w:tc>
+          <w:tcPr>
+            <w:tcW w:type="dxa" w:w="2266"/>
+          </w:tcPr>
+          <w:p>
+            <w:r>
+              <w:rPr>
+                <w:rFonts w:ascii="微软雅黑" w:hAnsi="微软雅黑" w:eastAsia="微软雅黑"/>
+                <w:sz w:val="20"/>
+              </w:rPr>
+              <w:t>系统名称、实时时钟、导出报告按钮</w:t>
+            </w:r>
+          </w:p>
+        </w:tc>
+        <w:tc>
+          <w:tcPr>
+            <w:tcW w:type="dxa" w:w="2266"/>
+          </w:tcPr>
+          <w:p>
+            <w:r>
+              <w:rPr>
+                <w:rFonts w:ascii="微软雅黑" w:hAnsi="微软雅黑" w:eastAsia="微软雅黑"/>
+                <w:sz w:val="20"/>
+              </w:rPr>
+              <w:t>-</w:t>
+            </w:r>
+          </w:p>
+        </w:tc>
+      </w:tr>
+      <w:tr>
+        <w:tc>
+          <w:tcPr>
+            <w:tcW w:type="dxa" w:w="2266"/>
+          </w:tcPr>
+          <w:p>
+            <w:r>
+              <w:rPr>
+                <w:rFonts w:ascii="微软雅黑" w:hAnsi="微软雅黑" w:eastAsia="微软雅黑"/>
+                <w:sz w:val="20"/>
+              </w:rPr>
+              <w:t>指标卡片 (×4)</w:t>
+            </w:r>
+          </w:p>
+        </w:tc>
+        <w:tc>
+          <w:tcPr>
+            <w:tcW w:type="dxa" w:w="2266"/>
+          </w:tcPr>
+          <w:p>
+            <w:r>
+              <w:rPr>
+                <w:rFonts w:ascii="微软雅黑" w:hAnsi="微软雅黑" w:eastAsia="微软雅黑"/>
+                <w:sz w:val="20"/>
+              </w:rPr>
+              <w:t>左侧</w:t>
+            </w:r>
+          </w:p>
+        </w:tc>
+        <w:tc>
+          <w:tcPr>
+            <w:tcW w:type="dxa" w:w="2266"/>
+          </w:tcPr>
+          <w:p>
+            <w:r>
+              <w:rPr>
+                <w:rFonts w:ascii="微软雅黑" w:hAnsi="微软雅黑" w:eastAsia="微软雅黑"/>
+                <w:sz w:val="20"/>
+              </w:rPr>
+              <w:t>VOCs 浓度、温度、湿度、风速当前值</w:t>
+            </w:r>
+          </w:p>
+        </w:tc>
+        <w:tc>
+          <w:tcPr>
+            <w:tcW w:type="dxa" w:w="2266"/>
+          </w:tcPr>
+          <w:p>
+            <w:r>
+              <w:rPr>
+                <w:rFonts w:ascii="微软雅黑" w:hAnsi="微软雅黑" w:eastAsia="微软雅黑"/>
+                <w:sz w:val="20"/>
+              </w:rPr>
+              <w:t>5 秒</w:t>
+            </w:r>
+          </w:p>
+        </w:tc>
+      </w:tr>
+      <w:tr>
+        <w:tc>
+          <w:tcPr>
+            <w:tcW w:type="dxa" w:w="2266"/>
+          </w:tcPr>
+          <w:p>
+            <w:r>
+              <w:rPr>
+                <w:rFonts w:ascii="微软雅黑" w:hAnsi="微软雅黑" w:eastAsia="微软雅黑"/>
+                <w:sz w:val="20"/>
+              </w:rPr>
+              <w:t>预测趋势图</w:t>
+            </w:r>
+          </w:p>
+        </w:tc>
+        <w:tc>
+          <w:tcPr>
+            <w:tcW w:type="dxa" w:w="2266"/>
+          </w:tcPr>
+          <w:p>
+            <w:r>
+              <w:rPr>
+                <w:rFonts w:ascii="微软雅黑" w:hAnsi="微软雅黑" w:eastAsia="微软雅黑"/>
+                <w:sz w:val="20"/>
+              </w:rPr>
+              <w:t>右上方</w:t>
+            </w:r>
+          </w:p>
+        </w:tc>
+        <w:tc>
+          <w:tcPr>
+            <w:tcW w:type="dxa" w:w="2266"/>
+          </w:tcPr>
+          <w:p>
+            <w:r>
+              <w:rPr>
+                <w:rFonts w:ascii="微软雅黑" w:hAnsi="微软雅黑" w:eastAsia="微软雅黑"/>
+                <w:sz w:val="20"/>
+              </w:rPr>
+              <w:t>24 小时历史值 + 6 小时预测值 + 80mg 限值线</w:t>
+            </w:r>
+          </w:p>
+        </w:tc>
+        <w:tc>
+          <w:tcPr>
+            <w:tcW w:type="dxa" w:w="2266"/>
+          </w:tcPr>
+          <w:p>
+            <w:r>
+              <w:rPr>
+                <w:rFonts w:ascii="微软雅黑" w:hAnsi="微软雅黑" w:eastAsia="微软雅黑"/>
+                <w:sz w:val="20"/>
+              </w:rPr>
+              <w:t>30 秒</w:t>
+            </w:r>
+          </w:p>
+        </w:tc>
+      </w:tr>
+      <w:tr>
+        <w:tc>
+          <w:tcPr>
+            <w:tcW w:type="dxa" w:w="2266"/>
+          </w:tcPr>
+          <w:p>
+            <w:r>
+              <w:rPr>
+                <w:rFonts w:ascii="微软雅黑" w:hAnsi="微软雅黑" w:eastAsia="微软雅黑"/>
+                <w:sz w:val="20"/>
+              </w:rPr>
+              <w:t>预警列表</w:t>
+            </w:r>
+          </w:p>
+        </w:tc>
+        <w:tc>
+          <w:tcPr>
+            <w:tcW w:type="dxa" w:w="2266"/>
+          </w:tcPr>
+          <w:p>
+            <w:r>
+              <w:rPr>
+                <w:rFonts w:ascii="微软雅黑" w:hAnsi="微软雅黑" w:eastAsia="微软雅黑"/>
+                <w:sz w:val="20"/>
+              </w:rPr>
+              <w:t>右下方</w:t>
+            </w:r>
+          </w:p>
+        </w:tc>
+        <w:tc>
+          <w:tcPr>
+            <w:tcW w:type="dxa" w:w="2266"/>
+          </w:tcPr>
+          <w:p>
+            <w:r>
+              <w:rPr>
+                <w:rFonts w:ascii="微软雅黑" w:hAnsi="微软雅黑" w:eastAsia="微软雅黑"/>
+                <w:sz w:val="20"/>
+              </w:rPr>
+              <w:t>超标告警记录，按时间倒序排列</w:t>
+            </w:r>
+          </w:p>
+        </w:tc>
+        <w:tc>
+          <w:tcPr>
+            <w:tcW w:type="dxa" w:w="2266"/>
+          </w:tcPr>
+          <w:p>
+            <w:r>
+              <w:rPr>
+                <w:rFonts w:ascii="微软雅黑" w:hAnsi="微软雅黑" w:eastAsia="微软雅黑"/>
+                <w:sz w:val="20"/>
+              </w:rPr>
+              <w:t>10 秒</w:t>
+            </w:r>
+          </w:p>
+        </w:tc>
+      </w:tr>
+    </w:tbl>
+    <w:p>
+      <w:pPr>
+        <w:spacing w:after="80"/>
+      </w:pPr>
     </w:p>
     <w:p>
       <w:pPr>
         <w:pStyle w:val="Heading2"/>
       </w:pPr>
       <w:r>
-        <w:t>方式 A：上传 CSV 或 Excel 文件（最简单）</w:t>
-      </w:r>
-    </w:p>
-    <w:p>
-      <w:pPr>
-        <w:spacing w:after="120"/>
-      </w:pPr>
-      <w:r>
-        <w:rPr>
-          <w:rFonts w:ascii="微软雅黑" w:hAnsi="微软雅黑" w:eastAsia="微软雅黑"/>
-          <w:b w:val="0"/>
-          <w:sz w:val="22"/>
-        </w:rPr>
-        <w:t>1. 把你的 CSV 或 Excel 文件准备好（格式参考下面的模板）</w:t>
-      </w:r>
-    </w:p>
-    <w:p>
-      <w:pPr>
-        <w:spacing w:after="120"/>
-      </w:pPr>
-      <w:r>
-        <w:rPr>
-          <w:rFonts w:ascii="微软雅黑" w:hAnsi="微软雅黑" w:eastAsia="微软雅黑"/>
-          <w:b w:val="0"/>
-          <w:sz w:val="22"/>
-        </w:rPr>
-        <w:t>2. 打开命令窗口，执行：</w:t>
-      </w:r>
-    </w:p>
-    <w:p>
-      <w:pPr>
-        <w:spacing w:before="120" w:after="120"/>
-        <w:ind w:left="283"/>
-        <w:shd w:val="clear" w:color="auto" w:fill="F0F0F0"/>
-      </w:pPr>
-      <w:r>
-        <w:rPr>
-          <w:rFonts w:ascii="Consolas" w:hAnsi="Consolas"/>
-          <w:sz w:val="18"/>
-        </w:rPr>
-        <w:t>curl -X POST http://localhost:5000/api/data/upload -F "file=@你的文件路径.csv" -F "data_type=emission"</w:t>
-      </w:r>
-    </w:p>
-    <w:p>
-      <w:pPr>
-        <w:spacing w:after="120"/>
-      </w:pPr>
-      <w:r>
-        <w:rPr>
-          <w:rFonts w:ascii="微软雅黑" w:hAnsi="微软雅黑" w:eastAsia="微软雅黑"/>
-          <w:b w:val="0"/>
-          <w:sz w:val="22"/>
-        </w:rPr>
-        <w:t>把"你的文件路径.csv"替换成你实际的文件路径。</w:t>
-      </w:r>
-    </w:p>
-    <w:p/>
-    <w:p>
-      <w:pPr>
-        <w:spacing w:after="120"/>
-      </w:pPr>
-      <w:r>
-        <w:rPr>
-          <w:rFonts w:ascii="微软雅黑" w:hAnsi="微软雅黑" w:eastAsia="微软雅黑"/>
-          <w:b/>
-          <w:sz w:val="22"/>
-        </w:rPr>
-        <w:t>data_type 参数有三个选项：</w:t>
-      </w:r>
-    </w:p>
-    <w:p>
-      <w:pPr>
-        <w:spacing w:after="120"/>
-      </w:pPr>
-      <w:r>
-        <w:rPr>
-          <w:rFonts w:ascii="微软雅黑" w:hAnsi="微软雅黑" w:eastAsia="微软雅黑"/>
-          <w:b w:val="0"/>
-          <w:sz w:val="22"/>
-        </w:rPr>
-        <w:t>• emission — 废气排放数据</w:t>
-      </w:r>
-    </w:p>
-    <w:p>
-      <w:pPr>
-        <w:spacing w:after="120"/>
-      </w:pPr>
-      <w:r>
-        <w:rPr>
-          <w:rFonts w:ascii="微软雅黑" w:hAnsi="微软雅黑" w:eastAsia="微软雅黑"/>
-          <w:b w:val="0"/>
-          <w:sz w:val="22"/>
-        </w:rPr>
-        <w:t>• weather — 气象数据</w:t>
-      </w:r>
-    </w:p>
-    <w:p>
-      <w:pPr>
-        <w:spacing w:after="120"/>
-      </w:pPr>
-      <w:r>
-        <w:rPr>
-          <w:rFonts w:ascii="微软雅黑" w:hAnsi="微软雅黑" w:eastAsia="微软雅黑"/>
-          <w:b w:val="0"/>
-          <w:sz w:val="22"/>
-        </w:rPr>
-        <w:t>• equipment — 设备运行数据</w:t>
-      </w:r>
-    </w:p>
-    <w:p>
-      <w:pPr>
-        <w:pStyle w:val="Heading2"/>
-      </w:pPr>
-      <w:r>
-        <w:t>方式 B：用 API 实时发送数据</w:t>
-      </w:r>
-    </w:p>
-    <w:p>
-      <w:pPr>
-        <w:spacing w:after="120"/>
-      </w:pPr>
-      <w:r>
-        <w:rPr>
-          <w:rFonts w:ascii="微软雅黑" w:hAnsi="微软雅黑" w:eastAsia="微软雅黑"/>
-          <w:b w:val="0"/>
-          <w:sz w:val="22"/>
-        </w:rPr>
-        <w:t>适合有自动监测设备、想实时推送数据的场景：</w:t>
-      </w:r>
-    </w:p>
-    <w:p>
-      <w:pPr>
-        <w:spacing w:before="120" w:after="120"/>
-        <w:ind w:left="283"/>
-        <w:shd w:val="clear" w:color="auto" w:fill="F0F0F0"/>
-      </w:pPr>
-      <w:r>
-        <w:rPr>
-          <w:rFonts w:ascii="Consolas" w:hAnsi="Consolas"/>
-          <w:sz w:val="18"/>
-        </w:rPr>
-        <w:t>curl -X POST http://localhost:5000/api/data/realtime -H "Content-Type: application/json" -d "{\"data_type\":\"emission\",\"records\":[{\"sensor_id\":\"S01\",\"timestamp\":\"2026-06-03 10:00:00\",\"voc_concentration\":65.3}]}"</w:t>
-      </w:r>
-    </w:p>
-    <w:p>
-      <w:pPr>
-        <w:pStyle w:val="Heading2"/>
-      </w:pPr>
-      <w:r>
-        <w:t>CSV 文件模板</w:t>
-      </w:r>
-    </w:p>
-    <w:p>
-      <w:pPr>
-        <w:spacing w:after="120"/>
-      </w:pPr>
-      <w:r>
-        <w:rPr>
-          <w:rFonts w:ascii="微软雅黑" w:hAnsi="微软雅黑" w:eastAsia="微软雅黑"/>
-          <w:b w:val="0"/>
-          <w:sz w:val="22"/>
-        </w:rPr>
-        <w:t>你的 CSV 文件必须包含以下列（表头名称要一模一样）：</w:t>
-      </w:r>
-    </w:p>
-    <w:p>
-      <w:pPr>
-        <w:spacing w:after="120"/>
-      </w:pPr>
-      <w:r>
-        <w:rPr>
-          <w:rFonts w:ascii="微软雅黑" w:hAnsi="微软雅黑" w:eastAsia="微软雅黑"/>
-          <w:b/>
-          <w:sz w:val="22"/>
-        </w:rPr>
-        <w:t>废气排放数据 (emission)：</w:t>
-      </w:r>
-    </w:p>
-    <w:p>
-      <w:pPr>
-        <w:spacing w:before="120" w:after="120"/>
-        <w:ind w:left="283"/>
-        <w:shd w:val="clear" w:color="auto" w:fill="F0F0F0"/>
-      </w:pPr>
-      <w:r>
-        <w:rPr>
-          <w:rFonts w:ascii="Consolas" w:hAnsi="Consolas"/>
-          <w:sz w:val="18"/>
-        </w:rPr>
-        <w:t>sensor_id,timestamp,voc_concentration,nox_concentration,so2_concentration</w:t>
-        <w:br/>
-        <w:t>S01,2026-06-03 10:00:00,120.5,45.6,10.2</w:t>
-        <w:br/>
-        <w:t>S01,2026-06-03 11:00:00,130.0,50.1,9.8</w:t>
-      </w:r>
-    </w:p>
-    <w:p>
-      <w:pPr>
-        <w:spacing w:after="120"/>
-      </w:pPr>
-      <w:r>
-        <w:rPr>
-          <w:rFonts w:ascii="微软雅黑" w:hAnsi="微软雅黑" w:eastAsia="微软雅黑"/>
-          <w:b/>
-          <w:sz w:val="22"/>
-        </w:rPr>
-        <w:t>气象数据 (weather)：</w:t>
-      </w:r>
-    </w:p>
-    <w:p>
-      <w:pPr>
-        <w:spacing w:before="120" w:after="120"/>
-        <w:ind w:left="283"/>
-        <w:shd w:val="clear" w:color="auto" w:fill="F0F0F0"/>
-      </w:pPr>
-      <w:r>
-        <w:rPr>
-          <w:rFonts w:ascii="Consolas" w:hAnsi="Consolas"/>
-          <w:sz w:val="18"/>
-        </w:rPr>
-        <w:t>station_id,timestamp,temperature,humidity,wind_speed,wind_direction</w:t>
-        <w:br/>
-        <w:t>W01,2026-06-03 10:00:00,25.5,60.2,3.5,180</w:t>
-      </w:r>
-    </w:p>
-    <w:p>
-      <w:pPr>
-        <w:spacing w:after="120"/>
-      </w:pPr>
-      <w:r>
-        <w:rPr>
-          <w:rFonts w:ascii="微软雅黑" w:hAnsi="微软雅黑" w:eastAsia="微软雅黑"/>
-          <w:b/>
-          <w:sz w:val="22"/>
-        </w:rPr>
-        <w:t>设备数据 (equipment)：</w:t>
-      </w:r>
-    </w:p>
-    <w:p>
-      <w:pPr>
-        <w:spacing w:before="120" w:after="120"/>
-        <w:ind w:left="283"/>
-        <w:shd w:val="clear" w:color="auto" w:fill="F0F0F0"/>
-      </w:pPr>
-      <w:r>
-        <w:rPr>
-          <w:rFonts w:ascii="Consolas" w:hAnsi="Consolas"/>
-          <w:sz w:val="18"/>
-        </w:rPr>
-        <w:t>equipment_id,timestamp,operating_load,production_phase,status</w:t>
-        <w:br/>
-        <w:t>E01,2026-06-03 10:00:00,72.5,正常,running</w:t>
-      </w:r>
-    </w:p>
-    <w:p>
-      <w:pPr>
-        <w:shd w:val="clear" w:color="auto" w:fill="E8F5E9"/>
-        <w:ind w:left="283"/>
-      </w:pPr>
-      <w:r>
-        <w:rPr>
-          <w:rFonts w:ascii="微软雅黑" w:hAnsi="微软雅黑" w:eastAsia="微软雅黑"/>
-          <w:sz w:val="20"/>
-        </w:rPr>
-        <w:t>💡 用 Excel 编辑好后，选择"文件 → 另存为 → CSV (逗号分隔)"即可。</w:t>
-      </w:r>
-    </w:p>
-    <w:p>
-      <w:pPr>
-        <w:pStyle w:val="Heading2"/>
-      </w:pPr>
-      <w:r>
-        <w:t>导入数据后需要重新训练吗？</w:t>
+        <w:t>5.2 趋势图说明</w:t>
       </w:r>
     </w:p>
     <w:tbl>
@@ -2638,13 +3981,13 @@
         <w:tblLook w:firstColumn="1" w:firstRow="1" w:lastColumn="0" w:lastRow="0" w:noHBand="0" w:noVBand="1" w:val="04A0"/>
       </w:tblPr>
       <w:tblGrid>
-        <w:gridCol w:w="4703"/>
-        <w:gridCol w:w="4703"/>
+        <w:gridCol w:w="4533"/>
+        <w:gridCol w:w="4533"/>
       </w:tblGrid>
       <w:tr>
         <w:tc>
           <w:tcPr>
-            <w:tcW w:type="dxa" w:w="4703"/>
+            <w:tcW w:type="dxa" w:w="4533"/>
           </w:tcPr>
           <w:p>
             <w:r>
@@ -2653,13 +3996,13 @@
                 <w:b/>
                 <w:sz w:val="20"/>
               </w:rPr>
-              <w:t>情况</w:t>
-            </w:r>
-          </w:p>
-        </w:tc>
-        <w:tc>
-          <w:tcPr>
-            <w:tcW w:type="dxa" w:w="4703"/>
+              <w:t>图例</w:t>
+            </w:r>
+          </w:p>
+        </w:tc>
+        <w:tc>
+          <w:tcPr>
+            <w:tcW w:type="dxa" w:w="4533"/>
           </w:tcPr>
           <w:p>
             <w:r>
@@ -2668,7 +4011,7 @@
                 <w:b/>
                 <w:sz w:val="20"/>
               </w:rPr>
-              <w:t>操作</w:t>
+              <w:t>含义</w:t>
             </w:r>
           </w:p>
         </w:tc>
@@ -2676,29 +4019,29 @@
       <w:tr>
         <w:tc>
           <w:tcPr>
-            <w:tcW w:type="dxa" w:w="4703"/>
-          </w:tcPr>
-          <w:p>
-            <w:r>
-              <w:rPr>
-                <w:rFonts w:ascii="微软雅黑" w:hAnsi="微软雅黑" w:eastAsia="微软雅黑"/>
-                <w:sz w:val="20"/>
-              </w:rPr>
-              <w:t>只导入了少量数据（几十条）</w:t>
-            </w:r>
-          </w:p>
-        </w:tc>
-        <w:tc>
-          <w:tcPr>
-            <w:tcW w:type="dxa" w:w="4703"/>
-          </w:tcPr>
-          <w:p>
-            <w:r>
-              <w:rPr>
-                <w:rFonts w:ascii="微软雅黑" w:hAnsi="微软雅黑" w:eastAsia="微软雅黑"/>
-                <w:sz w:val="20"/>
-              </w:rPr>
-              <w:t>不需要，直接刷新浏览器页面就能看到新数据</w:t>
+            <w:tcW w:type="dxa" w:w="4533"/>
+          </w:tcPr>
+          <w:p>
+            <w:r>
+              <w:rPr>
+                <w:rFonts w:ascii="微软雅黑" w:hAnsi="微软雅黑" w:eastAsia="微软雅黑"/>
+                <w:sz w:val="20"/>
+              </w:rPr>
+              <w:t>蓝色实线</w:t>
+            </w:r>
+          </w:p>
+        </w:tc>
+        <w:tc>
+          <w:tcPr>
+            <w:tcW w:type="dxa" w:w="4533"/>
+          </w:tcPr>
+          <w:p>
+            <w:r>
+              <w:rPr>
+                <w:rFonts w:ascii="微软雅黑" w:hAnsi="微软雅黑" w:eastAsia="微软雅黑"/>
+                <w:sz w:val="20"/>
+              </w:rPr>
+              <w:t>过去 24 小时实测 VOCs 浓度</w:t>
             </w:r>
           </w:p>
         </w:tc>
@@ -2706,29 +4049,29 @@
       <w:tr>
         <w:tc>
           <w:tcPr>
-            <w:tcW w:type="dxa" w:w="4703"/>
-          </w:tcPr>
-          <w:p>
-            <w:r>
-              <w:rPr>
-                <w:rFonts w:ascii="微软雅黑" w:hAnsi="微软雅黑" w:eastAsia="微软雅黑"/>
-                <w:sz w:val="20"/>
-              </w:rPr>
-              <w:t>导入了大量新数据（几百条以上）</w:t>
-            </w:r>
-          </w:p>
-        </w:tc>
-        <w:tc>
-          <w:tcPr>
-            <w:tcW w:type="dxa" w:w="4703"/>
-          </w:tcPr>
-          <w:p>
-            <w:r>
-              <w:rPr>
-                <w:rFonts w:ascii="微软雅黑" w:hAnsi="微软雅黑" w:eastAsia="微软雅黑"/>
-                <w:sz w:val="20"/>
-              </w:rPr>
-              <w:t>建议重新训练。在 backend 目录下依次执行 python data_analysis.py 和 python train_model.py</w:t>
+            <w:tcW w:type="dxa" w:w="4533"/>
+          </w:tcPr>
+          <w:p>
+            <w:r>
+              <w:rPr>
+                <w:rFonts w:ascii="微软雅黑" w:hAnsi="微软雅黑" w:eastAsia="微软雅黑"/>
+                <w:sz w:val="20"/>
+              </w:rPr>
+              <w:t>黄色虚线</w:t>
+            </w:r>
+          </w:p>
+        </w:tc>
+        <w:tc>
+          <w:tcPr>
+            <w:tcW w:type="dxa" w:w="4533"/>
+          </w:tcPr>
+          <w:p>
+            <w:r>
+              <w:rPr>
+                <w:rFonts w:ascii="微软雅黑" w:hAnsi="微软雅黑" w:eastAsia="微软雅黑"/>
+                <w:sz w:val="20"/>
+              </w:rPr>
+              <w:t>未来 6 小时 AI 预测浓度</w:t>
             </w:r>
           </w:p>
         </w:tc>
@@ -2736,46 +4079,312 @@
       <w:tr>
         <w:tc>
           <w:tcPr>
-            <w:tcW w:type="dxa" w:w="4703"/>
-          </w:tcPr>
-          <w:p>
-            <w:r>
-              <w:rPr>
-                <w:rFonts w:ascii="微软雅黑" w:hAnsi="微软雅黑" w:eastAsia="微软雅黑"/>
-                <w:sz w:val="20"/>
-              </w:rPr>
-              <w:t>Docker 方式</w:t>
-            </w:r>
-          </w:p>
-        </w:tc>
-        <w:tc>
-          <w:tcPr>
-            <w:tcW w:type="dxa" w:w="4703"/>
-          </w:tcPr>
-          <w:p>
-            <w:r>
-              <w:rPr>
-                <w:rFonts w:ascii="微软雅黑" w:hAnsi="微软雅黑" w:eastAsia="微软雅黑"/>
-                <w:sz w:val="20"/>
-              </w:rPr>
-              <w:t>执行 docker-compose up -d --build backend</w:t>
+            <w:tcW w:type="dxa" w:w="4533"/>
+          </w:tcPr>
+          <w:p>
+            <w:r>
+              <w:rPr>
+                <w:rFonts w:ascii="微软雅黑" w:hAnsi="微软雅黑" w:eastAsia="微软雅黑"/>
+                <w:sz w:val="20"/>
+              </w:rPr>
+              <w:t>红色虚线</w:t>
+            </w:r>
+          </w:p>
+        </w:tc>
+        <w:tc>
+          <w:tcPr>
+            <w:tcW w:type="dxa" w:w="4533"/>
+          </w:tcPr>
+          <w:p>
+            <w:r>
+              <w:rPr>
+                <w:rFonts w:ascii="微软雅黑" w:hAnsi="微软雅黑" w:eastAsia="微软雅黑"/>
+                <w:sz w:val="20"/>
+              </w:rPr>
+              <w:t>预警限值线 (80 mg/m³)</w:t>
             </w:r>
           </w:p>
         </w:tc>
       </w:tr>
     </w:tbl>
-    <w:p/>
     <w:p>
-      <w:r>
-        <w:br w:type="page"/>
-      </w:r>
+      <w:pPr>
+        <w:spacing w:after="80"/>
+      </w:pPr>
     </w:p>
     <w:p>
       <w:pPr>
-        <w:pStyle w:val="Heading1"/>
+        <w:pStyle w:val="Heading2"/>
       </w:pPr>
       <w:r>
-        <w:t>遇到问题怎么办？</w:t>
+        <w:t>5.3 预警分级</w:t>
+      </w:r>
+    </w:p>
+    <w:tbl>
+      <w:tblPr>
+        <w:tblStyle w:val="LightGrid-Accent1"/>
+        <w:tblW w:type="auto" w:w="0"/>
+        <w:tblLook w:firstColumn="1" w:firstRow="1" w:lastColumn="0" w:lastRow="0" w:noHBand="0" w:noVBand="1" w:val="04A0"/>
+      </w:tblPr>
+      <w:tblGrid>
+        <w:gridCol w:w="2266"/>
+        <w:gridCol w:w="2266"/>
+        <w:gridCol w:w="2266"/>
+        <w:gridCol w:w="2266"/>
+      </w:tblGrid>
+      <w:tr>
+        <w:tc>
+          <w:tcPr>
+            <w:tcW w:type="dxa" w:w="2266"/>
+          </w:tcPr>
+          <w:p>
+            <w:r>
+              <w:rPr>
+                <w:rFonts w:ascii="微软雅黑" w:hAnsi="微软雅黑" w:eastAsia="微软雅黑"/>
+                <w:b/>
+                <w:sz w:val="20"/>
+              </w:rPr>
+              <w:t>级别</w:t>
+            </w:r>
+          </w:p>
+        </w:tc>
+        <w:tc>
+          <w:tcPr>
+            <w:tcW w:type="dxa" w:w="2266"/>
+          </w:tcPr>
+          <w:p>
+            <w:r>
+              <w:rPr>
+                <w:rFonts w:ascii="微软雅黑" w:hAnsi="微软雅黑" w:eastAsia="微软雅黑"/>
+                <w:b/>
+                <w:sz w:val="20"/>
+              </w:rPr>
+              <w:t>显示颜色</w:t>
+            </w:r>
+          </w:p>
+        </w:tc>
+        <w:tc>
+          <w:tcPr>
+            <w:tcW w:type="dxa" w:w="2266"/>
+          </w:tcPr>
+          <w:p>
+            <w:r>
+              <w:rPr>
+                <w:rFonts w:ascii="微软雅黑" w:hAnsi="微软雅黑" w:eastAsia="微软雅黑"/>
+                <w:b/>
+                <w:sz w:val="20"/>
+              </w:rPr>
+              <w:t>触发条件</w:t>
+            </w:r>
+          </w:p>
+        </w:tc>
+        <w:tc>
+          <w:tcPr>
+            <w:tcW w:type="dxa" w:w="2266"/>
+          </w:tcPr>
+          <w:p>
+            <w:r>
+              <w:rPr>
+                <w:rFonts w:ascii="微软雅黑" w:hAnsi="微软雅黑" w:eastAsia="微软雅黑"/>
+                <w:b/>
+                <w:sz w:val="20"/>
+              </w:rPr>
+              <w:t>建议操作</w:t>
+            </w:r>
+          </w:p>
+        </w:tc>
+      </w:tr>
+      <w:tr>
+        <w:tc>
+          <w:tcPr>
+            <w:tcW w:type="dxa" w:w="2266"/>
+          </w:tcPr>
+          <w:p>
+            <w:r>
+              <w:rPr>
+                <w:rFonts w:ascii="微软雅黑" w:hAnsi="微软雅黑" w:eastAsia="微软雅黑"/>
+                <w:sz w:val="20"/>
+              </w:rPr>
+              <w:t>高 (error)</w:t>
+            </w:r>
+          </w:p>
+        </w:tc>
+        <w:tc>
+          <w:tcPr>
+            <w:tcW w:type="dxa" w:w="2266"/>
+          </w:tcPr>
+          <w:p>
+            <w:r>
+              <w:rPr>
+                <w:rFonts w:ascii="微软雅黑" w:hAnsi="微软雅黑" w:eastAsia="微软雅黑"/>
+                <w:sz w:val="20"/>
+              </w:rPr>
+              <w:t>红色</w:t>
+            </w:r>
+          </w:p>
+        </w:tc>
+        <w:tc>
+          <w:tcPr>
+            <w:tcW w:type="dxa" w:w="2266"/>
+          </w:tcPr>
+          <w:p>
+            <w:r>
+              <w:rPr>
+                <w:rFonts w:ascii="微软雅黑" w:hAnsi="微软雅黑" w:eastAsia="微软雅黑"/>
+                <w:sz w:val="20"/>
+              </w:rPr>
+              <w:t>超过 3 个预测值均超标</w:t>
+            </w:r>
+          </w:p>
+        </w:tc>
+        <w:tc>
+          <w:tcPr>
+            <w:tcW w:type="dxa" w:w="2266"/>
+          </w:tcPr>
+          <w:p>
+            <w:r>
+              <w:rPr>
+                <w:rFonts w:ascii="微软雅黑" w:hAnsi="微软雅黑" w:eastAsia="微软雅黑"/>
+                <w:sz w:val="20"/>
+              </w:rPr>
+              <w:t>立即响应，检查排放源</w:t>
+            </w:r>
+          </w:p>
+        </w:tc>
+      </w:tr>
+      <w:tr>
+        <w:tc>
+          <w:tcPr>
+            <w:tcW w:type="dxa" w:w="2266"/>
+          </w:tcPr>
+          <w:p>
+            <w:r>
+              <w:rPr>
+                <w:rFonts w:ascii="微软雅黑" w:hAnsi="微软雅黑" w:eastAsia="微软雅黑"/>
+                <w:sz w:val="20"/>
+              </w:rPr>
+              <w:t>中 (warn)</w:t>
+            </w:r>
+          </w:p>
+        </w:tc>
+        <w:tc>
+          <w:tcPr>
+            <w:tcW w:type="dxa" w:w="2266"/>
+          </w:tcPr>
+          <w:p>
+            <w:r>
+              <w:rPr>
+                <w:rFonts w:ascii="微软雅黑" w:hAnsi="微软雅黑" w:eastAsia="微软雅黑"/>
+                <w:sz w:val="20"/>
+              </w:rPr>
+              <w:t>黄色</w:t>
+            </w:r>
+          </w:p>
+        </w:tc>
+        <w:tc>
+          <w:tcPr>
+            <w:tcW w:type="dxa" w:w="2266"/>
+          </w:tcPr>
+          <w:p>
+            <w:r>
+              <w:rPr>
+                <w:rFonts w:ascii="微软雅黑" w:hAnsi="微软雅黑" w:eastAsia="微软雅黑"/>
+                <w:sz w:val="20"/>
+              </w:rPr>
+              <w:t>2-3 个预测值超标</w:t>
+            </w:r>
+          </w:p>
+        </w:tc>
+        <w:tc>
+          <w:tcPr>
+            <w:tcW w:type="dxa" w:w="2266"/>
+          </w:tcPr>
+          <w:p>
+            <w:r>
+              <w:rPr>
+                <w:rFonts w:ascii="微软雅黑" w:hAnsi="微软雅黑" w:eastAsia="微软雅黑"/>
+                <w:sz w:val="20"/>
+              </w:rPr>
+              <w:t>密切关注，准备应对</w:t>
+            </w:r>
+          </w:p>
+        </w:tc>
+      </w:tr>
+      <w:tr>
+        <w:tc>
+          <w:tcPr>
+            <w:tcW w:type="dxa" w:w="2266"/>
+          </w:tcPr>
+          <w:p>
+            <w:r>
+              <w:rPr>
+                <w:rFonts w:ascii="微软雅黑" w:hAnsi="微软雅黑" w:eastAsia="微软雅黑"/>
+                <w:sz w:val="20"/>
+              </w:rPr>
+              <w:t>低 (info)</w:t>
+            </w:r>
+          </w:p>
+        </w:tc>
+        <w:tc>
+          <w:tcPr>
+            <w:tcW w:type="dxa" w:w="2266"/>
+          </w:tcPr>
+          <w:p>
+            <w:r>
+              <w:rPr>
+                <w:rFonts w:ascii="微软雅黑" w:hAnsi="微软雅黑" w:eastAsia="微软雅黑"/>
+                <w:sz w:val="20"/>
+              </w:rPr>
+              <w:t>蓝色</w:t>
+            </w:r>
+          </w:p>
+        </w:tc>
+        <w:tc>
+          <w:tcPr>
+            <w:tcW w:type="dxa" w:w="2266"/>
+          </w:tcPr>
+          <w:p>
+            <w:r>
+              <w:rPr>
+                <w:rFonts w:ascii="微软雅黑" w:hAnsi="微软雅黑" w:eastAsia="微软雅黑"/>
+                <w:sz w:val="20"/>
+              </w:rPr>
+              <w:t>1 个预测值超标</w:t>
+            </w:r>
+          </w:p>
+        </w:tc>
+        <w:tc>
+          <w:tcPr>
+            <w:tcW w:type="dxa" w:w="2266"/>
+          </w:tcPr>
+          <w:p>
+            <w:r>
+              <w:rPr>
+                <w:rFonts w:ascii="微软雅黑" w:hAnsi="微软雅黑" w:eastAsia="微软雅黑"/>
+                <w:sz w:val="20"/>
+              </w:rPr>
+              <w:t>记录观察，持续跟踪</w:t>
+            </w:r>
+          </w:p>
+        </w:tc>
+      </w:tr>
+    </w:tbl>
+    <w:p>
+      <w:pPr>
+        <w:spacing w:after="80"/>
+      </w:pPr>
+    </w:p>
+    <w:p>
+      <w:pPr>
+        <w:spacing w:after="80"/>
+      </w:pPr>
+      <w:r>
+        <w:rPr>
+          <w:rFonts w:ascii="微软雅黑" w:hAnsi="微软雅黑" w:eastAsia="微软雅黑"/>
+          <w:b w:val="0"/>
+          <w:sz w:val="22"/>
+        </w:rPr>
+        <w:t>无超标时，预警列表区域显示"暂无预警信息"。</w:t>
       </w:r>
     </w:p>
     <w:p>
@@ -2783,12 +4392,12 @@
         <w:pStyle w:val="Heading2"/>
       </w:pPr>
       <w:r>
-        <w:t>问题 1：浏览器打开显示"无法访问此网站"</w:t>
+        <w:t>5.4 报告导出</w:t>
       </w:r>
     </w:p>
     <w:p>
       <w:pPr>
-        <w:spacing w:after="120"/>
+        <w:spacing w:after="80"/>
       </w:pPr>
       <w:r>
         <w:rPr>
@@ -2796,403 +4405,7 @@
           <w:b w:val="0"/>
           <w:sz w:val="22"/>
         </w:rPr>
-        <w:t>可能原因：服务没有启动。</w:t>
-      </w:r>
-    </w:p>
-    <w:p>
-      <w:pPr>
-        <w:spacing w:after="120"/>
-      </w:pPr>
-      <w:r>
-        <w:rPr>
-          <w:rFonts w:ascii="微软雅黑" w:hAnsi="微软雅黑" w:eastAsia="微软雅黑"/>
-          <w:b w:val="0"/>
-          <w:sz w:val="22"/>
-        </w:rPr>
-        <w:t>解决步骤：</w:t>
-      </w:r>
-    </w:p>
-    <w:p>
-      <w:pPr>
-        <w:spacing w:after="120"/>
-      </w:pPr>
-      <w:r>
-        <w:rPr>
-          <w:rFonts w:ascii="微软雅黑" w:hAnsi="微软雅黑" w:eastAsia="微软雅黑"/>
-          <w:b w:val="0"/>
-          <w:sz w:val="22"/>
-        </w:rPr>
-        <w:t>1. 打开命令窗口，输入 docker ps</w:t>
-      </w:r>
-    </w:p>
-    <w:p>
-      <w:pPr>
-        <w:spacing w:after="120"/>
-      </w:pPr>
-      <w:r>
-        <w:rPr>
-          <w:rFonts w:ascii="微软雅黑" w:hAnsi="微软雅黑" w:eastAsia="微软雅黑"/>
-          <w:b w:val="0"/>
-          <w:sz w:val="22"/>
-        </w:rPr>
-        <w:t>2. 如果看到空的表格或只有 1-2 行，说明服务没启动全</w:t>
-      </w:r>
-    </w:p>
-    <w:p>
-      <w:pPr>
-        <w:spacing w:after="120"/>
-      </w:pPr>
-      <w:r>
-        <w:rPr>
-          <w:rFonts w:ascii="微软雅黑" w:hAnsi="微软雅黑" w:eastAsia="微软雅黑"/>
-          <w:b w:val="0"/>
-          <w:sz w:val="22"/>
-        </w:rPr>
-        <w:t>3. 重新执行：cd /d "e:\文件\大二下作业\Gas System" → docker-compose up -d</w:t>
-      </w:r>
-    </w:p>
-    <w:p>
-      <w:pPr>
-        <w:spacing w:after="120"/>
-      </w:pPr>
-      <w:r>
-        <w:rPr>
-          <w:rFonts w:ascii="微软雅黑" w:hAnsi="微软雅黑" w:eastAsia="微软雅黑"/>
-          <w:b w:val="0"/>
-          <w:sz w:val="22"/>
-        </w:rPr>
-        <w:t>4. 等 30 秒后刷新浏览器</w:t>
-      </w:r>
-    </w:p>
-    <w:p>
-      <w:pPr>
-        <w:pStyle w:val="Heading2"/>
-      </w:pPr>
-      <w:r>
-        <w:t>问题 2：Docker 启动报错 "port is already allocated"</w:t>
-      </w:r>
-    </w:p>
-    <w:p>
-      <w:pPr>
-        <w:spacing w:after="120"/>
-      </w:pPr>
-      <w:r>
-        <w:rPr>
-          <w:rFonts w:ascii="微软雅黑" w:hAnsi="微软雅黑" w:eastAsia="微软雅黑"/>
-          <w:b w:val="0"/>
-          <w:sz w:val="22"/>
-        </w:rPr>
-        <w:t>含义：端口被其他程序占用了。</w:t>
-      </w:r>
-    </w:p>
-    <w:p>
-      <w:pPr>
-        <w:spacing w:after="120"/>
-      </w:pPr>
-      <w:r>
-        <w:rPr>
-          <w:rFonts w:ascii="微软雅黑" w:hAnsi="微软雅黑" w:eastAsia="微软雅黑"/>
-          <w:b w:val="0"/>
-          <w:sz w:val="22"/>
-        </w:rPr>
-        <w:t>解决步骤：</w:t>
-      </w:r>
-    </w:p>
-    <w:p>
-      <w:pPr>
-        <w:spacing w:after="120"/>
-      </w:pPr>
-      <w:r>
-        <w:rPr>
-          <w:rFonts w:ascii="微软雅黑" w:hAnsi="微软雅黑" w:eastAsia="微软雅黑"/>
-          <w:b w:val="0"/>
-          <w:sz w:val="22"/>
-        </w:rPr>
-        <w:t>1. 用记事本打开 docker-compose.yml 文件</w:t>
-      </w:r>
-    </w:p>
-    <w:p>
-      <w:pPr>
-        <w:spacing w:after="120"/>
-      </w:pPr>
-      <w:r>
-        <w:rPr>
-          <w:rFonts w:ascii="微软雅黑" w:hAnsi="微软雅黑" w:eastAsia="微软雅黑"/>
-          <w:b w:val="0"/>
-          <w:sz w:val="22"/>
-        </w:rPr>
-        <w:t>2. 找到 "5000:5000"，改成 "5001:5000"</w:t>
-      </w:r>
-    </w:p>
-    <w:p>
-      <w:pPr>
-        <w:spacing w:after="120"/>
-      </w:pPr>
-      <w:r>
-        <w:rPr>
-          <w:rFonts w:ascii="微软雅黑" w:hAnsi="微软雅黑" w:eastAsia="微软雅黑"/>
-          <w:b w:val="0"/>
-          <w:sz w:val="22"/>
-        </w:rPr>
-        <w:t>3. 找到 "80:80"，改成 "8080:80"</w:t>
-      </w:r>
-    </w:p>
-    <w:p>
-      <w:pPr>
-        <w:spacing w:after="120"/>
-      </w:pPr>
-      <w:r>
-        <w:rPr>
-          <w:rFonts w:ascii="微软雅黑" w:hAnsi="微软雅黑" w:eastAsia="微软雅黑"/>
-          <w:b w:val="0"/>
-          <w:sz w:val="22"/>
-        </w:rPr>
-        <w:t>4. 保存文件后重新执行 docker-compose up -d</w:t>
-      </w:r>
-    </w:p>
-    <w:p>
-      <w:pPr>
-        <w:spacing w:after="120"/>
-      </w:pPr>
-      <w:r>
-        <w:rPr>
-          <w:rFonts w:ascii="微软雅黑" w:hAnsi="微软雅黑" w:eastAsia="微软雅黑"/>
-          <w:b w:val="0"/>
-          <w:sz w:val="22"/>
-        </w:rPr>
-        <w:t>5. 浏览器访问 http://localhost:8080 即可</w:t>
-      </w:r>
-    </w:p>
-    <w:p>
-      <w:pPr>
-        <w:pStyle w:val="Heading2"/>
-      </w:pPr>
-      <w:r>
-        <w:t>问题 3：页面上数据全部显示为 0</w:t>
-      </w:r>
-    </w:p>
-    <w:p>
-      <w:pPr>
-        <w:spacing w:after="120"/>
-      </w:pPr>
-      <w:r>
-        <w:rPr>
-          <w:rFonts w:ascii="微软雅黑" w:hAnsi="微软雅黑" w:eastAsia="微软雅黑"/>
-          <w:b w:val="0"/>
-          <w:sz w:val="22"/>
-        </w:rPr>
-        <w:t>含义：数据库里还没有数据。</w:t>
-      </w:r>
-    </w:p>
-    <w:p>
-      <w:pPr>
-        <w:spacing w:after="120"/>
-      </w:pPr>
-      <w:r>
-        <w:rPr>
-          <w:rFonts w:ascii="微软雅黑" w:hAnsi="微软雅黑" w:eastAsia="微软雅黑"/>
-          <w:b w:val="0"/>
-          <w:sz w:val="22"/>
-        </w:rPr>
-        <w:t>解决（Docker 方式）：</w:t>
-      </w:r>
-    </w:p>
-    <w:p>
-      <w:pPr>
-        <w:spacing w:before="120" w:after="120"/>
-        <w:ind w:left="283"/>
-        <w:shd w:val="clear" w:color="auto" w:fill="F0F0F0"/>
-      </w:pPr>
-      <w:r>
-        <w:rPr>
-          <w:rFonts w:ascii="Consolas" w:hAnsi="Consolas"/>
-          <w:sz w:val="18"/>
-        </w:rPr>
-        <w:t>docker exec -it gas_backend python generate_real_data.py</w:t>
-      </w:r>
-    </w:p>
-    <w:p>
-      <w:pPr>
-        <w:spacing w:after="120"/>
-      </w:pPr>
-      <w:r>
-        <w:rPr>
-          <w:rFonts w:ascii="微软雅黑" w:hAnsi="微软雅黑" w:eastAsia="微软雅黑"/>
-          <w:b w:val="0"/>
-          <w:sz w:val="22"/>
-        </w:rPr>
-        <w:t>解决（手动方式）：</w:t>
-      </w:r>
-    </w:p>
-    <w:p>
-      <w:pPr>
-        <w:spacing w:before="120" w:after="120"/>
-        <w:ind w:left="283"/>
-        <w:shd w:val="clear" w:color="auto" w:fill="F0F0F0"/>
-      </w:pPr>
-      <w:r>
-        <w:rPr>
-          <w:rFonts w:ascii="Consolas" w:hAnsi="Consolas"/>
-          <w:sz w:val="18"/>
-        </w:rPr>
-        <w:t>cd /d "e:\文件\大二下作业\Gas System\backend"</w:t>
-        <w:br/>
-        <w:t>python generate_real_data.py</w:t>
-      </w:r>
-    </w:p>
-    <w:p>
-      <w:pPr>
-        <w:pStyle w:val="Heading2"/>
-      </w:pPr>
-      <w:r>
-        <w:t>问题 4：pip install 下载失败</w:t>
-      </w:r>
-    </w:p>
-    <w:p>
-      <w:pPr>
-        <w:spacing w:after="120"/>
-      </w:pPr>
-      <w:r>
-        <w:rPr>
-          <w:rFonts w:ascii="微软雅黑" w:hAnsi="微软雅黑" w:eastAsia="微软雅黑"/>
-          <w:b w:val="0"/>
-          <w:sz w:val="22"/>
-        </w:rPr>
-        <w:t>提示 "Connection timeout" 或 "Could not find a version"。</w:t>
-      </w:r>
-    </w:p>
-    <w:p>
-      <w:pPr>
-        <w:spacing w:after="120"/>
-      </w:pPr>
-      <w:r>
-        <w:rPr>
-          <w:rFonts w:ascii="微软雅黑" w:hAnsi="微软雅黑" w:eastAsia="微软雅黑"/>
-          <w:b w:val="0"/>
-          <w:sz w:val="22"/>
-        </w:rPr>
-        <w:t>解决：使用国内镜像源：</w:t>
-      </w:r>
-    </w:p>
-    <w:p>
-      <w:pPr>
-        <w:spacing w:before="120" w:after="120"/>
-        <w:ind w:left="283"/>
-        <w:shd w:val="clear" w:color="auto" w:fill="F0F0F0"/>
-      </w:pPr>
-      <w:r>
-        <w:rPr>
-          <w:rFonts w:ascii="Consolas" w:hAnsi="Consolas"/>
-          <w:sz w:val="18"/>
-        </w:rPr>
-        <w:t>pip install -r requirements.txt -i https://pypi.tuna.tsinghua.edu.cn/simple</w:t>
-      </w:r>
-    </w:p>
-    <w:p>
-      <w:pPr>
-        <w:pStyle w:val="Heading2"/>
-      </w:pPr>
-      <w:r>
-        <w:t>问题 5：提示 "No module named xxx"</w:t>
-      </w:r>
-    </w:p>
-    <w:p>
-      <w:pPr>
-        <w:spacing w:after="120"/>
-      </w:pPr>
-      <w:r>
-        <w:rPr>
-          <w:rFonts w:ascii="微软雅黑" w:hAnsi="微软雅黑" w:eastAsia="微软雅黑"/>
-          <w:b w:val="0"/>
-          <w:sz w:val="22"/>
-        </w:rPr>
-        <w:t>含义：缺少某个 Python 包。</w:t>
-      </w:r>
-    </w:p>
-    <w:p>
-      <w:pPr>
-        <w:spacing w:after="120"/>
-      </w:pPr>
-      <w:r>
-        <w:rPr>
-          <w:rFonts w:ascii="微软雅黑" w:hAnsi="微软雅黑" w:eastAsia="微软雅黑"/>
-          <w:b w:val="0"/>
-          <w:sz w:val="22"/>
-        </w:rPr>
-        <w:t>解决：执行 pip install xxx（把 xxx 换成报错里提到的包名）。</w:t>
-      </w:r>
-    </w:p>
-    <w:p>
-      <w:pPr>
-        <w:pStyle w:val="Heading2"/>
-      </w:pPr>
-      <w:r>
-        <w:t>问题 6：docker-compose 命令不存在</w:t>
-      </w:r>
-    </w:p>
-    <w:p>
-      <w:pPr>
-        <w:spacing w:after="120"/>
-      </w:pPr>
-      <w:r>
-        <w:rPr>
-          <w:rFonts w:ascii="微软雅黑" w:hAnsi="微软雅黑" w:eastAsia="微软雅黑"/>
-          <w:b w:val="0"/>
-          <w:sz w:val="22"/>
-        </w:rPr>
-        <w:t>含义：Docker Desktop 没有正确安装或没有启动。</w:t>
-      </w:r>
-    </w:p>
-    <w:p>
-      <w:pPr>
-        <w:spacing w:after="120"/>
-      </w:pPr>
-      <w:r>
-        <w:rPr>
-          <w:rFonts w:ascii="微软雅黑" w:hAnsi="微软雅黑" w:eastAsia="微软雅黑"/>
-          <w:b w:val="0"/>
-          <w:sz w:val="22"/>
-        </w:rPr>
-        <w:t>解决：</w:t>
-      </w:r>
-    </w:p>
-    <w:p>
-      <w:pPr>
-        <w:spacing w:after="120"/>
-      </w:pPr>
-      <w:r>
-        <w:rPr>
-          <w:rFonts w:ascii="微软雅黑" w:hAnsi="微软雅黑" w:eastAsia="微软雅黑"/>
-          <w:b w:val="0"/>
-          <w:sz w:val="22"/>
-        </w:rPr>
-        <w:t>1. 确认桌面右下角有 Docker 鲸鱼图标</w:t>
-      </w:r>
-    </w:p>
-    <w:p>
-      <w:pPr>
-        <w:spacing w:after="120"/>
-      </w:pPr>
-      <w:r>
-        <w:rPr>
-          <w:rFonts w:ascii="微软雅黑" w:hAnsi="微软雅黑" w:eastAsia="微软雅黑"/>
-          <w:b w:val="0"/>
-          <w:sz w:val="22"/>
-        </w:rPr>
-        <w:t>2. 鲸鱼图标不是绿色 → 右键点它 → "Restart"</w:t>
-      </w:r>
-    </w:p>
-    <w:p>
-      <w:pPr>
-        <w:spacing w:after="120"/>
-      </w:pPr>
-      <w:r>
-        <w:rPr>
-          <w:rFonts w:ascii="微软雅黑" w:hAnsi="微软雅黑" w:eastAsia="微软雅黑"/>
-          <w:b w:val="0"/>
-          <w:sz w:val="22"/>
-        </w:rPr>
-        <w:t>3. 等图标变绿后再试</w:t>
+        <w:t>点击标题栏"导出报告"按钮，浏览器自动下载包含最近 500 条历史排放记录的 CSV 文件。</w:t>
       </w:r>
     </w:p>
     <w:p>
@@ -3205,7 +4418,28 @@
         <w:pStyle w:val="Heading1"/>
       </w:pPr>
       <w:r>
-        <w:t>附录 A：API 接口速查表</w:t>
+        <w:t>6. API 接口参考</w:t>
+      </w:r>
+    </w:p>
+    <w:p>
+      <w:pPr>
+        <w:spacing w:after="80"/>
+      </w:pPr>
+      <w:r>
+        <w:rPr>
+          <w:rFonts w:ascii="微软雅黑" w:hAnsi="微软雅黑" w:eastAsia="微软雅黑"/>
+          <w:b w:val="0"/>
+          <w:sz w:val="22"/>
+        </w:rPr>
+        <w:t>Base URL: http://localhost:5000 | Content-Type: application/json | Charset: UTF-8</w:t>
+      </w:r>
+    </w:p>
+    <w:p>
+      <w:pPr>
+        <w:pStyle w:val="Heading2"/>
+      </w:pPr>
+      <w:r>
+        <w:t>6.1 接口总览</w:t>
       </w:r>
     </w:p>
     <w:tbl>
@@ -3215,14 +4449,15 @@
         <w:tblLook w:firstColumn="1" w:firstRow="1" w:lastColumn="0" w:lastRow="0" w:noHBand="0" w:noVBand="1" w:val="04A0"/>
       </w:tblPr>
       <w:tblGrid>
-        <w:gridCol w:w="3135"/>
-        <w:gridCol w:w="3135"/>
-        <w:gridCol w:w="3135"/>
+        <w:gridCol w:w="2266"/>
+        <w:gridCol w:w="2266"/>
+        <w:gridCol w:w="2266"/>
+        <w:gridCol w:w="2266"/>
       </w:tblGrid>
       <w:tr>
         <w:tc>
           <w:tcPr>
-            <w:tcW w:type="dxa" w:w="3135"/>
+            <w:tcW w:type="dxa" w:w="2266"/>
           </w:tcPr>
           <w:p>
             <w:r>
@@ -3237,7 +4472,7 @@
         </w:tc>
         <w:tc>
           <w:tcPr>
-            <w:tcW w:type="dxa" w:w="3135"/>
+            <w:tcW w:type="dxa" w:w="2266"/>
           </w:tcPr>
           <w:p>
             <w:r>
@@ -3252,7 +4487,7 @@
         </w:tc>
         <w:tc>
           <w:tcPr>
-            <w:tcW w:type="dxa" w:w="3135"/>
+            <w:tcW w:type="dxa" w:w="2266"/>
           </w:tcPr>
           <w:p>
             <w:r>
@@ -3261,7 +4496,22 @@
                 <w:b/>
                 <w:sz w:val="20"/>
               </w:rPr>
-              <w:t>说明</w:t>
+              <w:t>功能</w:t>
+            </w:r>
+          </w:p>
+        </w:tc>
+        <w:tc>
+          <w:tcPr>
+            <w:tcW w:type="dxa" w:w="2266"/>
+          </w:tcPr>
+          <w:p>
+            <w:r>
+              <w:rPr>
+                <w:rFonts w:ascii="微软雅黑" w:hAnsi="微软雅黑" w:eastAsia="微软雅黑"/>
+                <w:b/>
+                <w:sz w:val="20"/>
+              </w:rPr>
+              <w:t>返回</w:t>
             </w:r>
           </w:p>
         </w:tc>
@@ -3269,7 +4519,7 @@
       <w:tr>
         <w:tc>
           <w:tcPr>
-            <w:tcW w:type="dxa" w:w="3135"/>
+            <w:tcW w:type="dxa" w:w="2266"/>
           </w:tcPr>
           <w:p>
             <w:r>
@@ -3283,7 +4533,7 @@
         </w:tc>
         <w:tc>
           <w:tcPr>
-            <w:tcW w:type="dxa" w:w="3135"/>
+            <w:tcW w:type="dxa" w:w="2266"/>
           </w:tcPr>
           <w:p>
             <w:r>
@@ -3297,15 +4547,29 @@
         </w:tc>
         <w:tc>
           <w:tcPr>
-            <w:tcW w:type="dxa" w:w="3135"/>
-          </w:tcPr>
-          <w:p>
-            <w:r>
-              <w:rPr>
-                <w:rFonts w:ascii="微软雅黑" w:hAnsi="微软雅黑" w:eastAsia="微软雅黑"/>
-                <w:sz w:val="20"/>
-              </w:rPr>
-              <w:t>上传 CSV/Excel 文件</w:t>
+            <w:tcW w:type="dxa" w:w="2266"/>
+          </w:tcPr>
+          <w:p>
+            <w:r>
+              <w:rPr>
+                <w:rFonts w:ascii="微软雅黑" w:hAnsi="微软雅黑" w:eastAsia="微软雅黑"/>
+                <w:sz w:val="20"/>
+              </w:rPr>
+              <w:t>上传 CSV/Excel 数据文件</w:t>
+            </w:r>
+          </w:p>
+        </w:tc>
+        <w:tc>
+          <w:tcPr>
+            <w:tcW w:type="dxa" w:w="2266"/>
+          </w:tcPr>
+          <w:p>
+            <w:r>
+              <w:rPr>
+                <w:rFonts w:ascii="微软雅黑" w:hAnsi="微软雅黑" w:eastAsia="微软雅黑"/>
+                <w:sz w:val="20"/>
+              </w:rPr>
+              <w:t>imported_rows, completeness</w:t>
             </w:r>
           </w:p>
         </w:tc>
@@ -3313,7 +4577,7 @@
       <w:tr>
         <w:tc>
           <w:tcPr>
-            <w:tcW w:type="dxa" w:w="3135"/>
+            <w:tcW w:type="dxa" w:w="2266"/>
           </w:tcPr>
           <w:p>
             <w:r>
@@ -3327,7 +4591,7 @@
         </w:tc>
         <w:tc>
           <w:tcPr>
-            <w:tcW w:type="dxa" w:w="3135"/>
+            <w:tcW w:type="dxa" w:w="2266"/>
           </w:tcPr>
           <w:p>
             <w:r>
@@ -3341,7 +4605,7 @@
         </w:tc>
         <w:tc>
           <w:tcPr>
-            <w:tcW w:type="dxa" w:w="3135"/>
+            <w:tcW w:type="dxa" w:w="2266"/>
           </w:tcPr>
           <w:p>
             <w:r>
@@ -3350,6 +4614,20 @@
                 <w:sz w:val="20"/>
               </w:rPr>
               <w:t>接收 JSON 实时数据</w:t>
+            </w:r>
+          </w:p>
+        </w:tc>
+        <w:tc>
+          <w:tcPr>
+            <w:tcW w:type="dxa" w:w="2266"/>
+          </w:tcPr>
+          <w:p>
+            <w:r>
+              <w:rPr>
+                <w:rFonts w:ascii="微软雅黑" w:hAnsi="微软雅黑" w:eastAsia="微软雅黑"/>
+                <w:sz w:val="20"/>
+              </w:rPr>
+              <w:t>processed_records</w:t>
             </w:r>
           </w:p>
         </w:tc>
@@ -3357,7 +4635,7 @@
       <w:tr>
         <w:tc>
           <w:tcPr>
-            <w:tcW w:type="dxa" w:w="3135"/>
+            <w:tcW w:type="dxa" w:w="2266"/>
           </w:tcPr>
           <w:p>
             <w:r>
@@ -3371,7 +4649,7 @@
         </w:tc>
         <w:tc>
           <w:tcPr>
-            <w:tcW w:type="dxa" w:w="3135"/>
+            <w:tcW w:type="dxa" w:w="2266"/>
           </w:tcPr>
           <w:p>
             <w:r>
@@ -3385,15 +4663,29 @@
         </w:tc>
         <w:tc>
           <w:tcPr>
-            <w:tcW w:type="dxa" w:w="3135"/>
-          </w:tcPr>
-          <w:p>
-            <w:r>
-              <w:rPr>
-                <w:rFonts w:ascii="微软雅黑" w:hAnsi="微软雅黑" w:eastAsia="微软雅黑"/>
-                <w:sz w:val="20"/>
-              </w:rPr>
-              <w:t>获取最新监测数据</w:t>
+            <w:tcW w:type="dxa" w:w="2266"/>
+          </w:tcPr>
+          <w:p>
+            <w:r>
+              <w:rPr>
+                <w:rFonts w:ascii="微软雅黑" w:hAnsi="微软雅黑" w:eastAsia="微软雅黑"/>
+                <w:sz w:val="20"/>
+              </w:rPr>
+              <w:t>获取最新四项监测指标</w:t>
+            </w:r>
+          </w:p>
+        </w:tc>
+        <w:tc>
+          <w:tcPr>
+            <w:tcW w:type="dxa" w:w="2266"/>
+          </w:tcPr>
+          <w:p>
+            <w:r>
+              <w:rPr>
+                <w:rFonts w:ascii="微软雅黑" w:hAnsi="微软雅黑" w:eastAsia="微软雅黑"/>
+                <w:sz w:val="20"/>
+              </w:rPr>
+              <w:t>voc, temp, humidity, wind</w:t>
             </w:r>
           </w:p>
         </w:tc>
@@ -3401,7 +4693,7 @@
       <w:tr>
         <w:tc>
           <w:tcPr>
-            <w:tcW w:type="dxa" w:w="3135"/>
+            <w:tcW w:type="dxa" w:w="2266"/>
           </w:tcPr>
           <w:p>
             <w:r>
@@ -3415,7 +4707,7 @@
         </w:tc>
         <w:tc>
           <w:tcPr>
-            <w:tcW w:type="dxa" w:w="3135"/>
+            <w:tcW w:type="dxa" w:w="2266"/>
           </w:tcPr>
           <w:p>
             <w:r>
@@ -3429,15 +4721,29 @@
         </w:tc>
         <w:tc>
           <w:tcPr>
-            <w:tcW w:type="dxa" w:w="3135"/>
-          </w:tcPr>
-          <w:p>
-            <w:r>
-              <w:rPr>
-                <w:rFonts w:ascii="微软雅黑" w:hAnsi="微软雅黑" w:eastAsia="微软雅黑"/>
-                <w:sz w:val="20"/>
-              </w:rPr>
-              <w:t>获取 24h历史 + 6h预测</w:t>
+            <w:tcW w:type="dxa" w:w="2266"/>
+          </w:tcPr>
+          <w:p>
+            <w:r>
+              <w:rPr>
+                <w:rFonts w:ascii="微软雅黑" w:hAnsi="微软雅黑" w:eastAsia="微软雅黑"/>
+                <w:sz w:val="20"/>
+              </w:rPr>
+              <w:t>获取 24h 历史 + 6h 预测</w:t>
+            </w:r>
+          </w:p>
+        </w:tc>
+        <w:tc>
+          <w:tcPr>
+            <w:tcW w:type="dxa" w:w="2266"/>
+          </w:tcPr>
+          <w:p>
+            <w:r>
+              <w:rPr>
+                <w:rFonts w:ascii="微软雅黑" w:hAnsi="微软雅黑" w:eastAsia="微软雅黑"/>
+                <w:sz w:val="20"/>
+              </w:rPr>
+              <w:t>history[24], prediction[6]</w:t>
             </w:r>
           </w:p>
         </w:tc>
@@ -3445,7 +4751,7 @@
       <w:tr>
         <w:tc>
           <w:tcPr>
-            <w:tcW w:type="dxa" w:w="3135"/>
+            <w:tcW w:type="dxa" w:w="2266"/>
           </w:tcPr>
           <w:p>
             <w:r>
@@ -3459,7 +4765,7 @@
         </w:tc>
         <w:tc>
           <w:tcPr>
-            <w:tcW w:type="dxa" w:w="3135"/>
+            <w:tcW w:type="dxa" w:w="2266"/>
           </w:tcPr>
           <w:p>
             <w:r>
@@ -3473,15 +4779,29 @@
         </w:tc>
         <w:tc>
           <w:tcPr>
-            <w:tcW w:type="dxa" w:w="3135"/>
-          </w:tcPr>
-          <w:p>
-            <w:r>
-              <w:rPr>
-                <w:rFonts w:ascii="微软雅黑" w:hAnsi="微软雅黑" w:eastAsia="微软雅黑"/>
-                <w:sz w:val="20"/>
-              </w:rPr>
-              <w:t>预测 + 自动预警检查</w:t>
+            <w:tcW w:type="dxa" w:w="2266"/>
+          </w:tcPr>
+          <w:p>
+            <w:r>
+              <w:rPr>
+                <w:rFonts w:ascii="微软雅黑" w:hAnsi="微软雅黑" w:eastAsia="微软雅黑"/>
+                <w:sz w:val="20"/>
+              </w:rPr>
+              <w:t>预测并自动执行预警检查</w:t>
+            </w:r>
+          </w:p>
+        </w:tc>
+        <w:tc>
+          <w:tcPr>
+            <w:tcW w:type="dxa" w:w="2266"/>
+          </w:tcPr>
+          <w:p>
+            <w:r>
+              <w:rPr>
+                <w:rFonts w:ascii="微软雅黑" w:hAnsi="微软雅黑" w:eastAsia="微软雅黑"/>
+                <w:sz w:val="20"/>
+              </w:rPr>
+              <w:t>predictions[6] + alert{}</w:t>
             </w:r>
           </w:p>
         </w:tc>
@@ -3489,7 +4809,7 @@
       <w:tr>
         <w:tc>
           <w:tcPr>
-            <w:tcW w:type="dxa" w:w="3135"/>
+            <w:tcW w:type="dxa" w:w="2266"/>
           </w:tcPr>
           <w:p>
             <w:r>
@@ -3503,7 +4823,7 @@
         </w:tc>
         <w:tc>
           <w:tcPr>
-            <w:tcW w:type="dxa" w:w="3135"/>
+            <w:tcW w:type="dxa" w:w="2266"/>
           </w:tcPr>
           <w:p>
             <w:r>
@@ -3517,15 +4837,29 @@
         </w:tc>
         <w:tc>
           <w:tcPr>
-            <w:tcW w:type="dxa" w:w="3135"/>
-          </w:tcPr>
-          <w:p>
-            <w:r>
-              <w:rPr>
-                <w:rFonts w:ascii="微软雅黑" w:hAnsi="微软雅黑" w:eastAsia="微软雅黑"/>
-                <w:sz w:val="20"/>
-              </w:rPr>
-              <w:t>查询预警记录列表</w:t>
+            <w:tcW w:type="dxa" w:w="2266"/>
+          </w:tcPr>
+          <w:p>
+            <w:r>
+              <w:rPr>
+                <w:rFonts w:ascii="微软雅黑" w:hAnsi="微软雅黑" w:eastAsia="微软雅黑"/>
+                <w:sz w:val="20"/>
+              </w:rPr>
+              <w:t>查询历史预警记录</w:t>
+            </w:r>
+          </w:p>
+        </w:tc>
+        <w:tc>
+          <w:tcPr>
+            <w:tcW w:type="dxa" w:w="2266"/>
+          </w:tcPr>
+          <w:p>
+            <w:r>
+              <w:rPr>
+                <w:rFonts w:ascii="微软雅黑" w:hAnsi="微软雅黑" w:eastAsia="微软雅黑"/>
+                <w:sz w:val="20"/>
+              </w:rPr>
+              <w:t>[alert_record, ...]</w:t>
             </w:r>
           </w:p>
         </w:tc>
@@ -3533,7 +4867,7 @@
       <w:tr>
         <w:tc>
           <w:tcPr>
-            <w:tcW w:type="dxa" w:w="3135"/>
+            <w:tcW w:type="dxa" w:w="2266"/>
           </w:tcPr>
           <w:p>
             <w:r>
@@ -3547,7 +4881,7 @@
         </w:tc>
         <w:tc>
           <w:tcPr>
-            <w:tcW w:type="dxa" w:w="3135"/>
+            <w:tcW w:type="dxa" w:w="2266"/>
           </w:tcPr>
           <w:p>
             <w:r>
@@ -3561,116 +4895,45 @@
         </w:tc>
         <w:tc>
           <w:tcPr>
-            <w:tcW w:type="dxa" w:w="3135"/>
-          </w:tcPr>
-          <w:p>
-            <w:r>
-              <w:rPr>
-                <w:rFonts w:ascii="微软雅黑" w:hAnsi="微软雅黑" w:eastAsia="微软雅黑"/>
-                <w:sz w:val="20"/>
-              </w:rPr>
-              <w:t>导出 CSV 报告</w:t>
+            <w:tcW w:type="dxa" w:w="2266"/>
+          </w:tcPr>
+          <w:p>
+            <w:r>
+              <w:rPr>
+                <w:rFonts w:ascii="微软雅黑" w:hAnsi="微软雅黑" w:eastAsia="微软雅黑"/>
+                <w:sz w:val="20"/>
+              </w:rPr>
+              <w:t>导出 CSV 历史排放报告</w:t>
+            </w:r>
+          </w:p>
+        </w:tc>
+        <w:tc>
+          <w:tcPr>
+            <w:tcW w:type="dxa" w:w="2266"/>
+          </w:tcPr>
+          <w:p>
+            <w:r>
+              <w:rPr>
+                <w:rFonts w:ascii="微软雅黑" w:hAnsi="微软雅黑" w:eastAsia="微软雅黑"/>
+                <w:sz w:val="20"/>
+              </w:rPr>
+              <w:t>text/csv 文件流</w:t>
             </w:r>
           </w:p>
         </w:tc>
       </w:tr>
     </w:tbl>
-    <w:p/>
     <w:p>
       <w:pPr>
-        <w:pStyle w:val="Heading1"/>
+        <w:spacing w:after="80"/>
       </w:pPr>
-      <w:r>
-        <w:t>附录 B：数据库表字段速查</w:t>
-      </w:r>
     </w:p>
     <w:p>
       <w:pPr>
-        <w:spacing w:after="120"/>
+        <w:pStyle w:val="Heading2"/>
       </w:pPr>
       <w:r>
-        <w:rPr>
-          <w:rFonts w:ascii="微软雅黑" w:hAnsi="微软雅黑" w:eastAsia="微软雅黑"/>
-          <w:b/>
-          <w:sz w:val="22"/>
-        </w:rPr>
-        <w:t>emission_data（废气排放）</w:t>
-      </w:r>
-    </w:p>
-    <w:p>
-      <w:pPr>
-        <w:spacing w:before="120" w:after="120"/>
-        <w:ind w:left="283"/>
-        <w:shd w:val="clear" w:color="auto" w:fill="F0F0F0"/>
-      </w:pPr>
-      <w:r>
-        <w:rPr>
-          <w:rFonts w:ascii="Consolas" w:hAnsi="Consolas"/>
-          <w:sz w:val="18"/>
-        </w:rPr>
-        <w:t>sensor_id | timestamp | voc_concentration | nox_concentration | so2_concentration</w:t>
-      </w:r>
-    </w:p>
-    <w:p>
-      <w:pPr>
-        <w:spacing w:after="120"/>
-      </w:pPr>
-      <w:r>
-        <w:rPr>
-          <w:rFonts w:ascii="微软雅黑" w:hAnsi="微软雅黑" w:eastAsia="微软雅黑"/>
-          <w:b/>
-          <w:sz w:val="22"/>
-        </w:rPr>
-        <w:t>weather_data（气象数据）</w:t>
-      </w:r>
-    </w:p>
-    <w:p>
-      <w:pPr>
-        <w:spacing w:before="120" w:after="120"/>
-        <w:ind w:left="283"/>
-        <w:shd w:val="clear" w:color="auto" w:fill="F0F0F0"/>
-      </w:pPr>
-      <w:r>
-        <w:rPr>
-          <w:rFonts w:ascii="Consolas" w:hAnsi="Consolas"/>
-          <w:sz w:val="18"/>
-        </w:rPr>
-        <w:t>station_id | timestamp | temperature | humidity | wind_speed | wind_direction</w:t>
-      </w:r>
-    </w:p>
-    <w:p>
-      <w:pPr>
-        <w:spacing w:after="120"/>
-      </w:pPr>
-      <w:r>
-        <w:rPr>
-          <w:rFonts w:ascii="微软雅黑" w:hAnsi="微软雅黑" w:eastAsia="微软雅黑"/>
-          <w:b/>
-          <w:sz w:val="22"/>
-        </w:rPr>
-        <w:t>equipment_data（设备数据）</w:t>
-      </w:r>
-    </w:p>
-    <w:p>
-      <w:pPr>
-        <w:spacing w:before="120" w:after="120"/>
-        <w:ind w:left="283"/>
-        <w:shd w:val="clear" w:color="auto" w:fill="F0F0F0"/>
-      </w:pPr>
-      <w:r>
-        <w:rPr>
-          <w:rFonts w:ascii="Consolas" w:hAnsi="Consolas"/>
-          <w:sz w:val="18"/>
-        </w:rPr>
-        <w:t>equipment_id | timestamp | operating_load | production_phase | status</w:t>
-      </w:r>
-    </w:p>
-    <w:p>
-      <w:pPr>
-        <w:pStyle w:val="Heading1"/>
-      </w:pPr>
-      <w:r>
-        <w:t>附录 C：名词解释</w:t>
+        <w:t>6.2 错误码</w:t>
       </w:r>
     </w:p>
     <w:tbl>
@@ -3680,13 +4943,14 @@
         <w:tblLook w:firstColumn="1" w:firstRow="1" w:lastColumn="0" w:lastRow="0" w:noHBand="0" w:noVBand="1" w:val="04A0"/>
       </w:tblPr>
       <w:tblGrid>
-        <w:gridCol w:w="4703"/>
-        <w:gridCol w:w="4703"/>
+        <w:gridCol w:w="3022"/>
+        <w:gridCol w:w="3022"/>
+        <w:gridCol w:w="3022"/>
       </w:tblGrid>
       <w:tr>
         <w:tc>
           <w:tcPr>
-            <w:tcW w:type="dxa" w:w="4703"/>
+            <w:tcW w:type="dxa" w:w="3022"/>
           </w:tcPr>
           <w:p>
             <w:r>
@@ -3695,13 +4959,13 @@
                 <w:b/>
                 <w:sz w:val="20"/>
               </w:rPr>
-              <w:t>名词</w:t>
-            </w:r>
-          </w:p>
-        </w:tc>
-        <w:tc>
-          <w:tcPr>
-            <w:tcW w:type="dxa" w:w="4703"/>
+              <w:t>状态码</w:t>
+            </w:r>
+          </w:p>
+        </w:tc>
+        <w:tc>
+          <w:tcPr>
+            <w:tcW w:type="dxa" w:w="3022"/>
           </w:tcPr>
           <w:p>
             <w:r>
@@ -3710,7 +4974,22 @@
                 <w:b/>
                 <w:sz w:val="20"/>
               </w:rPr>
-              <w:t>解释</w:t>
+              <w:t>含义</w:t>
+            </w:r>
+          </w:p>
+        </w:tc>
+        <w:tc>
+          <w:tcPr>
+            <w:tcW w:type="dxa" w:w="3022"/>
+          </w:tcPr>
+          <w:p>
+            <w:r>
+              <w:rPr>
+                <w:rFonts w:ascii="微软雅黑" w:hAnsi="微软雅黑" w:eastAsia="微软雅黑"/>
+                <w:b/>
+                <w:sz w:val="20"/>
+              </w:rPr>
+              <w:t>典型原因</w:t>
             </w:r>
           </w:p>
         </w:tc>
@@ -3718,29 +4997,43 @@
       <w:tr>
         <w:tc>
           <w:tcPr>
-            <w:tcW w:type="dxa" w:w="4703"/>
-          </w:tcPr>
-          <w:p>
-            <w:r>
-              <w:rPr>
-                <w:rFonts w:ascii="微软雅黑" w:hAnsi="微软雅黑" w:eastAsia="微软雅黑"/>
-                <w:sz w:val="20"/>
-              </w:rPr>
-              <w:t>Docker</w:t>
-            </w:r>
-          </w:p>
-        </w:tc>
-        <w:tc>
-          <w:tcPr>
-            <w:tcW w:type="dxa" w:w="4703"/>
-          </w:tcPr>
-          <w:p>
-            <w:r>
-              <w:rPr>
-                <w:rFonts w:ascii="微软雅黑" w:hAnsi="微软雅黑" w:eastAsia="微软雅黑"/>
-                <w:sz w:val="20"/>
-              </w:rPr>
-              <w:t>一个打包工具，把整个系统装进"箱子"，不需要单独装各种依赖</w:t>
+            <w:tcW w:type="dxa" w:w="3022"/>
+          </w:tcPr>
+          <w:p>
+            <w:r>
+              <w:rPr>
+                <w:rFonts w:ascii="微软雅黑" w:hAnsi="微软雅黑" w:eastAsia="微软雅黑"/>
+                <w:sz w:val="20"/>
+              </w:rPr>
+              <w:t>200</w:t>
+            </w:r>
+          </w:p>
+        </w:tc>
+        <w:tc>
+          <w:tcPr>
+            <w:tcW w:type="dxa" w:w="3022"/>
+          </w:tcPr>
+          <w:p>
+            <w:r>
+              <w:rPr>
+                <w:rFonts w:ascii="微软雅黑" w:hAnsi="微软雅黑" w:eastAsia="微软雅黑"/>
+                <w:sz w:val="20"/>
+              </w:rPr>
+              <w:t>成功</w:t>
+            </w:r>
+          </w:p>
+        </w:tc>
+        <w:tc>
+          <w:tcPr>
+            <w:tcW w:type="dxa" w:w="3022"/>
+          </w:tcPr>
+          <w:p>
+            <w:r>
+              <w:rPr>
+                <w:rFonts w:ascii="微软雅黑" w:hAnsi="微软雅黑" w:eastAsia="微软雅黑"/>
+                <w:sz w:val="20"/>
+              </w:rPr>
+              <w:t>-</w:t>
             </w:r>
           </w:p>
         </w:tc>
@@ -3748,29 +5041,43 @@
       <w:tr>
         <w:tc>
           <w:tcPr>
-            <w:tcW w:type="dxa" w:w="4703"/>
-          </w:tcPr>
-          <w:p>
-            <w:r>
-              <w:rPr>
-                <w:rFonts w:ascii="微软雅黑" w:hAnsi="微软雅黑" w:eastAsia="微软雅黑"/>
-                <w:sz w:val="20"/>
-              </w:rPr>
-              <w:t>docker-compose</w:t>
-            </w:r>
-          </w:p>
-        </w:tc>
-        <w:tc>
-          <w:tcPr>
-            <w:tcW w:type="dxa" w:w="4703"/>
-          </w:tcPr>
-          <w:p>
-            <w:r>
-              <w:rPr>
-                <w:rFonts w:ascii="微软雅黑" w:hAnsi="微软雅黑" w:eastAsia="微软雅黑"/>
-                <w:sz w:val="20"/>
-              </w:rPr>
-              <w:t>Docker 的遥控器，一条命令同时启动多个箱子</w:t>
+            <w:tcW w:type="dxa" w:w="3022"/>
+          </w:tcPr>
+          <w:p>
+            <w:r>
+              <w:rPr>
+                <w:rFonts w:ascii="微软雅黑" w:hAnsi="微软雅黑" w:eastAsia="微软雅黑"/>
+                <w:sz w:val="20"/>
+              </w:rPr>
+              <w:t>400</w:t>
+            </w:r>
+          </w:p>
+        </w:tc>
+        <w:tc>
+          <w:tcPr>
+            <w:tcW w:type="dxa" w:w="3022"/>
+          </w:tcPr>
+          <w:p>
+            <w:r>
+              <w:rPr>
+                <w:rFonts w:ascii="微软雅黑" w:hAnsi="微软雅黑" w:eastAsia="微软雅黑"/>
+                <w:sz w:val="20"/>
+              </w:rPr>
+              <w:t>请求参数错误</w:t>
+            </w:r>
+          </w:p>
+        </w:tc>
+        <w:tc>
+          <w:tcPr>
+            <w:tcW w:type="dxa" w:w="3022"/>
+          </w:tcPr>
+          <w:p>
+            <w:r>
+              <w:rPr>
+                <w:rFonts w:ascii="微软雅黑" w:hAnsi="微软雅黑" w:eastAsia="微软雅黑"/>
+                <w:sz w:val="20"/>
+              </w:rPr>
+              <w:t>文件格式不支持 / 必填字段缺失 / 数据量不足</w:t>
             </w:r>
           </w:p>
         </w:tc>
@@ -3778,29 +5085,43 @@
       <w:tr>
         <w:tc>
           <w:tcPr>
-            <w:tcW w:type="dxa" w:w="4703"/>
-          </w:tcPr>
-          <w:p>
-            <w:r>
-              <w:rPr>
-                <w:rFonts w:ascii="微软雅黑" w:hAnsi="微软雅黑" w:eastAsia="微软雅黑"/>
-                <w:sz w:val="20"/>
-              </w:rPr>
-              <w:t>容器 (Container)</w:t>
-            </w:r>
-          </w:p>
-        </w:tc>
-        <w:tc>
-          <w:tcPr>
-            <w:tcW w:type="dxa" w:w="4703"/>
-          </w:tcPr>
-          <w:p>
-            <w:r>
-              <w:rPr>
-                <w:rFonts w:ascii="微软雅黑" w:hAnsi="微软雅黑" w:eastAsia="微软雅黑"/>
-                <w:sz w:val="20"/>
-              </w:rPr>
-              <w:t>Docker 箱子里的小隔间，每个隔间干一件事</w:t>
+            <w:tcW w:type="dxa" w:w="3022"/>
+          </w:tcPr>
+          <w:p>
+            <w:r>
+              <w:rPr>
+                <w:rFonts w:ascii="微软雅黑" w:hAnsi="微软雅黑" w:eastAsia="微软雅黑"/>
+                <w:sz w:val="20"/>
+              </w:rPr>
+              <w:t>500</w:t>
+            </w:r>
+          </w:p>
+        </w:tc>
+        <w:tc>
+          <w:tcPr>
+            <w:tcW w:type="dxa" w:w="3022"/>
+          </w:tcPr>
+          <w:p>
+            <w:r>
+              <w:rPr>
+                <w:rFonts w:ascii="微软雅黑" w:hAnsi="微软雅黑" w:eastAsia="微软雅黑"/>
+                <w:sz w:val="20"/>
+              </w:rPr>
+              <w:t>服务器内部错误</w:t>
+            </w:r>
+          </w:p>
+        </w:tc>
+        <w:tc>
+          <w:tcPr>
+            <w:tcW w:type="dxa" w:w="3022"/>
+          </w:tcPr>
+          <w:p>
+            <w:r>
+              <w:rPr>
+                <w:rFonts w:ascii="微软雅黑" w:hAnsi="微软雅黑" w:eastAsia="微软雅黑"/>
+                <w:sz w:val="20"/>
+              </w:rPr>
+              <w:t>数据库连接失败 / 模型推理异常</w:t>
             </w:r>
           </w:p>
         </w:tc>
@@ -3808,515 +5129,158 @@
       <w:tr>
         <w:tc>
           <w:tcPr>
-            <w:tcW w:type="dxa" w:w="4703"/>
-          </w:tcPr>
-          <w:p>
-            <w:r>
-              <w:rPr>
-                <w:rFonts w:ascii="微软雅黑" w:hAnsi="微软雅黑" w:eastAsia="微软雅黑"/>
-                <w:sz w:val="20"/>
-              </w:rPr>
-              <w:t>Flask</w:t>
-            </w:r>
-          </w:p>
-        </w:tc>
-        <w:tc>
-          <w:tcPr>
-            <w:tcW w:type="dxa" w:w="4703"/>
-          </w:tcPr>
-          <w:p>
-            <w:r>
-              <w:rPr>
-                <w:rFonts w:ascii="微软雅黑" w:hAnsi="微软雅黑" w:eastAsia="微软雅黑"/>
-                <w:sz w:val="20"/>
-              </w:rPr>
-              <w:t>Python 写的网站后端框架，负责处理数据和业务逻辑</w:t>
-            </w:r>
-          </w:p>
-        </w:tc>
-      </w:tr>
-      <w:tr>
-        <w:tc>
-          <w:tcPr>
-            <w:tcW w:type="dxa" w:w="4703"/>
-          </w:tcPr>
-          <w:p>
-            <w:r>
-              <w:rPr>
-                <w:rFonts w:ascii="微软雅黑" w:hAnsi="微软雅黑" w:eastAsia="微软雅黑"/>
-                <w:sz w:val="20"/>
-              </w:rPr>
-              <w:t>API</w:t>
-            </w:r>
-          </w:p>
-        </w:tc>
-        <w:tc>
-          <w:tcPr>
-            <w:tcW w:type="dxa" w:w="4703"/>
-          </w:tcPr>
-          <w:p>
-            <w:r>
-              <w:rPr>
-                <w:rFonts w:ascii="微软雅黑" w:hAnsi="微软雅黑" w:eastAsia="微软雅黑"/>
-                <w:sz w:val="20"/>
-              </w:rPr>
-              <w:t>网站后台提供的数据接口，前端通过它获取数据</w:t>
-            </w:r>
-          </w:p>
-        </w:tc>
-      </w:tr>
-      <w:tr>
-        <w:tc>
-          <w:tcPr>
-            <w:tcW w:type="dxa" w:w="4703"/>
-          </w:tcPr>
-          <w:p>
-            <w:r>
-              <w:rPr>
-                <w:rFonts w:ascii="微软雅黑" w:hAnsi="微软雅黑" w:eastAsia="微软雅黑"/>
-                <w:sz w:val="20"/>
-              </w:rPr>
-              <w:t>Vue.js</w:t>
-            </w:r>
-          </w:p>
-        </w:tc>
-        <w:tc>
-          <w:tcPr>
-            <w:tcW w:type="dxa" w:w="4703"/>
-          </w:tcPr>
-          <w:p>
-            <w:r>
-              <w:rPr>
-                <w:rFonts w:ascii="微软雅黑" w:hAnsi="微软雅黑" w:eastAsia="微软雅黑"/>
-                <w:sz w:val="20"/>
-              </w:rPr>
-              <w:t>前端框架，负责页面的样子和交互效果</w:t>
-            </w:r>
-          </w:p>
-        </w:tc>
-      </w:tr>
-      <w:tr>
-        <w:tc>
-          <w:tcPr>
-            <w:tcW w:type="dxa" w:w="4703"/>
-          </w:tcPr>
-          <w:p>
-            <w:r>
-              <w:rPr>
-                <w:rFonts w:ascii="微软雅黑" w:hAnsi="微软雅黑" w:eastAsia="微软雅黑"/>
-                <w:sz w:val="20"/>
-              </w:rPr>
-              <w:t>ECharts</w:t>
-            </w:r>
-          </w:p>
-        </w:tc>
-        <w:tc>
-          <w:tcPr>
-            <w:tcW w:type="dxa" w:w="4703"/>
-          </w:tcPr>
-          <w:p>
-            <w:r>
-              <w:rPr>
-                <w:rFonts w:ascii="微软雅黑" w:hAnsi="微软雅黑" w:eastAsia="微软雅黑"/>
-                <w:sz w:val="20"/>
-              </w:rPr>
-              <w:t>画图表的工具，页面上那个好看的预测曲线图就是它画的</w:t>
-            </w:r>
-          </w:p>
-        </w:tc>
-      </w:tr>
-      <w:tr>
-        <w:tc>
-          <w:tcPr>
-            <w:tcW w:type="dxa" w:w="4703"/>
-          </w:tcPr>
-          <w:p>
-            <w:r>
-              <w:rPr>
-                <w:rFonts w:ascii="微软雅黑" w:hAnsi="微软雅黑" w:eastAsia="微软雅黑"/>
-                <w:sz w:val="20"/>
-              </w:rPr>
-              <w:t>LSTM</w:t>
-            </w:r>
-          </w:p>
-        </w:tc>
-        <w:tc>
-          <w:tcPr>
-            <w:tcW w:type="dxa" w:w="4703"/>
-          </w:tcPr>
-          <w:p>
-            <w:r>
-              <w:rPr>
-                <w:rFonts w:ascii="微软雅黑" w:hAnsi="微软雅黑" w:eastAsia="微软雅黑"/>
-                <w:sz w:val="20"/>
-              </w:rPr>
-              <w:t>一种 AI 算法，专门根据历史时序数据预测未来趋势</w:t>
-            </w:r>
-          </w:p>
-        </w:tc>
-      </w:tr>
-      <w:tr>
-        <w:tc>
-          <w:tcPr>
-            <w:tcW w:type="dxa" w:w="4703"/>
-          </w:tcPr>
-          <w:p>
-            <w:r>
-              <w:rPr>
-                <w:rFonts w:ascii="微软雅黑" w:hAnsi="微软雅黑" w:eastAsia="微软雅黑"/>
-                <w:sz w:val="20"/>
-              </w:rPr>
-              <w:t>TensorFlow</w:t>
-            </w:r>
-          </w:p>
-        </w:tc>
-        <w:tc>
-          <w:tcPr>
-            <w:tcW w:type="dxa" w:w="4703"/>
-          </w:tcPr>
-          <w:p>
-            <w:r>
-              <w:rPr>
-                <w:rFonts w:ascii="微软雅黑" w:hAnsi="微软雅黑" w:eastAsia="微软雅黑"/>
-                <w:sz w:val="20"/>
-              </w:rPr>
-              <w:t>Google 的 AI 工具箱，LSTM 模型在它上面运行</w:t>
-            </w:r>
-          </w:p>
-        </w:tc>
-      </w:tr>
-      <w:tr>
-        <w:tc>
-          <w:tcPr>
-            <w:tcW w:type="dxa" w:w="4703"/>
-          </w:tcPr>
-          <w:p>
-            <w:r>
-              <w:rPr>
-                <w:rFonts w:ascii="微软雅黑" w:hAnsi="微软雅黑" w:eastAsia="微软雅黑"/>
-                <w:sz w:val="20"/>
-              </w:rPr>
-              <w:t>VOCs</w:t>
-            </w:r>
-          </w:p>
-        </w:tc>
-        <w:tc>
-          <w:tcPr>
-            <w:tcW w:type="dxa" w:w="4703"/>
-          </w:tcPr>
-          <w:p>
-            <w:r>
-              <w:rPr>
-                <w:rFonts w:ascii="微软雅黑" w:hAnsi="微软雅黑" w:eastAsia="微软雅黑"/>
-                <w:sz w:val="20"/>
-              </w:rPr>
-              <w:t>挥发性有机化合物，化工厂排放的主要废气污染物</w:t>
-            </w:r>
-          </w:p>
-        </w:tc>
-      </w:tr>
-      <w:tr>
-        <w:tc>
-          <w:tcPr>
-            <w:tcW w:type="dxa" w:w="4703"/>
-          </w:tcPr>
-          <w:p>
-            <w:r>
-              <w:rPr>
-                <w:rFonts w:ascii="微软雅黑" w:hAnsi="微软雅黑" w:eastAsia="微软雅黑"/>
-                <w:sz w:val="20"/>
-              </w:rPr>
-              <w:t>mg/m³</w:t>
-            </w:r>
-          </w:p>
-        </w:tc>
-        <w:tc>
-          <w:tcPr>
-            <w:tcW w:type="dxa" w:w="4703"/>
-          </w:tcPr>
-          <w:p>
-            <w:r>
-              <w:rPr>
-                <w:rFonts w:ascii="微软雅黑" w:hAnsi="微软雅黑" w:eastAsia="微软雅黑"/>
-                <w:sz w:val="20"/>
-              </w:rPr>
-              <w:t>毫克每立方米，衡量空气中污染物浓度的单位</w:t>
-            </w:r>
-          </w:p>
-        </w:tc>
-      </w:tr>
-      <w:tr>
-        <w:tc>
-          <w:tcPr>
-            <w:tcW w:type="dxa" w:w="4703"/>
-          </w:tcPr>
-          <w:p>
-            <w:r>
-              <w:rPr>
-                <w:rFonts w:ascii="微软雅黑" w:hAnsi="微软雅黑" w:eastAsia="微软雅黑"/>
-                <w:sz w:val="20"/>
-              </w:rPr>
-              <w:t>端口 (Port)</w:t>
-            </w:r>
-          </w:p>
-        </w:tc>
-        <w:tc>
-          <w:tcPr>
-            <w:tcW w:type="dxa" w:w="4703"/>
-          </w:tcPr>
-          <w:p>
-            <w:r>
-              <w:rPr>
-                <w:rFonts w:ascii="微软雅黑" w:hAnsi="微软雅黑" w:eastAsia="微软雅黑"/>
-                <w:sz w:val="20"/>
-              </w:rPr>
-              <w:t>电脑上的门牌号，不同服务用不同门牌号 (如 5000, 80)</w:t>
-            </w:r>
-          </w:p>
-        </w:tc>
-      </w:tr>
-      <w:tr>
-        <w:tc>
-          <w:tcPr>
-            <w:tcW w:type="dxa" w:w="4703"/>
-          </w:tcPr>
-          <w:p>
-            <w:r>
-              <w:rPr>
-                <w:rFonts w:ascii="微软雅黑" w:hAnsi="微软雅黑" w:eastAsia="微软雅黑"/>
-                <w:sz w:val="20"/>
-              </w:rPr>
-              <w:t>CSV</w:t>
-            </w:r>
-          </w:p>
-        </w:tc>
-        <w:tc>
-          <w:tcPr>
-            <w:tcW w:type="dxa" w:w="4703"/>
-          </w:tcPr>
-          <w:p>
-            <w:r>
-              <w:rPr>
-                <w:rFonts w:ascii="微软雅黑" w:hAnsi="微软雅黑" w:eastAsia="微软雅黑"/>
-                <w:sz w:val="20"/>
-              </w:rPr>
-              <w:t>最简单的表格文件格式，逗号分隔，Excel 能直接打开编辑</w:t>
-            </w:r>
-          </w:p>
-        </w:tc>
-      </w:tr>
-      <w:tr>
-        <w:tc>
-          <w:tcPr>
-            <w:tcW w:type="dxa" w:w="4703"/>
-          </w:tcPr>
-          <w:p>
-            <w:r>
-              <w:rPr>
-                <w:rFonts w:ascii="微软雅黑" w:hAnsi="微软雅黑" w:eastAsia="微软雅黑"/>
-                <w:sz w:val="20"/>
-              </w:rPr>
-              <w:t>JSON</w:t>
-            </w:r>
-          </w:p>
-        </w:tc>
-        <w:tc>
-          <w:tcPr>
-            <w:tcW w:type="dxa" w:w="4703"/>
-          </w:tcPr>
-          <w:p>
-            <w:r>
-              <w:rPr>
-                <w:rFonts w:ascii="微软雅黑" w:hAnsi="微软雅黑" w:eastAsia="微软雅黑"/>
-                <w:sz w:val="20"/>
-              </w:rPr>
-              <w:t>一种通用的数据交换格式，人和电脑都容易读懂</w:t>
-            </w:r>
-          </w:p>
-        </w:tc>
-      </w:tr>
-      <w:tr>
-        <w:tc>
-          <w:tcPr>
-            <w:tcW w:type="dxa" w:w="4703"/>
-          </w:tcPr>
-          <w:p>
-            <w:r>
-              <w:rPr>
-                <w:rFonts w:ascii="微软雅黑" w:hAnsi="微软雅黑" w:eastAsia="微软雅黑"/>
-                <w:sz w:val="20"/>
-              </w:rPr>
-              <w:t>curl</w:t>
-            </w:r>
-          </w:p>
-        </w:tc>
-        <w:tc>
-          <w:tcPr>
-            <w:tcW w:type="dxa" w:w="4703"/>
-          </w:tcPr>
-          <w:p>
-            <w:r>
-              <w:rPr>
-                <w:rFonts w:ascii="微软雅黑" w:hAnsi="微软雅黑" w:eastAsia="微软雅黑"/>
-                <w:sz w:val="20"/>
-              </w:rPr>
-              <w:t>命令行工具，用来在黑色窗口里测试网站接口</w:t>
-            </w:r>
-          </w:p>
-        </w:tc>
-      </w:tr>
-      <w:tr>
-        <w:tc>
-          <w:tcPr>
-            <w:tcW w:type="dxa" w:w="4703"/>
-          </w:tcPr>
-          <w:p>
-            <w:r>
-              <w:rPr>
-                <w:rFonts w:ascii="微软雅黑" w:hAnsi="微软雅黑" w:eastAsia="微软雅黑"/>
-                <w:sz w:val="20"/>
-              </w:rPr>
-              <w:t>localhost</w:t>
-            </w:r>
-          </w:p>
-        </w:tc>
-        <w:tc>
-          <w:tcPr>
-            <w:tcW w:type="dxa" w:w="4703"/>
-          </w:tcPr>
-          <w:p>
-            <w:r>
-              <w:rPr>
-                <w:rFonts w:ascii="微软雅黑" w:hAnsi="微软雅黑" w:eastAsia="微软雅黑"/>
-                <w:sz w:val="20"/>
-              </w:rPr>
-              <w:t>指你自己的电脑，127.0.0.1 也是同一个意思</w:t>
-            </w:r>
-          </w:p>
-        </w:tc>
-      </w:tr>
-      <w:tr>
-        <w:tc>
-          <w:tcPr>
-            <w:tcW w:type="dxa" w:w="4703"/>
-          </w:tcPr>
-          <w:p>
-            <w:r>
-              <w:rPr>
-                <w:rFonts w:ascii="微软雅黑" w:hAnsi="微软雅黑" w:eastAsia="微软雅黑"/>
-                <w:sz w:val="20"/>
-              </w:rPr>
-              <w:t>MySQL</w:t>
-            </w:r>
-          </w:p>
-        </w:tc>
-        <w:tc>
-          <w:tcPr>
-            <w:tcW w:type="dxa" w:w="4703"/>
-          </w:tcPr>
-          <w:p>
-            <w:r>
-              <w:rPr>
-                <w:rFonts w:ascii="微软雅黑" w:hAnsi="微软雅黑" w:eastAsia="微软雅黑"/>
-                <w:sz w:val="20"/>
-              </w:rPr>
-              <w:t>数据库软件，负责存储和管理所有数据</w:t>
-            </w:r>
-          </w:p>
-        </w:tc>
-      </w:tr>
-      <w:tr>
-        <w:tc>
-          <w:tcPr>
-            <w:tcW w:type="dxa" w:w="4703"/>
-          </w:tcPr>
-          <w:p>
-            <w:r>
-              <w:rPr>
-                <w:rFonts w:ascii="微软雅黑" w:hAnsi="微软雅黑" w:eastAsia="微软雅黑"/>
-                <w:sz w:val="20"/>
-              </w:rPr>
-              <w:t>Python</w:t>
-            </w:r>
-          </w:p>
-        </w:tc>
-        <w:tc>
-          <w:tcPr>
-            <w:tcW w:type="dxa" w:w="4703"/>
-          </w:tcPr>
-          <w:p>
-            <w:r>
-              <w:rPr>
-                <w:rFonts w:ascii="微软雅黑" w:hAnsi="微软雅黑" w:eastAsia="微软雅黑"/>
-                <w:sz w:val="20"/>
-              </w:rPr>
-              <w:t>编程语言，后端服务用它写的</w:t>
-            </w:r>
-          </w:p>
-        </w:tc>
-      </w:tr>
-      <w:tr>
-        <w:tc>
-          <w:tcPr>
-            <w:tcW w:type="dxa" w:w="4703"/>
-          </w:tcPr>
-          <w:p>
-            <w:r>
-              <w:rPr>
-                <w:rFonts w:ascii="微软雅黑" w:hAnsi="微软雅黑" w:eastAsia="微软雅黑"/>
-                <w:sz w:val="20"/>
-              </w:rPr>
-              <w:t>pip</w:t>
-            </w:r>
-          </w:p>
-        </w:tc>
-        <w:tc>
-          <w:tcPr>
-            <w:tcW w:type="dxa" w:w="4703"/>
-          </w:tcPr>
-          <w:p>
-            <w:r>
-              <w:rPr>
-                <w:rFonts w:ascii="微软雅黑" w:hAnsi="微软雅黑" w:eastAsia="微软雅黑"/>
-                <w:sz w:val="20"/>
-              </w:rPr>
-              <w:t>Python 的软件包安装工具</w:t>
-            </w:r>
-          </w:p>
-        </w:tc>
-      </w:tr>
-      <w:tr>
-        <w:tc>
-          <w:tcPr>
-            <w:tcW w:type="dxa" w:w="4703"/>
-          </w:tcPr>
-          <w:p>
-            <w:r>
-              <w:rPr>
-                <w:rFonts w:ascii="微软雅黑" w:hAnsi="微软雅黑" w:eastAsia="微软雅黑"/>
-                <w:sz w:val="20"/>
-              </w:rPr>
-              <w:t>npm</w:t>
-            </w:r>
-          </w:p>
-        </w:tc>
-        <w:tc>
-          <w:tcPr>
-            <w:tcW w:type="dxa" w:w="4703"/>
-          </w:tcPr>
-          <w:p>
-            <w:r>
-              <w:rPr>
-                <w:rFonts w:ascii="微软雅黑" w:hAnsi="微软雅黑" w:eastAsia="微软雅黑"/>
-                <w:sz w:val="20"/>
-              </w:rPr>
-              <w:t>Node.js 的软件包安装工具，前端用它安装依赖</w:t>
+            <w:tcW w:type="dxa" w:w="3022"/>
+          </w:tcPr>
+          <w:p>
+            <w:r>
+              <w:rPr>
+                <w:rFonts w:ascii="微软雅黑" w:hAnsi="微软雅黑" w:eastAsia="微软雅黑"/>
+                <w:sz w:val="20"/>
+              </w:rPr>
+              <w:t>503</w:t>
+            </w:r>
+          </w:p>
+        </w:tc>
+        <w:tc>
+          <w:tcPr>
+            <w:tcW w:type="dxa" w:w="3022"/>
+          </w:tcPr>
+          <w:p>
+            <w:r>
+              <w:rPr>
+                <w:rFonts w:ascii="微软雅黑" w:hAnsi="微软雅黑" w:eastAsia="微软雅黑"/>
+                <w:sz w:val="20"/>
+              </w:rPr>
+              <w:t>服务不可用</w:t>
+            </w:r>
+          </w:p>
+        </w:tc>
+        <w:tc>
+          <w:tcPr>
+            <w:tcW w:type="dxa" w:w="3022"/>
+          </w:tcPr>
+          <w:p>
+            <w:r>
+              <w:rPr>
+                <w:rFonts w:ascii="微软雅黑" w:hAnsi="微软雅黑" w:eastAsia="微软雅黑"/>
+                <w:sz w:val="20"/>
+              </w:rPr>
+              <w:t>模型文件缺失，需执行 train_model.py</w:t>
             </w:r>
           </w:p>
         </w:tc>
       </w:tr>
     </w:tbl>
-    <w:p/>
+    <w:p>
+      <w:pPr>
+        <w:spacing w:after="80"/>
+      </w:pPr>
+    </w:p>
+    <w:p>
+      <w:pPr>
+        <w:pStyle w:val="Heading2"/>
+      </w:pPr>
+      <w:r>
+        <w:t>6.3 请求示例</w:t>
+      </w:r>
+    </w:p>
+    <w:p>
+      <w:pPr>
+        <w:spacing w:after="80"/>
+      </w:pPr>
+      <w:r>
+        <w:rPr>
+          <w:rFonts w:ascii="微软雅黑" w:hAnsi="微软雅黑" w:eastAsia="微软雅黑"/>
+          <w:b/>
+          <w:sz w:val="22"/>
+        </w:rPr>
+        <w:t>文件上传：</w:t>
+      </w:r>
+    </w:p>
+    <w:p>
+      <w:pPr>
+        <w:spacing w:before="80" w:after="80"/>
+        <w:ind w:left="340"/>
+        <w:shd w:val="clear" w:color="auto" w:fill="F0F0F0"/>
+      </w:pPr>
+      <w:r>
+        <w:rPr>
+          <w:rFonts w:ascii="Consolas" w:hAnsi="Consolas"/>
+          <w:sz w:val="18"/>
+        </w:rPr>
+        <w:t>curl -X POST http://localhost:5000/api/data/upload \</w:t>
+        <w:br/>
+        <w:t xml:space="preserve">  -F "file=@emission_202606.csv" -F "data_type=emission"</w:t>
+      </w:r>
+    </w:p>
+    <w:p>
+      <w:pPr>
+        <w:spacing w:after="80"/>
+      </w:pPr>
+    </w:p>
+    <w:p>
+      <w:pPr>
+        <w:spacing w:after="80"/>
+      </w:pPr>
+      <w:r>
+        <w:rPr>
+          <w:rFonts w:ascii="微软雅黑" w:hAnsi="微软雅黑" w:eastAsia="微软雅黑"/>
+          <w:b/>
+          <w:sz w:val="22"/>
+        </w:rPr>
+        <w:t>实时数据：</w:t>
+      </w:r>
+    </w:p>
+    <w:p>
+      <w:pPr>
+        <w:spacing w:before="80" w:after="80"/>
+        <w:ind w:left="340"/>
+        <w:shd w:val="clear" w:color="auto" w:fill="F0F0F0"/>
+      </w:pPr>
+      <w:r>
+        <w:rPr>
+          <w:rFonts w:ascii="Consolas" w:hAnsi="Consolas"/>
+          <w:sz w:val="18"/>
+        </w:rPr>
+        <w:t>curl -X POST http://localhost:5000/api/data/realtime \</w:t>
+        <w:br/>
+        <w:t xml:space="preserve">  -H "Content-Type: application/json" \</w:t>
+        <w:br/>
+        <w:t xml:space="preserve">  -d '{"data_type":"weather","records":[{"station_id":"W01","timestamp":"2026-06-03 10:00:00","temperature":25.5,"humidity":60.2,"wind_speed":3.5}]}'</w:t>
+      </w:r>
+    </w:p>
+    <w:p>
+      <w:pPr>
+        <w:spacing w:after="80"/>
+      </w:pPr>
+    </w:p>
+    <w:p>
+      <w:pPr>
+        <w:spacing w:after="80"/>
+      </w:pPr>
+      <w:r>
+        <w:rPr>
+          <w:rFonts w:ascii="微软雅黑" w:hAnsi="微软雅黑" w:eastAsia="微软雅黑"/>
+          <w:b/>
+          <w:sz w:val="22"/>
+        </w:rPr>
+        <w:t>获取预测：</w:t>
+      </w:r>
+    </w:p>
+    <w:p>
+      <w:pPr>
+        <w:spacing w:before="80" w:after="80"/>
+        <w:ind w:left="340"/>
+        <w:shd w:val="clear" w:color="auto" w:fill="F0F0F0"/>
+      </w:pPr>
+      <w:r>
+        <w:rPr>
+          <w:rFonts w:ascii="Consolas" w:hAnsi="Consolas"/>
+          <w:sz w:val="18"/>
+        </w:rPr>
+        <w:t>curl http://localhost:5000/api/prediction</w:t>
+      </w:r>
+    </w:p>
     <w:p>
       <w:r>
         <w:br w:type="page"/>
@@ -4327,13 +5291,1086 @@
         <w:pStyle w:val="Heading1"/>
       </w:pPr>
       <w:r>
-        <w:t>附录 D：项目文件结构</w:t>
+        <w:t>7. 故障排查</w:t>
+      </w:r>
+    </w:p>
+    <w:tbl>
+      <w:tblPr>
+        <w:tblStyle w:val="LightGrid-Accent1"/>
+        <w:tblW w:type="auto" w:w="0"/>
+        <w:tblLook w:firstColumn="1" w:firstRow="1" w:lastColumn="0" w:lastRow="0" w:noHBand="0" w:noVBand="1" w:val="04A0"/>
+      </w:tblPr>
+      <w:tblGrid>
+        <w:gridCol w:w="3022"/>
+        <w:gridCol w:w="3022"/>
+        <w:gridCol w:w="3022"/>
+      </w:tblGrid>
+      <w:tr>
+        <w:tc>
+          <w:tcPr>
+            <w:tcW w:type="dxa" w:w="3022"/>
+          </w:tcPr>
+          <w:p>
+            <w:r>
+              <w:rPr>
+                <w:rFonts w:ascii="微软雅黑" w:hAnsi="微软雅黑" w:eastAsia="微软雅黑"/>
+                <w:b/>
+                <w:sz w:val="20"/>
+              </w:rPr>
+              <w:t>现象</w:t>
+            </w:r>
+          </w:p>
+        </w:tc>
+        <w:tc>
+          <w:tcPr>
+            <w:tcW w:type="dxa" w:w="3022"/>
+          </w:tcPr>
+          <w:p>
+            <w:r>
+              <w:rPr>
+                <w:rFonts w:ascii="微软雅黑" w:hAnsi="微软雅黑" w:eastAsia="微软雅黑"/>
+                <w:b/>
+                <w:sz w:val="20"/>
+              </w:rPr>
+              <w:t>原因</w:t>
+            </w:r>
+          </w:p>
+        </w:tc>
+        <w:tc>
+          <w:tcPr>
+            <w:tcW w:type="dxa" w:w="3022"/>
+          </w:tcPr>
+          <w:p>
+            <w:r>
+              <w:rPr>
+                <w:rFonts w:ascii="微软雅黑" w:hAnsi="微软雅黑" w:eastAsia="微软雅黑"/>
+                <w:b/>
+                <w:sz w:val="20"/>
+              </w:rPr>
+              <w:t>处理</w:t>
+            </w:r>
+          </w:p>
+        </w:tc>
+      </w:tr>
+      <w:tr>
+        <w:tc>
+          <w:tcPr>
+            <w:tcW w:type="dxa" w:w="3022"/>
+          </w:tcPr>
+          <w:p>
+            <w:r>
+              <w:rPr>
+                <w:rFonts w:ascii="微软雅黑" w:hAnsi="微软雅黑" w:eastAsia="微软雅黑"/>
+                <w:sz w:val="20"/>
+              </w:rPr>
+              <w:t>浏览器无法访问 http://localhost</w:t>
+            </w:r>
+          </w:p>
+        </w:tc>
+        <w:tc>
+          <w:tcPr>
+            <w:tcW w:type="dxa" w:w="3022"/>
+          </w:tcPr>
+          <w:p>
+            <w:r>
+              <w:rPr>
+                <w:rFonts w:ascii="微软雅黑" w:hAnsi="微软雅黑" w:eastAsia="微软雅黑"/>
+                <w:sz w:val="20"/>
+              </w:rPr>
+              <w:t>Docker 未启动或容器未运行</w:t>
+            </w:r>
+          </w:p>
+        </w:tc>
+        <w:tc>
+          <w:tcPr>
+            <w:tcW w:type="dxa" w:w="3022"/>
+          </w:tcPr>
+          <w:p>
+            <w:r>
+              <w:rPr>
+                <w:rFonts w:ascii="微软雅黑" w:hAnsi="微软雅黑" w:eastAsia="微软雅黑"/>
+                <w:sz w:val="20"/>
+              </w:rPr>
+              <w:t>执行 docker ps 检查，若无输出则执行 docker-compose up -d</w:t>
+            </w:r>
+          </w:p>
+        </w:tc>
+      </w:tr>
+      <w:tr>
+        <w:tc>
+          <w:tcPr>
+            <w:tcW w:type="dxa" w:w="3022"/>
+          </w:tcPr>
+          <w:p>
+            <w:r>
+              <w:rPr>
+                <w:rFonts w:ascii="微软雅黑" w:hAnsi="微软雅黑" w:eastAsia="微软雅黑"/>
+                <w:sz w:val="20"/>
+              </w:rPr>
+              <w:t>看板数据全部显示 0</w:t>
+            </w:r>
+          </w:p>
+        </w:tc>
+        <w:tc>
+          <w:tcPr>
+            <w:tcW w:type="dxa" w:w="3022"/>
+          </w:tcPr>
+          <w:p>
+            <w:r>
+              <w:rPr>
+                <w:rFonts w:ascii="微软雅黑" w:hAnsi="微软雅黑" w:eastAsia="微软雅黑"/>
+                <w:sz w:val="20"/>
+              </w:rPr>
+              <w:t>数据库无数据</w:t>
+            </w:r>
+          </w:p>
+        </w:tc>
+        <w:tc>
+          <w:tcPr>
+            <w:tcW w:type="dxa" w:w="3022"/>
+          </w:tcPr>
+          <w:p>
+            <w:r>
+              <w:rPr>
+                <w:rFonts w:ascii="微软雅黑" w:hAnsi="微软雅黑" w:eastAsia="微软雅黑"/>
+                <w:sz w:val="20"/>
+              </w:rPr>
+              <w:t>执行 python generate_real_data.py 或上传数据文件</w:t>
+            </w:r>
+          </w:p>
+        </w:tc>
+      </w:tr>
+      <w:tr>
+        <w:tc>
+          <w:tcPr>
+            <w:tcW w:type="dxa" w:w="3022"/>
+          </w:tcPr>
+          <w:p>
+            <w:r>
+              <w:rPr>
+                <w:rFonts w:ascii="微软雅黑" w:hAnsi="微软雅黑" w:eastAsia="微软雅黑"/>
+                <w:sz w:val="20"/>
+              </w:rPr>
+              <w:t>预测接口返回 400 "数据不足"</w:t>
+            </w:r>
+          </w:p>
+        </w:tc>
+        <w:tc>
+          <w:tcPr>
+            <w:tcW w:type="dxa" w:w="3022"/>
+          </w:tcPr>
+          <w:p>
+            <w:r>
+              <w:rPr>
+                <w:rFonts w:ascii="微软雅黑" w:hAnsi="微软雅黑" w:eastAsia="微软雅黑"/>
+                <w:sz w:val="20"/>
+              </w:rPr>
+              <w:t>数据量 &lt; 30 条小时级记录</w:t>
+            </w:r>
+          </w:p>
+        </w:tc>
+        <w:tc>
+          <w:tcPr>
+            <w:tcW w:type="dxa" w:w="3022"/>
+          </w:tcPr>
+          <w:p>
+            <w:r>
+              <w:rPr>
+                <w:rFonts w:ascii="微软雅黑" w:hAnsi="微软雅黑" w:eastAsia="微软雅黑"/>
+                <w:sz w:val="20"/>
+              </w:rPr>
+              <w:t>确保导入至少 30 条跨小时的历史数据</w:t>
+            </w:r>
+          </w:p>
+        </w:tc>
+      </w:tr>
+      <w:tr>
+        <w:tc>
+          <w:tcPr>
+            <w:tcW w:type="dxa" w:w="3022"/>
+          </w:tcPr>
+          <w:p>
+            <w:r>
+              <w:rPr>
+                <w:rFonts w:ascii="微软雅黑" w:hAnsi="微软雅黑" w:eastAsia="微软雅黑"/>
+                <w:sz w:val="20"/>
+              </w:rPr>
+              <w:t>预测接口返回 503</w:t>
+            </w:r>
+          </w:p>
+        </w:tc>
+        <w:tc>
+          <w:tcPr>
+            <w:tcW w:type="dxa" w:w="3022"/>
+          </w:tcPr>
+          <w:p>
+            <w:r>
+              <w:rPr>
+                <w:rFonts w:ascii="微软雅黑" w:hAnsi="微软雅黑" w:eastAsia="微软雅黑"/>
+                <w:sz w:val="20"/>
+              </w:rPr>
+              <w:t>模型文件缺失</w:t>
+            </w:r>
+          </w:p>
+        </w:tc>
+        <w:tc>
+          <w:tcPr>
+            <w:tcW w:type="dxa" w:w="3022"/>
+          </w:tcPr>
+          <w:p>
+            <w:r>
+              <w:rPr>
+                <w:rFonts w:ascii="微软雅黑" w:hAnsi="微软雅黑" w:eastAsia="微软雅黑"/>
+                <w:sz w:val="20"/>
+              </w:rPr>
+              <w:t>执行 python data_analysis.py &amp;&amp; python train_model.py</w:t>
+            </w:r>
+          </w:p>
+        </w:tc>
+      </w:tr>
+      <w:tr>
+        <w:tc>
+          <w:tcPr>
+            <w:tcW w:type="dxa" w:w="3022"/>
+          </w:tcPr>
+          <w:p>
+            <w:r>
+              <w:rPr>
+                <w:rFonts w:ascii="微软雅黑" w:hAnsi="微软雅黑" w:eastAsia="微软雅黑"/>
+                <w:sz w:val="20"/>
+              </w:rPr>
+              <w:t>Docker 启动报 "port already allocated"</w:t>
+            </w:r>
+          </w:p>
+        </w:tc>
+        <w:tc>
+          <w:tcPr>
+            <w:tcW w:type="dxa" w:w="3022"/>
+          </w:tcPr>
+          <w:p>
+            <w:r>
+              <w:rPr>
+                <w:rFonts w:ascii="微软雅黑" w:hAnsi="微软雅黑" w:eastAsia="微软雅黑"/>
+                <w:sz w:val="20"/>
+              </w:rPr>
+              <w:t>端口被占用</w:t>
+            </w:r>
+          </w:p>
+        </w:tc>
+        <w:tc>
+          <w:tcPr>
+            <w:tcW w:type="dxa" w:w="3022"/>
+          </w:tcPr>
+          <w:p>
+            <w:r>
+              <w:rPr>
+                <w:rFonts w:ascii="微软雅黑" w:hAnsi="微软雅黑" w:eastAsia="微软雅黑"/>
+                <w:sz w:val="20"/>
+              </w:rPr>
+              <w:t>修改 docker-compose.yml 端口映射，如 5000→5001, 80→8080</w:t>
+            </w:r>
+          </w:p>
+        </w:tc>
+      </w:tr>
+      <w:tr>
+        <w:tc>
+          <w:tcPr>
+            <w:tcW w:type="dxa" w:w="3022"/>
+          </w:tcPr>
+          <w:p>
+            <w:r>
+              <w:rPr>
+                <w:rFonts w:ascii="微软雅黑" w:hAnsi="微软雅黑" w:eastAsia="微软雅黑"/>
+                <w:sz w:val="20"/>
+              </w:rPr>
+              <w:t>pip install 下载失败</w:t>
+            </w:r>
+          </w:p>
+        </w:tc>
+        <w:tc>
+          <w:tcPr>
+            <w:tcW w:type="dxa" w:w="3022"/>
+          </w:tcPr>
+          <w:p>
+            <w:r>
+              <w:rPr>
+                <w:rFonts w:ascii="微软雅黑" w:hAnsi="微软雅黑" w:eastAsia="微软雅黑"/>
+                <w:sz w:val="20"/>
+              </w:rPr>
+              <w:t>网络连通性问题</w:t>
+            </w:r>
+          </w:p>
+        </w:tc>
+        <w:tc>
+          <w:tcPr>
+            <w:tcW w:type="dxa" w:w="3022"/>
+          </w:tcPr>
+          <w:p>
+            <w:r>
+              <w:rPr>
+                <w:rFonts w:ascii="微软雅黑" w:hAnsi="微软雅黑" w:eastAsia="微软雅黑"/>
+                <w:sz w:val="20"/>
+              </w:rPr>
+              <w:t>添加 -i https://pypi.tuna.tsinghua.edu.cn/simple 使用清华镜像</w:t>
+            </w:r>
+          </w:p>
+        </w:tc>
+      </w:tr>
+      <w:tr>
+        <w:tc>
+          <w:tcPr>
+            <w:tcW w:type="dxa" w:w="3022"/>
+          </w:tcPr>
+          <w:p>
+            <w:r>
+              <w:rPr>
+                <w:rFonts w:ascii="微软雅黑" w:hAnsi="微软雅黑" w:eastAsia="微软雅黑"/>
+                <w:sz w:val="20"/>
+              </w:rPr>
+              <w:t>容器状态 Restarting</w:t>
+            </w:r>
+          </w:p>
+        </w:tc>
+        <w:tc>
+          <w:tcPr>
+            <w:tcW w:type="dxa" w:w="3022"/>
+          </w:tcPr>
+          <w:p>
+            <w:r>
+              <w:rPr>
+                <w:rFonts w:ascii="微软雅黑" w:hAnsi="微软雅黑" w:eastAsia="微软雅黑"/>
+                <w:sz w:val="20"/>
+              </w:rPr>
+              <w:t>后端启动失败</w:t>
+            </w:r>
+          </w:p>
+        </w:tc>
+        <w:tc>
+          <w:tcPr>
+            <w:tcW w:type="dxa" w:w="3022"/>
+          </w:tcPr>
+          <w:p>
+            <w:r>
+              <w:rPr>
+                <w:rFonts w:ascii="微软雅黑" w:hAnsi="微软雅黑" w:eastAsia="微软雅黑"/>
+                <w:sz w:val="20"/>
+              </w:rPr>
+              <w:t>执行 docker logs gas_backend 查看错误日志</w:t>
+            </w:r>
+          </w:p>
+        </w:tc>
+      </w:tr>
+      <w:tr>
+        <w:tc>
+          <w:tcPr>
+            <w:tcW w:type="dxa" w:w="3022"/>
+          </w:tcPr>
+          <w:p>
+            <w:r>
+              <w:rPr>
+                <w:rFonts w:ascii="微软雅黑" w:hAnsi="微软雅黑" w:eastAsia="微软雅黑"/>
+                <w:sz w:val="20"/>
+              </w:rPr>
+              <w:t>数据库连接拒绝</w:t>
+            </w:r>
+          </w:p>
+        </w:tc>
+        <w:tc>
+          <w:tcPr>
+            <w:tcW w:type="dxa" w:w="3022"/>
+          </w:tcPr>
+          <w:p>
+            <w:r>
+              <w:rPr>
+                <w:rFonts w:ascii="微软雅黑" w:hAnsi="微软雅黑" w:eastAsia="微软雅黑"/>
+                <w:sz w:val="20"/>
+              </w:rPr>
+              <w:t>MySQL 未就绪或密码错误</w:t>
+            </w:r>
+          </w:p>
+        </w:tc>
+        <w:tc>
+          <w:tcPr>
+            <w:tcW w:type="dxa" w:w="3022"/>
+          </w:tcPr>
+          <w:p>
+            <w:r>
+              <w:rPr>
+                <w:rFonts w:ascii="微软雅黑" w:hAnsi="微软雅黑" w:eastAsia="微软雅黑"/>
+                <w:sz w:val="20"/>
+              </w:rPr>
+              <w:t>确认 docker ps 中 MySQL 状态为 healthy，密码为 123456</w:t>
+            </w:r>
+          </w:p>
+        </w:tc>
+      </w:tr>
+    </w:tbl>
+    <w:p>
+      <w:pPr>
+        <w:spacing w:after="80"/>
+      </w:pPr>
+    </w:p>
+    <w:p>
+      <w:r>
+        <w:br w:type="page"/>
       </w:r>
     </w:p>
     <w:p>
       <w:pPr>
-        <w:spacing w:before="120" w:after="120"/>
-        <w:ind w:left="283"/>
+        <w:pStyle w:val="Heading1"/>
+      </w:pPr>
+      <w:r>
+        <w:t>附录 A：技术栈</w:t>
+      </w:r>
+    </w:p>
+    <w:tbl>
+      <w:tblPr>
+        <w:tblStyle w:val="LightGrid-Accent1"/>
+        <w:tblW w:type="auto" w:w="0"/>
+        <w:tblLook w:firstColumn="1" w:firstRow="1" w:lastColumn="0" w:lastRow="0" w:noHBand="0" w:noVBand="1" w:val="04A0"/>
+      </w:tblPr>
+      <w:tblGrid>
+        <w:gridCol w:w="3022"/>
+        <w:gridCol w:w="3022"/>
+        <w:gridCol w:w="3022"/>
+      </w:tblGrid>
+      <w:tr>
+        <w:tc>
+          <w:tcPr>
+            <w:tcW w:type="dxa" w:w="3022"/>
+          </w:tcPr>
+          <w:p>
+            <w:r>
+              <w:rPr>
+                <w:rFonts w:ascii="微软雅黑" w:hAnsi="微软雅黑" w:eastAsia="微软雅黑"/>
+                <w:b/>
+                <w:sz w:val="20"/>
+              </w:rPr>
+              <w:t>层级</w:t>
+            </w:r>
+          </w:p>
+        </w:tc>
+        <w:tc>
+          <w:tcPr>
+            <w:tcW w:type="dxa" w:w="3022"/>
+          </w:tcPr>
+          <w:p>
+            <w:r>
+              <w:rPr>
+                <w:rFonts w:ascii="微软雅黑" w:hAnsi="微软雅黑" w:eastAsia="微软雅黑"/>
+                <w:b/>
+                <w:sz w:val="20"/>
+              </w:rPr>
+              <w:t>技术</w:t>
+            </w:r>
+          </w:p>
+        </w:tc>
+        <w:tc>
+          <w:tcPr>
+            <w:tcW w:type="dxa" w:w="3022"/>
+          </w:tcPr>
+          <w:p>
+            <w:r>
+              <w:rPr>
+                <w:rFonts w:ascii="微软雅黑" w:hAnsi="微软雅黑" w:eastAsia="微软雅黑"/>
+                <w:b/>
+                <w:sz w:val="20"/>
+              </w:rPr>
+              <w:t>版本</w:t>
+            </w:r>
+          </w:p>
+        </w:tc>
+      </w:tr>
+      <w:tr>
+        <w:tc>
+          <w:tcPr>
+            <w:tcW w:type="dxa" w:w="3022"/>
+          </w:tcPr>
+          <w:p>
+            <w:r>
+              <w:rPr>
+                <w:rFonts w:ascii="微软雅黑" w:hAnsi="微软雅黑" w:eastAsia="微软雅黑"/>
+                <w:sz w:val="20"/>
+              </w:rPr>
+              <w:t>前端框架</w:t>
+            </w:r>
+          </w:p>
+        </w:tc>
+        <w:tc>
+          <w:tcPr>
+            <w:tcW w:type="dxa" w:w="3022"/>
+          </w:tcPr>
+          <w:p>
+            <w:r>
+              <w:rPr>
+                <w:rFonts w:ascii="微软雅黑" w:hAnsi="微软雅黑" w:eastAsia="微软雅黑"/>
+                <w:sz w:val="20"/>
+              </w:rPr>
+              <w:t>Vue.js</w:t>
+            </w:r>
+          </w:p>
+        </w:tc>
+        <w:tc>
+          <w:tcPr>
+            <w:tcW w:type="dxa" w:w="3022"/>
+          </w:tcPr>
+          <w:p>
+            <w:r>
+              <w:rPr>
+                <w:rFonts w:ascii="微软雅黑" w:hAnsi="微软雅黑" w:eastAsia="微软雅黑"/>
+                <w:sz w:val="20"/>
+              </w:rPr>
+              <w:t>3.2</w:t>
+            </w:r>
+          </w:p>
+        </w:tc>
+      </w:tr>
+      <w:tr>
+        <w:tc>
+          <w:tcPr>
+            <w:tcW w:type="dxa" w:w="3022"/>
+          </w:tcPr>
+          <w:p>
+            <w:r>
+              <w:rPr>
+                <w:rFonts w:ascii="微软雅黑" w:hAnsi="微软雅黑" w:eastAsia="微软雅黑"/>
+                <w:sz w:val="20"/>
+              </w:rPr>
+              <w:t>图表库</w:t>
+            </w:r>
+          </w:p>
+        </w:tc>
+        <w:tc>
+          <w:tcPr>
+            <w:tcW w:type="dxa" w:w="3022"/>
+          </w:tcPr>
+          <w:p>
+            <w:r>
+              <w:rPr>
+                <w:rFonts w:ascii="微软雅黑" w:hAnsi="微软雅黑" w:eastAsia="微软雅黑"/>
+                <w:sz w:val="20"/>
+              </w:rPr>
+              <w:t>ECharts (vue-echarts)</w:t>
+            </w:r>
+          </w:p>
+        </w:tc>
+        <w:tc>
+          <w:tcPr>
+            <w:tcW w:type="dxa" w:w="3022"/>
+          </w:tcPr>
+          <w:p>
+            <w:r>
+              <w:rPr>
+                <w:rFonts w:ascii="微软雅黑" w:hAnsi="微软雅黑" w:eastAsia="微软雅黑"/>
+                <w:sz w:val="20"/>
+              </w:rPr>
+              <w:t>6.1 / 8.0</w:t>
+            </w:r>
+          </w:p>
+        </w:tc>
+      </w:tr>
+      <w:tr>
+        <w:tc>
+          <w:tcPr>
+            <w:tcW w:type="dxa" w:w="3022"/>
+          </w:tcPr>
+          <w:p>
+            <w:r>
+              <w:rPr>
+                <w:rFonts w:ascii="微软雅黑" w:hAnsi="微软雅黑" w:eastAsia="微软雅黑"/>
+                <w:sz w:val="20"/>
+              </w:rPr>
+              <w:t>HTTP</w:t>
+            </w:r>
+          </w:p>
+        </w:tc>
+        <w:tc>
+          <w:tcPr>
+            <w:tcW w:type="dxa" w:w="3022"/>
+          </w:tcPr>
+          <w:p>
+            <w:r>
+              <w:rPr>
+                <w:rFonts w:ascii="微软雅黑" w:hAnsi="微软雅黑" w:eastAsia="微软雅黑"/>
+                <w:sz w:val="20"/>
+              </w:rPr>
+              <w:t>Axios</w:t>
+            </w:r>
+          </w:p>
+        </w:tc>
+        <w:tc>
+          <w:tcPr>
+            <w:tcW w:type="dxa" w:w="3022"/>
+          </w:tcPr>
+          <w:p>
+            <w:r>
+              <w:rPr>
+                <w:rFonts w:ascii="微软雅黑" w:hAnsi="微软雅黑" w:eastAsia="微软雅黑"/>
+                <w:sz w:val="20"/>
+              </w:rPr>
+              <w:t>1.16</w:t>
+            </w:r>
+          </w:p>
+        </w:tc>
+      </w:tr>
+      <w:tr>
+        <w:tc>
+          <w:tcPr>
+            <w:tcW w:type="dxa" w:w="3022"/>
+          </w:tcPr>
+          <w:p>
+            <w:r>
+              <w:rPr>
+                <w:rFonts w:ascii="微软雅黑" w:hAnsi="微软雅黑" w:eastAsia="微软雅黑"/>
+                <w:sz w:val="20"/>
+              </w:rPr>
+              <w:t>后端框架</w:t>
+            </w:r>
+          </w:p>
+        </w:tc>
+        <w:tc>
+          <w:tcPr>
+            <w:tcW w:type="dxa" w:w="3022"/>
+          </w:tcPr>
+          <w:p>
+            <w:r>
+              <w:rPr>
+                <w:rFonts w:ascii="微软雅黑" w:hAnsi="微软雅黑" w:eastAsia="微软雅黑"/>
+                <w:sz w:val="20"/>
+              </w:rPr>
+              <w:t>Flask</w:t>
+            </w:r>
+          </w:p>
+        </w:tc>
+        <w:tc>
+          <w:tcPr>
+            <w:tcW w:type="dxa" w:w="3022"/>
+          </w:tcPr>
+          <w:p>
+            <w:r>
+              <w:rPr>
+                <w:rFonts w:ascii="微软雅黑" w:hAnsi="微软雅黑" w:eastAsia="微软雅黑"/>
+                <w:sz w:val="20"/>
+              </w:rPr>
+              <w:t>3.1.3</w:t>
+            </w:r>
+          </w:p>
+        </w:tc>
+      </w:tr>
+      <w:tr>
+        <w:tc>
+          <w:tcPr>
+            <w:tcW w:type="dxa" w:w="3022"/>
+          </w:tcPr>
+          <w:p>
+            <w:r>
+              <w:rPr>
+                <w:rFonts w:ascii="微软雅黑" w:hAnsi="微软雅黑" w:eastAsia="微软雅黑"/>
+                <w:sz w:val="20"/>
+              </w:rPr>
+              <w:t>ORM</w:t>
+            </w:r>
+          </w:p>
+        </w:tc>
+        <w:tc>
+          <w:tcPr>
+            <w:tcW w:type="dxa" w:w="3022"/>
+          </w:tcPr>
+          <w:p>
+            <w:r>
+              <w:rPr>
+                <w:rFonts w:ascii="微软雅黑" w:hAnsi="微软雅黑" w:eastAsia="微软雅黑"/>
+                <w:sz w:val="20"/>
+              </w:rPr>
+              <w:t>Flask-SQLAlchemy</w:t>
+            </w:r>
+          </w:p>
+        </w:tc>
+        <w:tc>
+          <w:tcPr>
+            <w:tcW w:type="dxa" w:w="3022"/>
+          </w:tcPr>
+          <w:p>
+            <w:r>
+              <w:rPr>
+                <w:rFonts w:ascii="微软雅黑" w:hAnsi="微软雅黑" w:eastAsia="微软雅黑"/>
+                <w:sz w:val="20"/>
+              </w:rPr>
+              <w:t>3.1.1</w:t>
+            </w:r>
+          </w:p>
+        </w:tc>
+      </w:tr>
+      <w:tr>
+        <w:tc>
+          <w:tcPr>
+            <w:tcW w:type="dxa" w:w="3022"/>
+          </w:tcPr>
+          <w:p>
+            <w:r>
+              <w:rPr>
+                <w:rFonts w:ascii="微软雅黑" w:hAnsi="微软雅黑" w:eastAsia="微软雅黑"/>
+                <w:sz w:val="20"/>
+              </w:rPr>
+              <w:t>数据库</w:t>
+            </w:r>
+          </w:p>
+        </w:tc>
+        <w:tc>
+          <w:tcPr>
+            <w:tcW w:type="dxa" w:w="3022"/>
+          </w:tcPr>
+          <w:p>
+            <w:r>
+              <w:rPr>
+                <w:rFonts w:ascii="微软雅黑" w:hAnsi="微软雅黑" w:eastAsia="微软雅黑"/>
+                <w:sz w:val="20"/>
+              </w:rPr>
+              <w:t>MySQL</w:t>
+            </w:r>
+          </w:p>
+        </w:tc>
+        <w:tc>
+          <w:tcPr>
+            <w:tcW w:type="dxa" w:w="3022"/>
+          </w:tcPr>
+          <w:p>
+            <w:r>
+              <w:rPr>
+                <w:rFonts w:ascii="微软雅黑" w:hAnsi="微软雅黑" w:eastAsia="微软雅黑"/>
+                <w:sz w:val="20"/>
+              </w:rPr>
+              <w:t>8.0</w:t>
+            </w:r>
+          </w:p>
+        </w:tc>
+      </w:tr>
+      <w:tr>
+        <w:tc>
+          <w:tcPr>
+            <w:tcW w:type="dxa" w:w="3022"/>
+          </w:tcPr>
+          <w:p>
+            <w:r>
+              <w:rPr>
+                <w:rFonts w:ascii="微软雅黑" w:hAnsi="微软雅黑" w:eastAsia="微软雅黑"/>
+                <w:sz w:val="20"/>
+              </w:rPr>
+              <w:t>数据库驱动</w:t>
+            </w:r>
+          </w:p>
+        </w:tc>
+        <w:tc>
+          <w:tcPr>
+            <w:tcW w:type="dxa" w:w="3022"/>
+          </w:tcPr>
+          <w:p>
+            <w:r>
+              <w:rPr>
+                <w:rFonts w:ascii="微软雅黑" w:hAnsi="微软雅黑" w:eastAsia="微软雅黑"/>
+                <w:sz w:val="20"/>
+              </w:rPr>
+              <w:t>PyMySQL</w:t>
+            </w:r>
+          </w:p>
+        </w:tc>
+        <w:tc>
+          <w:tcPr>
+            <w:tcW w:type="dxa" w:w="3022"/>
+          </w:tcPr>
+          <w:p>
+            <w:r>
+              <w:rPr>
+                <w:rFonts w:ascii="微软雅黑" w:hAnsi="微软雅黑" w:eastAsia="微软雅黑"/>
+                <w:sz w:val="20"/>
+              </w:rPr>
+              <w:t>1.1.3</w:t>
+            </w:r>
+          </w:p>
+        </w:tc>
+      </w:tr>
+      <w:tr>
+        <w:tc>
+          <w:tcPr>
+            <w:tcW w:type="dxa" w:w="3022"/>
+          </w:tcPr>
+          <w:p>
+            <w:r>
+              <w:rPr>
+                <w:rFonts w:ascii="微软雅黑" w:hAnsi="微软雅黑" w:eastAsia="微软雅黑"/>
+                <w:sz w:val="20"/>
+              </w:rPr>
+              <w:t>深度学习</w:t>
+            </w:r>
+          </w:p>
+        </w:tc>
+        <w:tc>
+          <w:tcPr>
+            <w:tcW w:type="dxa" w:w="3022"/>
+          </w:tcPr>
+          <w:p>
+            <w:r>
+              <w:rPr>
+                <w:rFonts w:ascii="微软雅黑" w:hAnsi="微软雅黑" w:eastAsia="微软雅黑"/>
+                <w:sz w:val="20"/>
+              </w:rPr>
+              <w:t>TensorFlow (Keras)</w:t>
+            </w:r>
+          </w:p>
+        </w:tc>
+        <w:tc>
+          <w:tcPr>
+            <w:tcW w:type="dxa" w:w="3022"/>
+          </w:tcPr>
+          <w:p>
+            <w:r>
+              <w:rPr>
+                <w:rFonts w:ascii="微软雅黑" w:hAnsi="微软雅黑" w:eastAsia="微软雅黑"/>
+                <w:sz w:val="20"/>
+              </w:rPr>
+              <w:t>2.21</w:t>
+            </w:r>
+          </w:p>
+        </w:tc>
+      </w:tr>
+      <w:tr>
+        <w:tc>
+          <w:tcPr>
+            <w:tcW w:type="dxa" w:w="3022"/>
+          </w:tcPr>
+          <w:p>
+            <w:r>
+              <w:rPr>
+                <w:rFonts w:ascii="微软雅黑" w:hAnsi="微软雅黑" w:eastAsia="微软雅黑"/>
+                <w:sz w:val="20"/>
+              </w:rPr>
+              <w:t>数据处理</w:t>
+            </w:r>
+          </w:p>
+        </w:tc>
+        <w:tc>
+          <w:tcPr>
+            <w:tcW w:type="dxa" w:w="3022"/>
+          </w:tcPr>
+          <w:p>
+            <w:r>
+              <w:rPr>
+                <w:rFonts w:ascii="微软雅黑" w:hAnsi="微软雅黑" w:eastAsia="微软雅黑"/>
+                <w:sz w:val="20"/>
+              </w:rPr>
+              <w:t>pandas</w:t>
+            </w:r>
+          </w:p>
+        </w:tc>
+        <w:tc>
+          <w:tcPr>
+            <w:tcW w:type="dxa" w:w="3022"/>
+          </w:tcPr>
+          <w:p>
+            <w:r>
+              <w:rPr>
+                <w:rFonts w:ascii="微软雅黑" w:hAnsi="微软雅黑" w:eastAsia="微软雅黑"/>
+                <w:sz w:val="20"/>
+              </w:rPr>
+              <w:t>3.0</w:t>
+            </w:r>
+          </w:p>
+        </w:tc>
+      </w:tr>
+      <w:tr>
+        <w:tc>
+          <w:tcPr>
+            <w:tcW w:type="dxa" w:w="3022"/>
+          </w:tcPr>
+          <w:p>
+            <w:r>
+              <w:rPr>
+                <w:rFonts w:ascii="微软雅黑" w:hAnsi="微软雅黑" w:eastAsia="微软雅黑"/>
+                <w:sz w:val="20"/>
+              </w:rPr>
+              <w:t>机器学习</w:t>
+            </w:r>
+          </w:p>
+        </w:tc>
+        <w:tc>
+          <w:tcPr>
+            <w:tcW w:type="dxa" w:w="3022"/>
+          </w:tcPr>
+          <w:p>
+            <w:r>
+              <w:rPr>
+                <w:rFonts w:ascii="微软雅黑" w:hAnsi="微软雅黑" w:eastAsia="微软雅黑"/>
+                <w:sz w:val="20"/>
+              </w:rPr>
+              <w:t>scikit-learn</w:t>
+            </w:r>
+          </w:p>
+        </w:tc>
+        <w:tc>
+          <w:tcPr>
+            <w:tcW w:type="dxa" w:w="3022"/>
+          </w:tcPr>
+          <w:p>
+            <w:r>
+              <w:rPr>
+                <w:rFonts w:ascii="微软雅黑" w:hAnsi="微软雅黑" w:eastAsia="微软雅黑"/>
+                <w:sz w:val="20"/>
+              </w:rPr>
+              <w:t>1.6</w:t>
+            </w:r>
+          </w:p>
+        </w:tc>
+      </w:tr>
+      <w:tr>
+        <w:tc>
+          <w:tcPr>
+            <w:tcW w:type="dxa" w:w="3022"/>
+          </w:tcPr>
+          <w:p>
+            <w:r>
+              <w:rPr>
+                <w:rFonts w:ascii="微软雅黑" w:hAnsi="微软雅黑" w:eastAsia="微软雅黑"/>
+                <w:sz w:val="20"/>
+              </w:rPr>
+              <w:t>可视化</w:t>
+            </w:r>
+          </w:p>
+        </w:tc>
+        <w:tc>
+          <w:tcPr>
+            <w:tcW w:type="dxa" w:w="3022"/>
+          </w:tcPr>
+          <w:p>
+            <w:r>
+              <w:rPr>
+                <w:rFonts w:ascii="微软雅黑" w:hAnsi="微软雅黑" w:eastAsia="微软雅黑"/>
+                <w:sz w:val="20"/>
+              </w:rPr>
+              <w:t>matplotlib / seaborn</w:t>
+            </w:r>
+          </w:p>
+        </w:tc>
+        <w:tc>
+          <w:tcPr>
+            <w:tcW w:type="dxa" w:w="3022"/>
+          </w:tcPr>
+          <w:p>
+            <w:r>
+              <w:rPr>
+                <w:rFonts w:ascii="微软雅黑" w:hAnsi="微软雅黑" w:eastAsia="微软雅黑"/>
+                <w:sz w:val="20"/>
+              </w:rPr>
+              <w:t>3.10 / 0.13</w:t>
+            </w:r>
+          </w:p>
+        </w:tc>
+      </w:tr>
+      <w:tr>
+        <w:tc>
+          <w:tcPr>
+            <w:tcW w:type="dxa" w:w="3022"/>
+          </w:tcPr>
+          <w:p>
+            <w:r>
+              <w:rPr>
+                <w:rFonts w:ascii="微软雅黑" w:hAnsi="微软雅黑" w:eastAsia="微软雅黑"/>
+                <w:sz w:val="20"/>
+              </w:rPr>
+              <w:t>容器化</w:t>
+            </w:r>
+          </w:p>
+        </w:tc>
+        <w:tc>
+          <w:tcPr>
+            <w:tcW w:type="dxa" w:w="3022"/>
+          </w:tcPr>
+          <w:p>
+            <w:r>
+              <w:rPr>
+                <w:rFonts w:ascii="微软雅黑" w:hAnsi="微软雅黑" w:eastAsia="微软雅黑"/>
+                <w:sz w:val="20"/>
+              </w:rPr>
+              <w:t>Docker + Compose</w:t>
+            </w:r>
+          </w:p>
+        </w:tc>
+        <w:tc>
+          <w:tcPr>
+            <w:tcW w:type="dxa" w:w="3022"/>
+          </w:tcPr>
+          <w:p>
+            <w:r>
+              <w:rPr>
+                <w:rFonts w:ascii="微软雅黑" w:hAnsi="微软雅黑" w:eastAsia="微软雅黑"/>
+                <w:sz w:val="20"/>
+              </w:rPr>
+              <w:t>29.x / 2.x</w:t>
+            </w:r>
+          </w:p>
+        </w:tc>
+      </w:tr>
+      <w:tr>
+        <w:tc>
+          <w:tcPr>
+            <w:tcW w:type="dxa" w:w="3022"/>
+          </w:tcPr>
+          <w:p>
+            <w:r>
+              <w:rPr>
+                <w:rFonts w:ascii="微软雅黑" w:hAnsi="微软雅黑" w:eastAsia="微软雅黑"/>
+                <w:sz w:val="20"/>
+              </w:rPr>
+              <w:t>Web 服务器</w:t>
+            </w:r>
+          </w:p>
+        </w:tc>
+        <w:tc>
+          <w:tcPr>
+            <w:tcW w:type="dxa" w:w="3022"/>
+          </w:tcPr>
+          <w:p>
+            <w:r>
+              <w:rPr>
+                <w:rFonts w:ascii="微软雅黑" w:hAnsi="微软雅黑" w:eastAsia="微软雅黑"/>
+                <w:sz w:val="20"/>
+              </w:rPr>
+              <w:t>Nginx</w:t>
+            </w:r>
+          </w:p>
+        </w:tc>
+        <w:tc>
+          <w:tcPr>
+            <w:tcW w:type="dxa" w:w="3022"/>
+          </w:tcPr>
+          <w:p>
+            <w:r>
+              <w:rPr>
+                <w:rFonts w:ascii="微软雅黑" w:hAnsi="微软雅黑" w:eastAsia="微软雅黑"/>
+                <w:sz w:val="20"/>
+              </w:rPr>
+              <w:t>Alpine</w:t>
+            </w:r>
+          </w:p>
+        </w:tc>
+      </w:tr>
+    </w:tbl>
+    <w:p>
+      <w:pPr>
+        <w:spacing w:after="80"/>
+      </w:pPr>
+    </w:p>
+    <w:p>
+      <w:pPr>
+        <w:pStyle w:val="Heading1"/>
+      </w:pPr>
+      <w:r>
+        <w:t>附录 B：项目结构</w:t>
+      </w:r>
+    </w:p>
+    <w:p>
+      <w:pPr>
+        <w:spacing w:before="80" w:after="80"/>
+        <w:ind w:left="340"/>
         <w:shd w:val="clear" w:color="auto" w:fill="F0F0F0"/>
       </w:pPr>
       <w:r>
@@ -4343,57 +6380,56 @@
         </w:rPr>
         <w:t>Gas-System/</w:t>
         <w:br/>
-        <w:t>├── docker-compose.yml          Docker 编排配置</w:t>
+        <w:t>├── docker-compose.yml              # 三服务编排</w:t>
         <w:br/>
-        <w:t>├── 使用手册.md/docx            本使用手册</w:t>
+        <w:t>├── 使用手册.docx                    # 本文档</w:t>
         <w:br/>
-        <w:t>├── backend/                    后端代码目录</w:t>
+        <w:t>├── backend/</w:t>
         <w:br/>
-        <w:t>│   ├── app.py                  Flask 主程序 + 7 个 API 路由</w:t>
+        <w:t>│   ├── app.py                      # Flask 主程序 (7 个 API)</w:t>
         <w:br/>
-        <w:t>│   ├── models.py               数据库模型 (4 张表)</w:t>
+        <w:t>│   ├── models.py                   # ORM 模型 (4 表)</w:t>
         <w:br/>
-        <w:t>│   ├── predictor.py            VOCSPredictor 推理类</w:t>
+        <w:t>│   ├── predictor.py                # VOCSPredictor 推理封装</w:t>
         <w:br/>
-        <w:t>│   ├── alert.py                预警触发逻辑</w:t>
+        <w:t>│   ├── alert.py                    # 预警触发逻辑</w:t>
         <w:br/>
-        <w:t>│   ├── data_cleaner.py         数据清洗工具</w:t>
+        <w:t>│   ├── data_cleaner.py             # 数据清洗</w:t>
         <w:br/>
-        <w:t>│   ├── data_analysis.py        数据分析 + 特征工程</w:t>
+        <w:t>│   ├── data_analysis.py            # 数据分析 + 特征工程</w:t>
         <w:br/>
-        <w:t>│   ├── train_model.py          LSTM 模型训练 + 评估</w:t>
+        <w:t>│   ├── train_model.py              # LSTM 训练 + 评估</w:t>
         <w:br/>
-        <w:t>│   ├── generate_real_data.py   真实感数据生成器</w:t>
+        <w:t>│   ├── generate_real_data.py       # 数据生成器</w:t>
         <w:br/>
-        <w:t>│   ├── test_integration.py     集成测试 + 性能评估</w:t>
+        <w:t>│   ├── test_integration.py         # 集成测试</w:t>
         <w:br/>
-        <w:t>│   ├── Dockerfile              后端 Docker 镜像</w:t>
+        <w:t>│   ├── Dockerfile                  # 后端镜像</w:t>
         <w:br/>
-        <w:t>│   └── requirements.txt        Python 依赖清单</w:t>
+        <w:t>│   └── requirements.txt            # Python 依赖</w:t>
         <w:br/>
-        <w:t>├── frontend/                   前端代码目录</w:t>
+        <w:t>├── frontend/</w:t>
         <w:br/>
-        <w:t>│   ├── Dockerfile              前端 Docker 镜像</w:t>
+        <w:t>│   ├── Dockerfile                  # 前端镜像</w:t>
         <w:br/>
-        <w:t>│   ├── nginx.conf              Nginx 配置</w:t>
+        <w:t>│   ├── nginx.conf                  # Nginx 反向代理</w:t>
         <w:br/>
-        <w:t>│   ├── package.json            npm 依赖清单</w:t>
+        <w:t>│   ├── package.json                # npm 依赖</w:t>
         <w:br/>
         <w:t>│   └── src/</w:t>
         <w:br/>
-        <w:t>│       ├── views/DashboardView.vue   监控看板主页</w:t>
+        <w:t>│       ├── views/DashboardView.vue # 监控看板主页</w:t>
         <w:br/>
-        <w:t>│       ├── components/               图表/卡片/预警组件</w:t>
+        <w:t>│       ├── components/             # UI 组件</w:t>
         <w:br/>
-        <w:t>│       └── utils/api.js             API 接口封装</w:t>
+        <w:t>│       └── utils/api.js            # API 封装</w:t>
         <w:br/>
-        <w:t>└── docker-compose.yml          整体编排配置</w:t>
-        <w:br/>
+        <w:t>└── .gitignore</w:t>
       </w:r>
     </w:p>
     <w:sectPr>
       <w:pgSz w:w="12240" w:h="15840"/>
-      <w:pgMar w:top="1417" w:right="1417" w:bottom="1417" w:left="1417" w:header="720" w:footer="720" w:gutter="0"/>
+      <w:pgMar w:top="1417" w:right="1587" w:bottom="1417" w:left="1587" w:header="720" w:footer="720" w:gutter="0"/>
       <w:cols w:space="720"/>
       <w:docGrid w:linePitch="360"/>
     </w:sectPr>
@@ -4765,7 +6801,7 @@
     <w:qFormat/>
     <w:rsid w:val="00FC693F"/>
     <w:pPr>
-      <w:spacing w:line="360" w:lineRule="auto"/>
+      <w:spacing w:line="336" w:lineRule="auto"/>
     </w:pPr>
     <w:rPr>
       <w:rFonts w:ascii="微软雅黑" w:hAnsi="微软雅黑" w:eastAsia="微软雅黑"/>
@@ -4835,7 +6871,7 @@
       <w:b/>
       <w:bCs/>
       <w:color w:val="003366"/>
-      <w:sz w:val="36"/>
+      <w:sz w:val="32"/>
       <w:szCs w:val="28"/>
     </w:rPr>
   </w:style>
@@ -4851,15 +6887,15 @@
     <w:pPr>
       <w:keepNext/>
       <w:keepLines/>
-      <w:spacing w:before="200" w:after="0"/>
+      <w:spacing w:before="360" w:after="0"/>
       <w:outlineLvl w:val="1"/>
     </w:pPr>
     <w:rPr>
       <w:rFonts w:asciiTheme="majorHAnsi" w:eastAsiaTheme="majorEastAsia" w:hAnsiTheme="majorHAnsi" w:cstheme="majorBidi" w:ascii="微软雅黑" w:hAnsi="微软雅黑" w:eastAsia="微软雅黑"/>
       <w:b/>
       <w:bCs/>
-      <w:color w:val="00508C"/>
-      <w:sz w:val="28"/>
+      <w:color w:val="004682"/>
+      <w:sz w:val="26"/>
       <w:szCs w:val="26"/>
     </w:rPr>
   </w:style>
@@ -4882,8 +6918,8 @@
       <w:rFonts w:asciiTheme="majorHAnsi" w:eastAsiaTheme="majorEastAsia" w:hAnsiTheme="majorHAnsi" w:cstheme="majorBidi" w:ascii="微软雅黑" w:hAnsi="微软雅黑" w:eastAsia="微软雅黑"/>
       <w:b/>
       <w:bCs/>
-      <w:color w:val="3C3C3C"/>
-      <w:sz w:val="24"/>
+      <w:color w:val="323232"/>
+      <w:sz w:val="23"/>
     </w:rPr>
   </w:style>
   <w:style w:type="paragraph" w:styleId="Heading4">
